--- a/마클라오의 편지.docx
+++ b/마클라오의 편지.docx
@@ -1,6 +1,6 @@
 
 <file path=word/document.xml><?xml version="1.0" encoding="utf-8"?>
-<w:document xmlns:wpc="http://schemas.microsoft.com/office/word/2010/wordprocessingCanvas" xmlns:mc="http://schemas.openxmlformats.org/markup-compatibility/2006" xmlns:o="urn:schemas-microsoft-com:office:office" xmlns:r="http://schemas.openxmlformats.org/officeDocument/2006/relationships" xmlns:m="http://schemas.openxmlformats.org/officeDocument/2006/math" xmlns:v="urn:schemas-microsoft-com:vml" xmlns:wp14="http://schemas.microsoft.com/office/word/2010/wordprocessingDrawing" xmlns:wp="http://schemas.openxmlformats.org/drawingml/2006/wordprocessingDrawing" xmlns:w10="urn:schemas-microsoft-com:office:word" xmlns:w="http://schemas.openxmlformats.org/wordprocessingml/2006/main" xmlns:w14="http://schemas.microsoft.com/office/word/2010/wordml" xmlns:wpg="http://schemas.microsoft.com/office/word/2010/wordprocessingGroup" xmlns:wpi="http://schemas.microsoft.com/office/word/2010/wordprocessingInk" xmlns:wne="http://schemas.microsoft.com/office/word/2006/wordml" xmlns:wps="http://schemas.microsoft.com/office/word/2010/wordprocessingShape">
+<w:document xmlns:wpc="http://schemas.microsoft.com/office/word/2010/wordprocessingCanvas" xmlns:cx="http://schemas.microsoft.com/office/drawing/2014/chartex" xmlns:cx1="http://schemas.microsoft.com/office/drawing/2015/9/8/chartex" xmlns:cx2="http://schemas.microsoft.com/office/drawing/2015/10/21/chartex" xmlns:cx3="http://schemas.microsoft.com/office/drawing/2016/5/9/chartex" xmlns:cx4="http://schemas.microsoft.com/office/drawing/2016/5/10/chartex" xmlns:cx5="http://schemas.microsoft.com/office/drawing/2016/5/11/chartex" xmlns:cx6="http://schemas.microsoft.com/office/drawing/2016/5/12/chartex" xmlns:cx7="http://schemas.microsoft.com/office/drawing/2016/5/13/chartex" xmlns:cx8="http://schemas.microsoft.com/office/drawing/2016/5/14/chartex" xmlns:mc="http://schemas.openxmlformats.org/markup-compatibility/2006" xmlns:aink="http://schemas.microsoft.com/office/drawing/2016/ink" xmlns:am3d="http://schemas.microsoft.com/office/drawing/2017/model3d" xmlns:o="urn:schemas-microsoft-com:office:office" xmlns:oel="http://schemas.microsoft.com/office/2019/extlst" xmlns:r="http://schemas.openxmlformats.org/officeDocument/2006/relationships" xmlns:m="http://schemas.openxmlformats.org/officeDocument/2006/math" xmlns:v="urn:schemas-microsoft-com:vml" xmlns:wp14="http://schemas.microsoft.com/office/word/2010/wordprocessingDrawing" xmlns:wp="http://schemas.openxmlformats.org/drawingml/2006/wordprocessingDrawing" xmlns:w10="urn:schemas-microsoft-com:office:word" xmlns:w="http://schemas.openxmlformats.org/wordprocessingml/2006/main" xmlns:w14="http://schemas.microsoft.com/office/word/2010/wordml" xmlns:w15="http://schemas.microsoft.com/office/word/2012/wordml" xmlns:w16cex="http://schemas.microsoft.com/office/word/2018/wordml/cex" xmlns:w16cid="http://schemas.microsoft.com/office/word/2016/wordml/cid" xmlns:w16="http://schemas.microsoft.com/office/word/2018/wordml" xmlns:w16du="http://schemas.microsoft.com/office/word/2023/wordml/word16du" xmlns:w16sdtdh="http://schemas.microsoft.com/office/word/2020/wordml/sdtdatahash" xmlns:w16sdtfl="http://schemas.microsoft.com/office/word/2024/wordml/sdtformatlock" xmlns:w16se="http://schemas.microsoft.com/office/word/2015/wordml/symex" xmlns:wpg="http://schemas.microsoft.com/office/word/2010/wordprocessingGroup" xmlns:wpi="http://schemas.microsoft.com/office/word/2010/wordprocessingInk" xmlns:wne="http://schemas.microsoft.com/office/word/2006/wordml" xmlns:wps="http://schemas.microsoft.com/office/word/2010/wordprocessingShape" mc:Ignorable="w14 w15 w16se w16cid w16 w16cex w16sdtdh w16sdtfl w16du wp14">
   <w:body>
     <w:p>
       <w:r>
@@ -39,7 +39,7 @@
     </w:p>
     <w:tbl>
       <w:tblPr>
-        <w:tblStyle w:val="afffb"/>
+        <w:tblStyle w:val="a4"/>
         <w:tblW w:w="0" w:type="auto"/>
         <w:tblLook w:val="04A0" w:firstRow="1" w:lastRow="0" w:firstColumn="1" w:lastColumn="0" w:noHBand="0" w:noVBand="1"/>
       </w:tblPr>
@@ -51,7 +51,7 @@
       <w:tr>
         <w:tc>
           <w:tcPr>
-            <w:tcW w:w="3008" w:type="dxa"/>
+            <w:tcW w:w="3006" w:type="dxa"/>
           </w:tcPr>
           <w:p>
             <w:pPr>
@@ -72,7 +72,7 @@
         </w:tc>
         <w:tc>
           <w:tcPr>
-            <w:tcW w:w="3008" w:type="dxa"/>
+            <w:tcW w:w="3005" w:type="dxa"/>
           </w:tcPr>
           <w:p>
             <w:pPr>
@@ -93,7 +93,7 @@
         </w:tc>
         <w:tc>
           <w:tcPr>
-            <w:tcW w:w="3008" w:type="dxa"/>
+            <w:tcW w:w="3005" w:type="dxa"/>
           </w:tcPr>
           <w:p>
             <w:pPr>
@@ -116,7 +116,7 @@
       <w:tr>
         <w:tc>
           <w:tcPr>
-            <w:tcW w:w="3008" w:type="dxa"/>
+            <w:tcW w:w="3006" w:type="dxa"/>
           </w:tcPr>
           <w:p>
             <w:r>
@@ -129,7 +129,7 @@
         </w:tc>
         <w:tc>
           <w:tcPr>
-            <w:tcW w:w="3008" w:type="dxa"/>
+            <w:tcW w:w="3005" w:type="dxa"/>
           </w:tcPr>
           <w:p>
             <w:r>
@@ -142,14 +142,14 @@
         </w:tc>
         <w:tc>
           <w:tcPr>
-            <w:tcW w:w="3008" w:type="dxa"/>
-          </w:tcPr>
-          <w:p>
-            <w:r>
-              <w:rPr>
-                <w:rFonts w:hint="eastAsia"/>
-              </w:rPr>
-              <w:t>Q를 눌러 꺼내기</w:t>
+            <w:tcW w:w="3005" w:type="dxa"/>
+          </w:tcPr>
+          <w:p>
+            <w:r>
+              <w:rPr>
+                <w:rFonts w:hint="eastAsia"/>
+              </w:rPr>
+              <w:t>P</w:t>
             </w:r>
           </w:p>
         </w:tc>
@@ -157,7 +157,7 @@
       <w:tr>
         <w:tc>
           <w:tcPr>
-            <w:tcW w:w="3008" w:type="dxa"/>
+            <w:tcW w:w="3006" w:type="dxa"/>
           </w:tcPr>
           <w:p>
             <w:pPr>
@@ -178,7 +178,7 @@
         </w:tc>
         <w:tc>
           <w:tcPr>
-            <w:tcW w:w="3008" w:type="dxa"/>
+            <w:tcW w:w="3005" w:type="dxa"/>
           </w:tcPr>
           <w:p>
             <w:pPr>
@@ -199,22 +199,31 @@
         </w:tc>
         <w:tc>
           <w:tcPr>
-            <w:tcW w:w="3008" w:type="dxa"/>
-          </w:tcPr>
-          <w:p>
-            <w:pPr>
-              <w:rPr>
+            <w:tcW w:w="3005" w:type="dxa"/>
+          </w:tcPr>
+          <w:p>
+            <w:pPr>
+              <w:rPr>
+                <w:rFonts w:hint="eastAsia"/>
                 <w:b/>
                 <w:bCs/>
               </w:rPr>
             </w:pPr>
+            <w:r>
+              <w:rPr>
+                <w:rFonts w:hint="eastAsia"/>
+                <w:b/>
+                <w:bCs/>
+              </w:rPr>
+              <w:t>상호작용</w:t>
+            </w:r>
           </w:p>
         </w:tc>
       </w:tr>
       <w:tr>
         <w:tc>
           <w:tcPr>
-            <w:tcW w:w="3008" w:type="dxa"/>
+            <w:tcW w:w="3006" w:type="dxa"/>
           </w:tcPr>
           <w:p>
             <w:r>
@@ -227,7 +236,7 @@
         </w:tc>
         <w:tc>
           <w:tcPr>
-            <w:tcW w:w="3008" w:type="dxa"/>
+            <w:tcW w:w="3005" w:type="dxa"/>
           </w:tcPr>
           <w:p>
             <w:r>
@@ -240,16 +249,1234 @@
         </w:tc>
         <w:tc>
           <w:tcPr>
-            <w:tcW w:w="3008" w:type="dxa"/>
-          </w:tcPr>
+            <w:tcW w:w="3005" w:type="dxa"/>
+          </w:tcPr>
+          <w:p>
+            <w:r>
+              <w:rPr>
+                <w:rFonts w:hint="eastAsia"/>
+              </w:rPr>
+              <w:t>E</w:t>
+            </w:r>
+          </w:p>
+        </w:tc>
+      </w:tr>
+      <w:tr>
+        <w:tc>
+          <w:tcPr>
+            <w:tcW w:w="9016" w:type="dxa"/>
+            <w:gridSpan w:val="3"/>
+          </w:tcPr>
+          <w:p>
+            <w:r>
+              <w:rPr>
+                <w:rFonts w:hint="eastAsia"/>
+              </w:rPr>
+              <w:t>이동</w:t>
+            </w:r>
+          </w:p>
+        </w:tc>
+      </w:tr>
+      <w:tr>
+        <w:tc>
+          <w:tcPr>
+            <w:tcW w:w="9016" w:type="dxa"/>
+            <w:gridSpan w:val="3"/>
+          </w:tcPr>
+          <w:p>
+            <w:r>
+              <w:rPr>
+                <w:rFonts w:hint="eastAsia"/>
+              </w:rPr>
+              <w:t>입력에 따라서 앞뒤양옆으로 움직일 수 있으며, 이는 상대적이다.</w:t>
+            </w:r>
+          </w:p>
+          <w:p>
+            <w:pPr>
+              <w:rPr>
+                <w:rFonts w:hint="eastAsia"/>
+              </w:rPr>
+            </w:pPr>
+            <w:r>
+              <w:rPr>
+                <w:rFonts w:hint="eastAsia"/>
+              </w:rPr>
+              <w:t>(오른쪽을 바라보며 왼쪽키를 누르면 절대 좌표에서 앞으로 이동한다.)</w:t>
+            </w:r>
+          </w:p>
+          <w:p>
+            <w:pPr>
+              <w:rPr>
+                <w:rFonts w:hint="eastAsia"/>
+              </w:rPr>
+            </w:pPr>
+            <w:r>
+              <w:rPr>
+                <w:rFonts w:hint="eastAsia"/>
+              </w:rPr>
+              <w:t xml:space="preserve">Space버튼을 눌러서 점프가 가능하도록 한다. </w:t>
+            </w:r>
+          </w:p>
+          <w:p>
+            <w:pPr>
+              <w:rPr>
+                <w:rFonts w:hint="eastAsia"/>
+              </w:rPr>
+            </w:pPr>
+            <w:r>
+              <w:rPr>
+                <w:rFonts w:hint="eastAsia"/>
+              </w:rPr>
+              <w:t xml:space="preserve">Q를 눌러서 휴대폰을 켰을 때도 이동은 가능하다. </w:t>
+            </w:r>
+          </w:p>
+        </w:tc>
+      </w:tr>
+      <w:tr>
+        <w:tc>
+          <w:tcPr>
+            <w:tcW w:w="9016" w:type="dxa"/>
+            <w:gridSpan w:val="3"/>
+          </w:tcPr>
+          <w:p>
+            <w:r>
+              <w:rPr>
+                <w:rFonts w:hint="eastAsia"/>
+              </w:rPr>
+              <w:t>회전 + 선택/확대</w:t>
+            </w:r>
+          </w:p>
+        </w:tc>
+      </w:tr>
+      <w:tr>
+        <w:tc>
+          <w:tcPr>
+            <w:tcW w:w="9016" w:type="dxa"/>
+            <w:gridSpan w:val="3"/>
+          </w:tcPr>
+          <w:p>
+            <w:r>
+              <w:rPr>
+                <w:rFonts w:hint="eastAsia"/>
+              </w:rPr>
+              <w:t>마우스를 눌러서 화면을 회전시킬 수 있다.</w:t>
+            </w:r>
+          </w:p>
+          <w:p>
+            <w:r>
+              <w:rPr>
+                <w:rFonts w:hint="eastAsia"/>
+              </w:rPr>
+              <w:t>(시야각을 고정한다. 위로 90도, 아래로 90도 이상 움직일 수 없다.)</w:t>
+            </w:r>
+          </w:p>
           <w:p/>
+          <w:p>
+            <w:r>
+              <w:rPr>
+                <w:rFonts w:hint="eastAsia"/>
+              </w:rPr>
+              <w:t>P를 눌러서 휴대폰을 켠 상태에서 화면 회전은 진행되지 않는다.</w:t>
+            </w:r>
+          </w:p>
+          <w:p>
+            <w:r>
+              <w:rPr>
+                <w:rFonts w:hint="eastAsia"/>
+              </w:rPr>
+              <w:t xml:space="preserve">옵션에서 화면의 회전 속도를 결정할 수 있다. </w:t>
+            </w:r>
+          </w:p>
+          <w:p/>
+          <w:p>
+            <w:r>
+              <w:rPr>
+                <w:rFonts w:hint="eastAsia"/>
+              </w:rPr>
+              <w:t xml:space="preserve">선택의 경우에는 물체를 조작하는데 사용한다. </w:t>
+            </w:r>
+          </w:p>
+          <w:p>
+            <w:r>
+              <w:rPr>
+                <w:rFonts w:hint="eastAsia"/>
+              </w:rPr>
+              <w:t>플레이어 카메라를 기준으로 Ray를 투사하여 Interact가능한 물체에만 작동하도록 한다.</w:t>
+            </w:r>
+          </w:p>
+          <w:p/>
+          <w:p>
+            <w:r>
+              <w:rPr>
+                <w:rFonts w:hint="eastAsia"/>
+              </w:rPr>
+              <w:t>확대의 경우에는 캐릭터기준의 카메라의 FOV(시야각)을 조절한다.</w:t>
+            </w:r>
+          </w:p>
+          <w:p>
+            <w:r>
+              <w:rPr>
+                <w:rFonts w:hint="eastAsia"/>
+              </w:rPr>
+              <w:t xml:space="preserve">멀리보거나 가까이 있는 것을 확대할 때 사용한다. </w:t>
+            </w:r>
+          </w:p>
+          <w:p/>
+        </w:tc>
+      </w:tr>
+      <w:tr>
+        <w:tc>
+          <w:tcPr>
+            <w:tcW w:w="9016" w:type="dxa"/>
+            <w:gridSpan w:val="3"/>
+          </w:tcPr>
+          <w:p>
+            <w:r>
+              <w:rPr>
+                <w:rFonts w:hint="eastAsia"/>
+              </w:rPr>
+              <w:t>추가 조작(휴대폰)</w:t>
+            </w:r>
+          </w:p>
+        </w:tc>
+      </w:tr>
+      <w:tr>
+        <w:tc>
+          <w:tcPr>
+            <w:tcW w:w="9016" w:type="dxa"/>
+            <w:gridSpan w:val="3"/>
+          </w:tcPr>
+          <w:p>
+            <w:r>
+              <w:rPr>
+                <w:rFonts w:hint="eastAsia"/>
+              </w:rPr>
+              <w:t xml:space="preserve">다음의 3기능으로 구현된다. </w:t>
+            </w:r>
+          </w:p>
+          <w:p>
+            <w:r>
+              <w:rPr>
+                <w:rFonts w:hint="eastAsia"/>
+              </w:rPr>
+              <w:t>1. 전화</w:t>
+            </w:r>
+          </w:p>
+          <w:p>
+            <w:r>
+              <w:rPr>
+                <w:rFonts w:hint="eastAsia"/>
+              </w:rPr>
+              <w:t>: 게임 진행에 있어서 필요하며</w:t>
+            </w:r>
+            <w:r>
+              <w:rPr>
+                <w:rFonts w:hint="eastAsia"/>
+              </w:rPr>
+              <w:t xml:space="preserve"> </w:t>
+            </w:r>
+            <w:r>
+              <w:rPr>
+                <w:rFonts w:hint="eastAsia"/>
+              </w:rPr>
+              <w:t>휴대폰 선택이 비활성상태가 된다.</w:t>
+            </w:r>
+          </w:p>
+          <w:p>
+            <w:pPr>
+              <w:rPr>
+                <w:rFonts w:hint="eastAsia"/>
+              </w:rPr>
+            </w:pPr>
+            <w:r>
+              <w:rPr>
+                <w:rFonts w:hint="eastAsia"/>
+              </w:rPr>
+              <w:lastRenderedPageBreak/>
+              <w:t xml:space="preserve">: 마우스 포인터가 생기면서 조작이 가능해진다. </w:t>
+            </w:r>
+          </w:p>
+          <w:p/>
+          <w:p>
+            <w:r>
+              <w:rPr>
+                <w:rFonts w:hint="eastAsia"/>
+              </w:rPr>
+              <w:t>2. 플래시</w:t>
+            </w:r>
+          </w:p>
+          <w:p>
+            <w:r>
+              <w:rPr>
+                <w:rFonts w:hint="eastAsia"/>
+              </w:rPr>
+              <w:t>: 게임 캐릭터를 기준으로 전방에 빛을 투사한다. (SpotLight)</w:t>
+            </w:r>
+          </w:p>
+          <w:p/>
+          <w:p>
+            <w:r>
+              <w:rPr>
+                <w:rFonts w:hint="eastAsia"/>
+              </w:rPr>
+              <w:t>3. 설명</w:t>
+            </w:r>
+          </w:p>
+          <w:p>
+            <w:r>
+              <w:rPr>
+                <w:rFonts w:hint="eastAsia"/>
+              </w:rPr>
+              <w:t>: 게임 플레이에 필요한 설명이나 조작법을 설명한다.</w:t>
+            </w:r>
+          </w:p>
+          <w:p>
+            <w:pPr>
+              <w:rPr>
+                <w:rFonts w:hint="eastAsia"/>
+              </w:rPr>
+            </w:pPr>
+            <w:r>
+              <w:rPr>
+                <w:rFonts w:hint="eastAsia"/>
+              </w:rPr>
+              <w:t xml:space="preserve">: 이후 먹게 되는 문서들도 확인이 가능하다. </w:t>
+            </w:r>
+          </w:p>
+          <w:p>
+            <w:pPr>
+              <w:rPr>
+                <w:rFonts w:hint="eastAsia"/>
+              </w:rPr>
+            </w:pPr>
+          </w:p>
+          <w:p>
+            <w:r>
+              <w:rPr>
+                <w:rFonts w:hint="eastAsia"/>
+              </w:rPr>
+              <w:t>4.</w:t>
+            </w:r>
+            <w:r>
+              <w:rPr>
+                <w:rFonts w:hint="eastAsia"/>
+              </w:rPr>
+              <w:t xml:space="preserve"> 옵션</w:t>
+            </w:r>
+          </w:p>
+          <w:p>
+            <w:pPr>
+              <w:rPr>
+                <w:rFonts w:hint="eastAsia"/>
+              </w:rPr>
+            </w:pPr>
+            <w:r>
+              <w:rPr>
+                <w:rFonts w:hint="eastAsia"/>
+              </w:rPr>
+              <w:t>화면의 회전 속도, 소리, 시야각을 스크롤바를 이용하여 조작한다.</w:t>
+            </w:r>
+          </w:p>
+        </w:tc>
+      </w:tr>
+    </w:tbl>
+    <w:p>
+      <w:r>
+        <w:rPr>
+          <w:rFonts w:hint="eastAsia"/>
+        </w:rPr>
+        <w:lastRenderedPageBreak/>
+        <w:t>3-2. 화면 구성</w:t>
+      </w:r>
+    </w:p>
+    <w:tbl>
+      <w:tblPr>
+        <w:tblStyle w:val="a4"/>
+        <w:tblW w:w="9096" w:type="dxa"/>
+        <w:tblLook w:val="04A0" w:firstRow="1" w:lastRow="0" w:firstColumn="1" w:lastColumn="0" w:noHBand="0" w:noVBand="1"/>
+      </w:tblPr>
+      <w:tblGrid>
+        <w:gridCol w:w="3036"/>
+        <w:gridCol w:w="78"/>
+        <w:gridCol w:w="1394"/>
+        <w:gridCol w:w="1571"/>
+        <w:gridCol w:w="2937"/>
+        <w:gridCol w:w="74"/>
+        <w:gridCol w:w="6"/>
+      </w:tblGrid>
+      <w:tr>
+        <w:tc>
+          <w:tcPr>
+            <w:tcW w:w="9096" w:type="dxa"/>
+            <w:gridSpan w:val="7"/>
+          </w:tcPr>
+          <w:p>
+            <w:r>
+              <w:rPr>
+                <w:rFonts w:hint="eastAsia"/>
+              </w:rPr>
+              <w:t>기본 화면</w:t>
+            </w:r>
+          </w:p>
+        </w:tc>
+      </w:tr>
+      <w:tr>
+        <w:tc>
+          <w:tcPr>
+            <w:tcW w:w="9096" w:type="dxa"/>
+            <w:gridSpan w:val="7"/>
+          </w:tcPr>
+          <w:p>
+            <w:r>
+              <w:rPr>
+                <w:noProof/>
+              </w:rPr>
+              <w:drawing>
+                <wp:inline distT="0" distB="0" distL="0" distR="0" wp14:anchorId="398D755E" wp14:editId="77EC2B60">
+                  <wp:extent cx="4198288" cy="2370315"/>
+                  <wp:effectExtent l="0" t="0" r="0" b="0"/>
+                  <wp:docPr id="449703257" name="그림 1"/>
+                  <wp:cNvGraphicFramePr>
+                    <a:graphicFrameLocks xmlns:a="http://schemas.openxmlformats.org/drawingml/2006/main" noChangeAspect="1"/>
+                  </wp:cNvGraphicFramePr>
+                  <a:graphic xmlns:a="http://schemas.openxmlformats.org/drawingml/2006/main">
+                    <a:graphicData uri="http://schemas.openxmlformats.org/drawingml/2006/picture">
+                      <pic:pic xmlns:pic="http://schemas.openxmlformats.org/drawingml/2006/picture">
+                        <pic:nvPicPr>
+                          <pic:cNvPr id="449703257" name="그림 449703257"/>
+                          <pic:cNvPicPr/>
+                        </pic:nvPicPr>
+                        <pic:blipFill>
+                          <a:blip r:embed="rId5" cstate="print">
+                            <a:extLst>
+                              <a:ext uri="{28A0092B-C50C-407E-A947-70E740481C1C}">
+                                <a14:useLocalDpi xmlns:a14="http://schemas.microsoft.com/office/drawing/2010/main" val="0"/>
+                              </a:ext>
+                            </a:extLst>
+                          </a:blip>
+                          <a:stretch>
+                            <a:fillRect/>
+                          </a:stretch>
+                        </pic:blipFill>
+                        <pic:spPr>
+                          <a:xfrm>
+                            <a:off x="0" y="0"/>
+                            <a:ext cx="4256014" cy="2402907"/>
+                          </a:xfrm>
+                          <a:prstGeom prst="rect">
+                            <a:avLst/>
+                          </a:prstGeom>
+                        </pic:spPr>
+                      </pic:pic>
+                    </a:graphicData>
+                  </a:graphic>
+                </wp:inline>
+              </w:drawing>
+            </w:r>
+          </w:p>
+        </w:tc>
+      </w:tr>
+      <w:tr>
+        <w:trPr>
+          <w:gridAfter w:val="1"/>
+          <w:wAfter w:w="6" w:type="dxa"/>
+        </w:trPr>
+        <w:tc>
+          <w:tcPr>
+            <w:tcW w:w="9090" w:type="dxa"/>
+            <w:gridSpan w:val="6"/>
+          </w:tcPr>
+          <w:p>
+            <w:pPr>
+              <w:jc w:val="center"/>
+            </w:pPr>
+            <w:r>
+              <w:rPr>
+                <w:rFonts w:hint="eastAsia"/>
+              </w:rPr>
+              <w:t>전화 클릭</w:t>
+            </w:r>
+          </w:p>
+        </w:tc>
+      </w:tr>
+      <w:tr>
+        <w:trPr>
+          <w:gridAfter w:val="1"/>
+          <w:wAfter w:w="6" w:type="dxa"/>
+        </w:trPr>
+        <w:tc>
+          <w:tcPr>
+            <w:tcW w:w="3114" w:type="dxa"/>
+            <w:gridSpan w:val="2"/>
+          </w:tcPr>
+          <w:p>
+            <w:pPr>
+              <w:jc w:val="center"/>
+              <w:rPr>
+                <w:rFonts w:hint="eastAsia"/>
+              </w:rPr>
+            </w:pPr>
+            <w:r>
+              <w:rPr>
+                <w:rFonts w:hint="eastAsia"/>
+              </w:rPr>
+              <w:t>클릭</w:t>
+            </w:r>
+          </w:p>
+        </w:tc>
+        <w:tc>
+          <w:tcPr>
+            <w:tcW w:w="2965" w:type="dxa"/>
+            <w:gridSpan w:val="2"/>
+          </w:tcPr>
+          <w:p>
+            <w:pPr>
+              <w:jc w:val="center"/>
+              <w:rPr>
+                <w:rFonts w:hint="eastAsia"/>
+              </w:rPr>
+            </w:pPr>
+            <w:r>
+              <w:rPr>
+                <w:rFonts w:hint="eastAsia"/>
+              </w:rPr>
+              <w:t>실패</w:t>
+            </w:r>
+          </w:p>
+        </w:tc>
+        <w:tc>
+          <w:tcPr>
+            <w:tcW w:w="3011" w:type="dxa"/>
+            <w:gridSpan w:val="2"/>
+          </w:tcPr>
+          <w:p>
+            <w:pPr>
+              <w:jc w:val="center"/>
+              <w:rPr>
+                <w:rFonts w:hint="eastAsia"/>
+              </w:rPr>
+            </w:pPr>
+            <w:r>
+              <w:rPr>
+                <w:rFonts w:hint="eastAsia"/>
+              </w:rPr>
+              <w:t>성공</w:t>
+            </w:r>
+          </w:p>
+        </w:tc>
+      </w:tr>
+      <w:tr>
+        <w:trPr>
+          <w:gridAfter w:val="1"/>
+          <w:wAfter w:w="6" w:type="dxa"/>
+        </w:trPr>
+        <w:tc>
+          <w:tcPr>
+            <w:tcW w:w="3036" w:type="dxa"/>
+          </w:tcPr>
+          <w:p>
+            <w:pPr>
+              <w:jc w:val="center"/>
+              <w:rPr>
+                <w:rFonts w:hint="eastAsia"/>
+              </w:rPr>
+            </w:pPr>
+            <w:r>
+              <w:rPr>
+                <w:noProof/>
+              </w:rPr>
+              <w:drawing>
+                <wp:inline distT="0" distB="0" distL="0" distR="0" wp14:anchorId="58F63FF4" wp14:editId="050BD8CC">
+                  <wp:extent cx="1781445" cy="2482850"/>
+                  <wp:effectExtent l="0" t="0" r="9525" b="0"/>
+                  <wp:docPr id="1902371477" name="그림 2"/>
+                  <wp:cNvGraphicFramePr>
+                    <a:graphicFrameLocks xmlns:a="http://schemas.openxmlformats.org/drawingml/2006/main" noChangeAspect="1"/>
+                  </wp:cNvGraphicFramePr>
+                  <a:graphic xmlns:a="http://schemas.openxmlformats.org/drawingml/2006/main">
+                    <a:graphicData uri="http://schemas.openxmlformats.org/drawingml/2006/picture">
+                      <pic:pic xmlns:pic="http://schemas.openxmlformats.org/drawingml/2006/picture">
+                        <pic:nvPicPr>
+                          <pic:cNvPr id="0" name="Picture 1"/>
+                          <pic:cNvPicPr>
+                            <a:picLocks noChangeAspect="1" noChangeArrowheads="1"/>
+                          </pic:cNvPicPr>
+                        </pic:nvPicPr>
+                        <pic:blipFill>
+                          <a:blip r:embed="rId6" cstate="print">
+                            <a:extLst>
+                              <a:ext uri="{28A0092B-C50C-407E-A947-70E740481C1C}">
+                                <a14:useLocalDpi xmlns:a14="http://schemas.microsoft.com/office/drawing/2010/main" val="0"/>
+                              </a:ext>
+                            </a:extLst>
+                          </a:blip>
+                          <a:srcRect/>
+                          <a:stretch>
+                            <a:fillRect/>
+                          </a:stretch>
+                        </pic:blipFill>
+                        <pic:spPr bwMode="auto">
+                          <a:xfrm>
+                            <a:off x="0" y="0"/>
+                            <a:ext cx="1799123" cy="2507488"/>
+                          </a:xfrm>
+                          <a:prstGeom prst="rect">
+                            <a:avLst/>
+                          </a:prstGeom>
+                          <a:noFill/>
+                          <a:ln>
+                            <a:noFill/>
+                          </a:ln>
+                        </pic:spPr>
+                      </pic:pic>
+                    </a:graphicData>
+                  </a:graphic>
+                </wp:inline>
+              </w:drawing>
+            </w:r>
+          </w:p>
+        </w:tc>
+        <w:tc>
+          <w:tcPr>
+            <w:tcW w:w="3043" w:type="dxa"/>
+            <w:gridSpan w:val="3"/>
+          </w:tcPr>
+          <w:p>
+            <w:pPr>
+              <w:jc w:val="center"/>
+              <w:rPr>
+                <w:rFonts w:hint="eastAsia"/>
+              </w:rPr>
+            </w:pPr>
+            <w:r>
+              <w:rPr>
+                <w:rFonts w:hint="eastAsia"/>
+                <w:noProof/>
+              </w:rPr>
+              <w:drawing>
+                <wp:inline distT="0" distB="0" distL="0" distR="0" wp14:anchorId="36FD63D9" wp14:editId="14C22AAF">
+                  <wp:extent cx="1795114" cy="2501900"/>
+                  <wp:effectExtent l="0" t="0" r="0" b="0"/>
+                  <wp:docPr id="1279428062" name="그림 3"/>
+                  <wp:cNvGraphicFramePr>
+                    <a:graphicFrameLocks xmlns:a="http://schemas.openxmlformats.org/drawingml/2006/main" noChangeAspect="1"/>
+                  </wp:cNvGraphicFramePr>
+                  <a:graphic xmlns:a="http://schemas.openxmlformats.org/drawingml/2006/main">
+                    <a:graphicData uri="http://schemas.openxmlformats.org/drawingml/2006/picture">
+                      <pic:pic xmlns:pic="http://schemas.openxmlformats.org/drawingml/2006/picture">
+                        <pic:nvPicPr>
+                          <pic:cNvPr id="0" name="Picture 2"/>
+                          <pic:cNvPicPr>
+                            <a:picLocks noChangeAspect="1" noChangeArrowheads="1"/>
+                          </pic:cNvPicPr>
+                        </pic:nvPicPr>
+                        <pic:blipFill>
+                          <a:blip r:embed="rId7" cstate="print">
+                            <a:extLst>
+                              <a:ext uri="{28A0092B-C50C-407E-A947-70E740481C1C}">
+                                <a14:useLocalDpi xmlns:a14="http://schemas.microsoft.com/office/drawing/2010/main" val="0"/>
+                              </a:ext>
+                            </a:extLst>
+                          </a:blip>
+                          <a:srcRect/>
+                          <a:stretch>
+                            <a:fillRect/>
+                          </a:stretch>
+                        </pic:blipFill>
+                        <pic:spPr bwMode="auto">
+                          <a:xfrm>
+                            <a:off x="0" y="0"/>
+                            <a:ext cx="1820796" cy="2537693"/>
+                          </a:xfrm>
+                          <a:prstGeom prst="rect">
+                            <a:avLst/>
+                          </a:prstGeom>
+                          <a:noFill/>
+                          <a:ln>
+                            <a:noFill/>
+                          </a:ln>
+                        </pic:spPr>
+                      </pic:pic>
+                    </a:graphicData>
+                  </a:graphic>
+                </wp:inline>
+              </w:drawing>
+            </w:r>
+          </w:p>
+        </w:tc>
+        <w:tc>
+          <w:tcPr>
+            <w:tcW w:w="3011" w:type="dxa"/>
+            <w:gridSpan w:val="2"/>
+          </w:tcPr>
+          <w:p>
+            <w:pPr>
+              <w:jc w:val="center"/>
+              <w:rPr>
+                <w:rFonts w:hint="eastAsia"/>
+              </w:rPr>
+            </w:pPr>
+            <w:r>
+              <w:rPr>
+                <w:rFonts w:hint="eastAsia"/>
+                <w:noProof/>
+              </w:rPr>
+              <w:drawing>
+                <wp:inline distT="0" distB="0" distL="0" distR="0" wp14:anchorId="4056FCE0" wp14:editId="011B70C7">
+                  <wp:extent cx="1775238" cy="2482850"/>
+                  <wp:effectExtent l="0" t="0" r="0" b="0"/>
+                  <wp:docPr id="1361289553" name="그림 4"/>
+                  <wp:cNvGraphicFramePr>
+                    <a:graphicFrameLocks xmlns:a="http://schemas.openxmlformats.org/drawingml/2006/main" noChangeAspect="1"/>
+                  </wp:cNvGraphicFramePr>
+                  <a:graphic xmlns:a="http://schemas.openxmlformats.org/drawingml/2006/main">
+                    <a:graphicData uri="http://schemas.openxmlformats.org/drawingml/2006/picture">
+                      <pic:pic xmlns:pic="http://schemas.openxmlformats.org/drawingml/2006/picture">
+                        <pic:nvPicPr>
+                          <pic:cNvPr id="0" name="Picture 3"/>
+                          <pic:cNvPicPr>
+                            <a:picLocks noChangeAspect="1" noChangeArrowheads="1"/>
+                          </pic:cNvPicPr>
+                        </pic:nvPicPr>
+                        <pic:blipFill>
+                          <a:blip r:embed="rId8" cstate="print">
+                            <a:extLst>
+                              <a:ext uri="{28A0092B-C50C-407E-A947-70E740481C1C}">
+                                <a14:useLocalDpi xmlns:a14="http://schemas.microsoft.com/office/drawing/2010/main" val="0"/>
+                              </a:ext>
+                            </a:extLst>
+                          </a:blip>
+                          <a:srcRect/>
+                          <a:stretch>
+                            <a:fillRect/>
+                          </a:stretch>
+                        </pic:blipFill>
+                        <pic:spPr bwMode="auto">
+                          <a:xfrm>
+                            <a:off x="0" y="0"/>
+                            <a:ext cx="1778643" cy="2487612"/>
+                          </a:xfrm>
+                          <a:prstGeom prst="rect">
+                            <a:avLst/>
+                          </a:prstGeom>
+                          <a:noFill/>
+                          <a:ln>
+                            <a:noFill/>
+                          </a:ln>
+                        </pic:spPr>
+                      </pic:pic>
+                    </a:graphicData>
+                  </a:graphic>
+                </wp:inline>
+              </w:drawing>
+            </w:r>
+          </w:p>
+        </w:tc>
+      </w:tr>
+      <w:tr>
+        <w:trPr>
+          <w:gridAfter w:val="2"/>
+          <w:wAfter w:w="80" w:type="dxa"/>
+        </w:trPr>
+        <w:tc>
+          <w:tcPr>
+            <w:tcW w:w="4508" w:type="dxa"/>
+            <w:gridSpan w:val="3"/>
+          </w:tcPr>
+          <w:p>
+            <w:pPr>
+              <w:rPr>
+                <w:rFonts w:hint="eastAsia"/>
+              </w:rPr>
+            </w:pPr>
+            <w:r>
+              <w:rPr>
+                <w:rFonts w:hint="eastAsia"/>
+              </w:rPr>
+              <w:t>손전등 OFF</w:t>
+            </w:r>
+          </w:p>
+        </w:tc>
+        <w:tc>
+          <w:tcPr>
+            <w:tcW w:w="4508" w:type="dxa"/>
+            <w:gridSpan w:val="2"/>
+          </w:tcPr>
+          <w:p>
+            <w:pPr>
+              <w:rPr>
+                <w:rFonts w:hint="eastAsia"/>
+              </w:rPr>
+            </w:pPr>
+            <w:r>
+              <w:rPr>
+                <w:rFonts w:hint="eastAsia"/>
+              </w:rPr>
+              <w:t>손전등 ON</w:t>
+            </w:r>
+          </w:p>
+        </w:tc>
+      </w:tr>
+      <w:tr>
+        <w:trPr>
+          <w:gridAfter w:val="2"/>
+          <w:wAfter w:w="80" w:type="dxa"/>
+        </w:trPr>
+        <w:tc>
+          <w:tcPr>
+            <w:tcW w:w="4508" w:type="dxa"/>
+            <w:gridSpan w:val="3"/>
+          </w:tcPr>
+          <w:p>
+            <w:pPr>
+              <w:jc w:val="center"/>
+            </w:pPr>
+            <w:r>
+              <w:rPr>
+                <w:noProof/>
+              </w:rPr>
+              <w:lastRenderedPageBreak/>
+              <w:drawing>
+                <wp:inline distT="0" distB="0" distL="0" distR="0" wp14:anchorId="0CC07750" wp14:editId="0DEE1154">
+                  <wp:extent cx="1780871" cy="2480922"/>
+                  <wp:effectExtent l="0" t="0" r="0" b="0"/>
+                  <wp:docPr id="766064231" name="그림 6"/>
+                  <wp:cNvGraphicFramePr>
+                    <a:graphicFrameLocks xmlns:a="http://schemas.openxmlformats.org/drawingml/2006/main" noChangeAspect="1"/>
+                  </wp:cNvGraphicFramePr>
+                  <a:graphic xmlns:a="http://schemas.openxmlformats.org/drawingml/2006/main">
+                    <a:graphicData uri="http://schemas.openxmlformats.org/drawingml/2006/picture">
+                      <pic:pic xmlns:pic="http://schemas.openxmlformats.org/drawingml/2006/picture">
+                        <pic:nvPicPr>
+                          <pic:cNvPr id="0" name="Picture 5"/>
+                          <pic:cNvPicPr>
+                            <a:picLocks noChangeAspect="1" noChangeArrowheads="1"/>
+                          </pic:cNvPicPr>
+                        </pic:nvPicPr>
+                        <pic:blipFill>
+                          <a:blip r:embed="rId9" cstate="print">
+                            <a:extLst>
+                              <a:ext uri="{28A0092B-C50C-407E-A947-70E740481C1C}">
+                                <a14:useLocalDpi xmlns:a14="http://schemas.microsoft.com/office/drawing/2010/main" val="0"/>
+                              </a:ext>
+                            </a:extLst>
+                          </a:blip>
+                          <a:srcRect/>
+                          <a:stretch>
+                            <a:fillRect/>
+                          </a:stretch>
+                        </pic:blipFill>
+                        <pic:spPr bwMode="auto">
+                          <a:xfrm>
+                            <a:off x="0" y="0"/>
+                            <a:ext cx="1801527" cy="2509697"/>
+                          </a:xfrm>
+                          <a:prstGeom prst="rect">
+                            <a:avLst/>
+                          </a:prstGeom>
+                          <a:noFill/>
+                          <a:ln>
+                            <a:noFill/>
+                          </a:ln>
+                        </pic:spPr>
+                      </pic:pic>
+                    </a:graphicData>
+                  </a:graphic>
+                </wp:inline>
+              </w:drawing>
+            </w:r>
+          </w:p>
+        </w:tc>
+        <w:tc>
+          <w:tcPr>
+            <w:tcW w:w="4508" w:type="dxa"/>
+            <w:gridSpan w:val="2"/>
+          </w:tcPr>
+          <w:p>
+            <w:pPr>
+              <w:jc w:val="center"/>
+            </w:pPr>
+            <w:r>
+              <w:rPr>
+                <w:noProof/>
+              </w:rPr>
+              <w:drawing>
+                <wp:inline distT="0" distB="0" distL="0" distR="0" wp14:anchorId="3FB6D122" wp14:editId="68AE9DF1">
+                  <wp:extent cx="1772312" cy="2468996"/>
+                  <wp:effectExtent l="0" t="0" r="0" b="7620"/>
+                  <wp:docPr id="1566062703" name="그림 5"/>
+                  <wp:cNvGraphicFramePr>
+                    <a:graphicFrameLocks xmlns:a="http://schemas.openxmlformats.org/drawingml/2006/main" noChangeAspect="1"/>
+                  </wp:cNvGraphicFramePr>
+                  <a:graphic xmlns:a="http://schemas.openxmlformats.org/drawingml/2006/main">
+                    <a:graphicData uri="http://schemas.openxmlformats.org/drawingml/2006/picture">
+                      <pic:pic xmlns:pic="http://schemas.openxmlformats.org/drawingml/2006/picture">
+                        <pic:nvPicPr>
+                          <pic:cNvPr id="0" name="Picture 4"/>
+                          <pic:cNvPicPr>
+                            <a:picLocks noChangeAspect="1" noChangeArrowheads="1"/>
+                          </pic:cNvPicPr>
+                        </pic:nvPicPr>
+                        <pic:blipFill>
+                          <a:blip r:embed="rId10" cstate="print">
+                            <a:extLst>
+                              <a:ext uri="{28A0092B-C50C-407E-A947-70E740481C1C}">
+                                <a14:useLocalDpi xmlns:a14="http://schemas.microsoft.com/office/drawing/2010/main" val="0"/>
+                              </a:ext>
+                            </a:extLst>
+                          </a:blip>
+                          <a:srcRect/>
+                          <a:stretch>
+                            <a:fillRect/>
+                          </a:stretch>
+                        </pic:blipFill>
+                        <pic:spPr bwMode="auto">
+                          <a:xfrm>
+                            <a:off x="0" y="0"/>
+                            <a:ext cx="1796589" cy="2502816"/>
+                          </a:xfrm>
+                          <a:prstGeom prst="rect">
+                            <a:avLst/>
+                          </a:prstGeom>
+                          <a:noFill/>
+                          <a:ln>
+                            <a:noFill/>
+                          </a:ln>
+                        </pic:spPr>
+                      </pic:pic>
+                    </a:graphicData>
+                  </a:graphic>
+                </wp:inline>
+              </w:drawing>
+            </w:r>
+          </w:p>
+        </w:tc>
+      </w:tr>
+    </w:tbl>
+    <w:p>
+      <w:pPr>
+        <w:rPr>
+          <w:rFonts w:hint="eastAsia"/>
+        </w:rPr>
+      </w:pPr>
+    </w:p>
+    <w:tbl>
+      <w:tblPr>
+        <w:tblStyle w:val="a4"/>
+        <w:tblW w:w="9067" w:type="dxa"/>
+        <w:tblLook w:val="04A0" w:firstRow="1" w:lastRow="0" w:firstColumn="1" w:lastColumn="0" w:noHBand="0" w:noVBand="1"/>
+      </w:tblPr>
+      <w:tblGrid>
+        <w:gridCol w:w="4390"/>
+        <w:gridCol w:w="4677"/>
+      </w:tblGrid>
+      <w:tr>
+        <w:tc>
+          <w:tcPr>
+            <w:tcW w:w="4390" w:type="dxa"/>
+          </w:tcPr>
+          <w:p>
+            <w:pPr>
+              <w:jc w:val="center"/>
+            </w:pPr>
+            <w:r>
+              <w:rPr>
+                <w:rFonts w:hint="eastAsia"/>
+              </w:rPr>
+              <w:t>설명</w:t>
+            </w:r>
+          </w:p>
+        </w:tc>
+        <w:tc>
+          <w:tcPr>
+            <w:tcW w:w="4677" w:type="dxa"/>
+          </w:tcPr>
+          <w:p>
+            <w:pPr>
+              <w:jc w:val="center"/>
+              <w:rPr>
+                <w:rFonts w:hint="eastAsia"/>
+              </w:rPr>
+            </w:pPr>
+            <w:r>
+              <w:rPr>
+                <w:rFonts w:hint="eastAsia"/>
+              </w:rPr>
+              <w:t>옵션</w:t>
+            </w:r>
+          </w:p>
+        </w:tc>
+      </w:tr>
+      <w:tr>
+        <w:tc>
+          <w:tcPr>
+            <w:tcW w:w="4390" w:type="dxa"/>
+          </w:tcPr>
+          <w:p>
+            <w:pPr>
+              <w:jc w:val="center"/>
+              <w:rPr>
+                <w:rFonts w:hint="eastAsia"/>
+              </w:rPr>
+            </w:pPr>
+            <w:r>
+              <w:rPr>
+                <w:noProof/>
+              </w:rPr>
+              <w:drawing>
+                <wp:inline distT="0" distB="0" distL="0" distR="0" wp14:anchorId="2CCF8DD2" wp14:editId="3ED7679C">
+                  <wp:extent cx="1820545" cy="2536190"/>
+                  <wp:effectExtent l="0" t="0" r="8255" b="0"/>
+                  <wp:docPr id="26127731" name="그림 8"/>
+                  <wp:cNvGraphicFramePr>
+                    <a:graphicFrameLocks xmlns:a="http://schemas.openxmlformats.org/drawingml/2006/main" noChangeAspect="1"/>
+                  </wp:cNvGraphicFramePr>
+                  <a:graphic xmlns:a="http://schemas.openxmlformats.org/drawingml/2006/main">
+                    <a:graphicData uri="http://schemas.openxmlformats.org/drawingml/2006/picture">
+                      <pic:pic xmlns:pic="http://schemas.openxmlformats.org/drawingml/2006/picture">
+                        <pic:nvPicPr>
+                          <pic:cNvPr id="0" name="Picture 7"/>
+                          <pic:cNvPicPr>
+                            <a:picLocks noChangeAspect="1" noChangeArrowheads="1"/>
+                          </pic:cNvPicPr>
+                        </pic:nvPicPr>
+                        <pic:blipFill>
+                          <a:blip r:embed="rId11" cstate="print">
+                            <a:extLst>
+                              <a:ext uri="{28A0092B-C50C-407E-A947-70E740481C1C}">
+                                <a14:useLocalDpi xmlns:a14="http://schemas.microsoft.com/office/drawing/2010/main" val="0"/>
+                              </a:ext>
+                            </a:extLst>
+                          </a:blip>
+                          <a:srcRect/>
+                          <a:stretch>
+                            <a:fillRect/>
+                          </a:stretch>
+                        </pic:blipFill>
+                        <pic:spPr bwMode="auto">
+                          <a:xfrm>
+                            <a:off x="0" y="0"/>
+                            <a:ext cx="1820545" cy="2536190"/>
+                          </a:xfrm>
+                          <a:prstGeom prst="rect">
+                            <a:avLst/>
+                          </a:prstGeom>
+                          <a:noFill/>
+                          <a:ln>
+                            <a:noFill/>
+                          </a:ln>
+                        </pic:spPr>
+                      </pic:pic>
+                    </a:graphicData>
+                  </a:graphic>
+                </wp:inline>
+              </w:drawing>
+            </w:r>
+          </w:p>
+        </w:tc>
+        <w:tc>
+          <w:tcPr>
+            <w:tcW w:w="4677" w:type="dxa"/>
+          </w:tcPr>
+          <w:p>
+            <w:pPr>
+              <w:jc w:val="center"/>
+              <w:rPr>
+                <w:rFonts w:hint="eastAsia"/>
+              </w:rPr>
+            </w:pPr>
+            <w:r>
+              <w:rPr>
+                <w:noProof/>
+              </w:rPr>
+              <w:drawing>
+                <wp:inline distT="0" distB="0" distL="0" distR="0" wp14:anchorId="7E4D932F" wp14:editId="2FB14601">
+                  <wp:extent cx="1820545" cy="2536190"/>
+                  <wp:effectExtent l="0" t="0" r="8255" b="0"/>
+                  <wp:docPr id="1738305158" name="그림 7"/>
+                  <wp:cNvGraphicFramePr>
+                    <a:graphicFrameLocks xmlns:a="http://schemas.openxmlformats.org/drawingml/2006/main" noChangeAspect="1"/>
+                  </wp:cNvGraphicFramePr>
+                  <a:graphic xmlns:a="http://schemas.openxmlformats.org/drawingml/2006/main">
+                    <a:graphicData uri="http://schemas.openxmlformats.org/drawingml/2006/picture">
+                      <pic:pic xmlns:pic="http://schemas.openxmlformats.org/drawingml/2006/picture">
+                        <pic:nvPicPr>
+                          <pic:cNvPr id="0" name="Picture 6"/>
+                          <pic:cNvPicPr>
+                            <a:picLocks noChangeAspect="1" noChangeArrowheads="1"/>
+                          </pic:cNvPicPr>
+                        </pic:nvPicPr>
+                        <pic:blipFill>
+                          <a:blip r:embed="rId12" cstate="print">
+                            <a:extLst>
+                              <a:ext uri="{28A0092B-C50C-407E-A947-70E740481C1C}">
+                                <a14:useLocalDpi xmlns:a14="http://schemas.microsoft.com/office/drawing/2010/main" val="0"/>
+                              </a:ext>
+                            </a:extLst>
+                          </a:blip>
+                          <a:srcRect/>
+                          <a:stretch>
+                            <a:fillRect/>
+                          </a:stretch>
+                        </pic:blipFill>
+                        <pic:spPr bwMode="auto">
+                          <a:xfrm>
+                            <a:off x="0" y="0"/>
+                            <a:ext cx="1820545" cy="2536190"/>
+                          </a:xfrm>
+                          <a:prstGeom prst="rect">
+                            <a:avLst/>
+                          </a:prstGeom>
+                          <a:noFill/>
+                          <a:ln>
+                            <a:noFill/>
+                          </a:ln>
+                        </pic:spPr>
+                      </pic:pic>
+                    </a:graphicData>
+                  </a:graphic>
+                </wp:inline>
+              </w:drawing>
+            </w:r>
+          </w:p>
+        </w:tc>
+      </w:tr>
+      <w:tr>
+        <w:tc>
+          <w:tcPr>
+            <w:tcW w:w="4390" w:type="dxa"/>
+          </w:tcPr>
+          <w:p>
+            <w:r>
+              <w:rPr>
+                <w:rFonts w:hint="eastAsia"/>
+              </w:rPr>
+              <w:t>설명문</w:t>
+            </w:r>
+          </w:p>
+          <w:p>
+            <w:r>
+              <w:rPr>
+                <w:rFonts w:hint="eastAsia"/>
+              </w:rPr>
+              <w:t xml:space="preserve">게임 진행방식이나 안내, 혹은 기록물 저장. </w:t>
+            </w:r>
+          </w:p>
+          <w:p>
+            <w:pPr>
+              <w:rPr>
+                <w:rFonts w:hint="eastAsia"/>
+              </w:rPr>
+            </w:pPr>
+            <w:r>
+              <w:rPr>
+                <w:rFonts w:hint="eastAsia"/>
+              </w:rPr>
+              <w:t>이는 후순위로 제공할 예정</w:t>
+            </w:r>
+          </w:p>
+        </w:tc>
+        <w:tc>
+          <w:tcPr>
+            <w:tcW w:w="4677" w:type="dxa"/>
+          </w:tcPr>
+          <w:p>
+            <w:r>
+              <w:rPr>
+                <w:rFonts w:hint="eastAsia"/>
+              </w:rPr>
+              <w:t xml:space="preserve">설정 </w:t>
+            </w:r>
+          </w:p>
+          <w:p>
+            <w:r>
+              <w:rPr>
+                <w:rFonts w:hint="eastAsia"/>
+              </w:rPr>
+              <w:t xml:space="preserve">: 마우스 </w:t>
+            </w:r>
+            <w:proofErr w:type="gramStart"/>
+            <w:r>
+              <w:rPr>
+                <w:rFonts w:hint="eastAsia"/>
+              </w:rPr>
+              <w:t>민감도</w:t>
+            </w:r>
+            <w:r>
+              <w:rPr>
+                <w:rFonts w:hint="eastAsia"/>
+              </w:rPr>
+              <w:t xml:space="preserve"> /</w:t>
+            </w:r>
+            <w:proofErr w:type="gramEnd"/>
+            <w:r>
+              <w:rPr>
+                <w:rFonts w:hint="eastAsia"/>
+              </w:rPr>
+              <w:t xml:space="preserve"> </w:t>
+            </w:r>
+            <w:proofErr w:type="gramStart"/>
+            <w:r>
+              <w:rPr>
+                <w:rFonts w:hint="eastAsia"/>
+              </w:rPr>
+              <w:t>FOV</w:t>
+            </w:r>
+            <w:r>
+              <w:rPr>
+                <w:rFonts w:hint="eastAsia"/>
+              </w:rPr>
+              <w:t xml:space="preserve"> /</w:t>
+            </w:r>
+            <w:proofErr w:type="gramEnd"/>
+            <w:r>
+              <w:rPr>
+                <w:rFonts w:hint="eastAsia"/>
+              </w:rPr>
+              <w:t xml:space="preserve"> </w:t>
+            </w:r>
+            <w:r>
+              <w:rPr>
+                <w:rFonts w:hint="eastAsia"/>
+              </w:rPr>
+              <w:t>소리</w:t>
+            </w:r>
+          </w:p>
+          <w:p>
+            <w:pPr>
+              <w:rPr>
+                <w:rFonts w:hint="eastAsia"/>
+              </w:rPr>
+            </w:pPr>
+            <w:r>
+              <w:rPr>
+                <w:rFonts w:hint="eastAsia"/>
+              </w:rPr>
+              <w:t>종료키 조정</w:t>
+            </w:r>
+          </w:p>
         </w:tc>
       </w:tr>
     </w:tbl>
     <w:p/>
+    <w:p/>
+    <w:p/>
+    <w:p/>
+    <w:p/>
+    <w:p/>
+    <w:p/>
+    <w:p>
+      <w:r>
+        <w:rPr>
+          <w:rFonts w:hint="eastAsia"/>
+        </w:rPr>
+        <w:lastRenderedPageBreak/>
+        <w:t>3-3. Scene</w:t>
+      </w:r>
+    </w:p>
     <w:tbl>
       <w:tblPr>
-        <w:tblStyle w:val="afffb"/>
+        <w:tblStyle w:val="a4"/>
         <w:tblW w:w="0" w:type="auto"/>
         <w:tblLook w:val="04A0" w:firstRow="1" w:lastRow="0" w:firstColumn="1" w:lastColumn="0" w:noHBand="0" w:noVBand="1"/>
       </w:tblPr>
@@ -265,727 +1492,23 @@
             <w:r>
               <w:rPr>
                 <w:rFonts w:hint="eastAsia"/>
-              </w:rPr>
-              <w:t>이동</w:t>
-            </w:r>
-          </w:p>
-        </w:tc>
-      </w:tr>
-      <w:tr>
-        <w:tc>
-          <w:tcPr>
-            <w:tcW w:w="9026" w:type="dxa"/>
-          </w:tcPr>
-          <w:p>
-            <w:r>
-              <w:rPr>
-                <w:rFonts w:hint="eastAsia"/>
-              </w:rPr>
-              <w:t>입력에 따라서 앞뒤양옆으로 움직일 수 있으며, 이는 상대적이다.</w:t>
-            </w:r>
-          </w:p>
-          <w:p>
-            <w:r>
-              <w:rPr>
-                <w:rFonts w:hint="eastAsia"/>
-              </w:rPr>
-              <w:t>(오른쪽을 바라보며 왼쪽키를 누르면 절대 좌표에서 앞으로 이동한다.)</w:t>
-            </w:r>
-          </w:p>
-          <w:p/>
-          <w:p>
-            <w:r>
-              <w:rPr>
-                <w:rFonts w:hint="eastAsia"/>
-              </w:rPr>
-              <w:t xml:space="preserve">Space버튼을 눌러서 점프가 가능하도록 한다. </w:t>
-            </w:r>
-          </w:p>
-          <w:p/>
-          <w:p>
-            <w:r>
-              <w:rPr>
-                <w:rFonts w:hint="eastAsia"/>
-              </w:rPr>
-              <w:t xml:space="preserve">Q를 눌러서 휴대폰을 켰을 때도 이동은 가능하다. </w:t>
-            </w:r>
-          </w:p>
-          <w:p/>
-        </w:tc>
-      </w:tr>
-      <w:tr>
-        <w:tc>
-          <w:tcPr>
-            <w:tcW w:w="9026" w:type="dxa"/>
-          </w:tcPr>
-          <w:p>
-            <w:r>
-              <w:rPr>
-                <w:rFonts w:hint="eastAsia"/>
-              </w:rPr>
-              <w:t>회전 + 선택/확대</w:t>
-            </w:r>
-          </w:p>
-        </w:tc>
-      </w:tr>
-      <w:tr>
-        <w:tc>
-          <w:tcPr>
-            <w:tcW w:w="9026" w:type="dxa"/>
-          </w:tcPr>
-          <w:p>
-            <w:r>
-              <w:rPr>
-                <w:rFonts w:hint="eastAsia"/>
-              </w:rPr>
-              <w:t>마우스를 눌러서 화면을 회전시킬 수 있다.</w:t>
-            </w:r>
-          </w:p>
-          <w:p>
-            <w:r>
-              <w:rPr>
-                <w:rFonts w:hint="eastAsia"/>
-              </w:rPr>
-              <w:t>(시야각을 고정한다. 위로 90도, 아래로 90도 이상 움직일 수 없다.)</w:t>
-            </w:r>
-          </w:p>
-          <w:p/>
-          <w:p>
-            <w:r>
-              <w:rPr>
-                <w:rFonts w:hint="eastAsia"/>
-              </w:rPr>
-              <w:t>P를 눌러서 휴대폰을 켠 상태에서 화면 회전은 진행되지 않는다.</w:t>
-            </w:r>
-          </w:p>
-          <w:p>
-            <w:r>
-              <w:rPr>
-                <w:rFonts w:hint="eastAsia"/>
-              </w:rPr>
-              <w:t xml:space="preserve">옵션에서 화면의 회전 속도를 결정할 수 있다. </w:t>
-            </w:r>
-          </w:p>
-          <w:p/>
-          <w:p>
-            <w:r>
-              <w:rPr>
-                <w:rFonts w:hint="eastAsia"/>
-              </w:rPr>
-              <w:t xml:space="preserve">선택의 경우에는 물체를 조작하는데 사용한다. </w:t>
-            </w:r>
-          </w:p>
-          <w:p>
-            <w:r>
-              <w:rPr>
-                <w:rFonts w:hint="eastAsia"/>
-              </w:rPr>
-              <w:t>플레이어 카메라를 기준으로 Ray를 투사하여 Interact가능한 물체에만 작동하도록 한다.</w:t>
-            </w:r>
-          </w:p>
-          <w:p/>
-          <w:p>
-            <w:r>
-              <w:rPr>
-                <w:rFonts w:hint="eastAsia"/>
-              </w:rPr>
-              <w:t>확대의 경우에는 캐릭터기준의 카메라의 FOV(시야각)을 조절한다.</w:t>
-            </w:r>
-          </w:p>
-          <w:p>
-            <w:r>
-              <w:rPr>
-                <w:rFonts w:hint="eastAsia"/>
-              </w:rPr>
-              <w:t xml:space="preserve">멀리보거나 가까이 있는 것을 확대할 때 사용한다. </w:t>
-            </w:r>
-          </w:p>
-          <w:p/>
-        </w:tc>
-      </w:tr>
-      <w:tr>
-        <w:tc>
-          <w:tcPr>
-            <w:tcW w:w="9026" w:type="dxa"/>
-          </w:tcPr>
-          <w:p>
-            <w:r>
-              <w:rPr>
-                <w:rFonts w:hint="eastAsia"/>
-              </w:rPr>
-              <w:t>추가 조작(휴대폰)</w:t>
-            </w:r>
-          </w:p>
-        </w:tc>
-      </w:tr>
-      <w:tr>
-        <w:tc>
-          <w:tcPr>
-            <w:tcW w:w="9026" w:type="dxa"/>
-          </w:tcPr>
-          <w:p>
-            <w:r>
-              <w:rPr>
-                <w:rFonts w:hint="eastAsia"/>
-              </w:rPr>
-              <w:t xml:space="preserve">다음의 3기능으로 구현된다. </w:t>
-            </w:r>
-          </w:p>
-          <w:p>
-            <w:r>
-              <w:rPr>
-                <w:rFonts w:hint="eastAsia"/>
-              </w:rPr>
-              <w:t>1. 전화</w:t>
-            </w:r>
-          </w:p>
-          <w:p>
-            <w:r>
-              <w:rPr>
-                <w:rFonts w:hint="eastAsia"/>
-              </w:rPr>
-              <w:t>: 게임 진행에 있어서 필요하며(후술), 누르면 즉시 적용되며, 휴대폰 선택이 비활성상태가 된다.</w:t>
-            </w:r>
-          </w:p>
-          <w:p/>
-          <w:p>
-            <w:r>
-              <w:rPr>
-                <w:rFonts w:hint="eastAsia"/>
-              </w:rPr>
-              <w:t>2. 플래시</w:t>
-            </w:r>
-          </w:p>
-          <w:p>
-            <w:r>
-              <w:rPr>
-                <w:rFonts w:hint="eastAsia"/>
-              </w:rPr>
-              <w:t>: 게임 캐릭터를 기준으로 전방에 빛을 투사한다. (SpotLight)</w:t>
-            </w:r>
-          </w:p>
-          <w:p/>
-          <w:p>
-            <w:r>
-              <w:rPr>
-                <w:rFonts w:hint="eastAsia"/>
-              </w:rPr>
-              <w:t>3. 옵션</w:t>
-            </w:r>
-          </w:p>
-          <w:p>
-            <w:r>
-              <w:rPr>
-                <w:rFonts w:hint="eastAsia"/>
-              </w:rPr>
-              <w:t>화면의 회전 속도, 소리, 시야각을 스크롤바를 이용하여 조작한다.</w:t>
-            </w:r>
-          </w:p>
-          <w:p/>
-        </w:tc>
-      </w:tr>
-    </w:tbl>
-    <w:p/>
-    <w:p>
-      <w:r>
-        <w:rPr>
-          <w:rFonts w:hint="eastAsia"/>
-        </w:rPr>
-        <w:t>3-2. 화면 구성</w:t>
-      </w:r>
-    </w:p>
-    <w:tbl>
-      <w:tblPr>
-        <w:tblStyle w:val="afffb"/>
-        <w:tblW w:w="0" w:type="auto"/>
-        <w:tblLook w:val="04A0" w:firstRow="1" w:lastRow="0" w:firstColumn="1" w:lastColumn="0" w:noHBand="0" w:noVBand="1"/>
-      </w:tblPr>
-      <w:tblGrid>
-        <w:gridCol w:w="5768"/>
-        <w:gridCol w:w="3248"/>
-      </w:tblGrid>
-      <w:tr>
-        <w:tc>
-          <w:tcPr>
-            <w:tcW w:w="5776" w:type="dxa"/>
-          </w:tcPr>
-          <w:p>
-            <w:r>
-              <w:rPr>
-                <w:rFonts w:hint="eastAsia"/>
-              </w:rPr>
-              <w:t>기본 화면</w:t>
-            </w:r>
-          </w:p>
-        </w:tc>
-        <w:tc>
-          <w:tcPr>
-            <w:tcW w:w="3249" w:type="dxa"/>
-          </w:tcPr>
-          <w:p>
-            <w:r>
-              <w:rPr>
-                <w:rFonts w:hint="eastAsia"/>
-              </w:rPr>
-              <w:t>휴대폰</w:t>
-            </w:r>
-          </w:p>
-        </w:tc>
-      </w:tr>
-      <w:tr>
-        <w:tc>
-          <w:tcPr>
-            <w:tcW w:w="5776" w:type="dxa"/>
-          </w:tcPr>
-          <w:p>
-            <w:r>
-              <w:rPr>
-                <w:rFonts w:hint="eastAsia"/>
                 <w:noProof/>
               </w:rPr>
               <w:drawing>
-                <wp:inline distT="0" distB="0" distL="0" distR="0">
-                  <wp:extent cx="3297334" cy="2408338"/>
+                <wp:inline distT="0" distB="0" distL="0" distR="0" wp14:anchorId="364FAF48" wp14:editId="2A0423F7">
+                  <wp:extent cx="4578351" cy="7118009"/>
                   <wp:effectExtent l="0" t="0" r="0" b="0"/>
-                  <wp:docPr id="1025" name="shape1025" hidden="0"/>
+                  <wp:docPr id="1030" name="shape1030"/>
                   <wp:cNvGraphicFramePr/>
                   <a:graphic xmlns:a="http://schemas.openxmlformats.org/drawingml/2006/main">
                     <a:graphicData uri="http://schemas.openxmlformats.org/drawingml/2006/picture">
                       <pic:pic xmlns:pic="http://schemas.openxmlformats.org/drawingml/2006/picture">
                         <pic:nvPicPr>
                           <pic:cNvPr id="0" name="이미지"/>
-                          <pic:cNvPicPr preferRelativeResize="1"/>
+                          <pic:cNvPicPr/>
                         </pic:nvPicPr>
                         <pic:blipFill>
-                          <a:blip r:embed="rId1">
-                            <a:extLst>
-                              <a:ext uri="{28A0092B-C50C-407E-A947-70E740481C1C}">
-                                <a14:useLocalDpi xmlns:a14="http://schemas.microsoft.com/office/drawing/2010/main" val="0"/>
-                              </a:ext>
-                            </a:extLst>
-                          </a:blip>
-                          <a:srcRect r="36118" b="66279"/>
-                          <a:stretch>
-                            <a:fillRect/>
-                          </a:stretch>
-                        </pic:blipFill>
-                        <pic:spPr>
-                          <a:xfrm>
-                            <a:off x="0" y="0"/>
-                            <a:ext cx="3297334" cy="2408338"/>
-                          </a:xfrm>
-                          <a:prstGeom prst="rect"/>
-                        </pic:spPr>
-                      </pic:pic>
-                    </a:graphicData>
-                  </a:graphic>
-                </wp:inline>
-              </w:drawing>
-            </w:r>
-          </w:p>
-        </w:tc>
-        <w:tc>
-          <w:tcPr>
-            <w:tcW w:w="3249" w:type="dxa"/>
-          </w:tcPr>
-          <w:p>
-            <w:r>
-              <w:rPr>
-                <w:rFonts w:hint="eastAsia"/>
-                <w:noProof/>
-              </w:rPr>
-              <w:drawing>
-                <wp:inline distT="0" distB="0" distL="0" distR="0">
-                  <wp:extent cx="1889291" cy="2364164"/>
-                  <wp:effectExtent l="0" t="0" r="0" b="0"/>
-                  <wp:docPr id="1026" name="shape1026" hidden="0"/>
-                  <wp:cNvGraphicFramePr/>
-                  <a:graphic xmlns:a="http://schemas.openxmlformats.org/drawingml/2006/main">
-                    <a:graphicData uri="http://schemas.openxmlformats.org/drawingml/2006/picture">
-                      <pic:pic xmlns:pic="http://schemas.openxmlformats.org/drawingml/2006/picture">
-                        <pic:nvPicPr>
-                          <pic:cNvPr id="0" name="이미지"/>
-                          <pic:cNvPicPr preferRelativeResize="1"/>
-                        </pic:nvPicPr>
-                        <pic:blipFill>
-                          <a:blip r:embed="rId2">
-                            <a:extLst>
-                              <a:ext uri="{28A0092B-C50C-407E-A947-70E740481C1C}">
-                                <a14:useLocalDpi xmlns:a14="http://schemas.microsoft.com/office/drawing/2010/main" val="0"/>
-                              </a:ext>
-                            </a:extLst>
-                          </a:blip>
-                          <a:srcRect l="62308" t="4039" r="6409" b="68046"/>
-                          <a:stretch>
-                            <a:fillRect/>
-                          </a:stretch>
-                        </pic:blipFill>
-                        <pic:spPr>
-                          <a:xfrm>
-                            <a:off x="0" y="0"/>
-                            <a:ext cx="1889291" cy="2364164"/>
-                          </a:xfrm>
-                          <a:prstGeom prst="rect"/>
-                        </pic:spPr>
-                      </pic:pic>
-                    </a:graphicData>
-                  </a:graphic>
-                </wp:inline>
-              </w:drawing>
-            </w:r>
-          </w:p>
-        </w:tc>
-      </w:tr>
-    </w:tbl>
-    <w:p/>
-    <w:tbl>
-      <w:tblPr>
-        <w:tblStyle w:val="afffb"/>
-        <w:tblW w:w="0" w:type="auto"/>
-        <w:tblLook w:val="04A0" w:firstRow="1" w:lastRow="0" w:firstColumn="1" w:lastColumn="0" w:noHBand="0" w:noVBand="1"/>
-      </w:tblPr>
-      <w:tblGrid>
-        <w:gridCol w:w="2252"/>
-        <w:gridCol w:w="1278"/>
-        <w:gridCol w:w="2295"/>
-        <w:gridCol w:w="3191"/>
-      </w:tblGrid>
-      <w:tr>
-        <w:tc>
-          <w:tcPr>
-            <w:tcW w:w="2256" w:type="dxa"/>
-          </w:tcPr>
-          <w:p>
-            <w:r>
-              <w:rPr>
-                <w:rFonts w:hint="eastAsia"/>
-                <w:noProof/>
-              </w:rPr>
-              <w:drawing>
-                <wp:inline distT="0" distB="0" distL="0" distR="0">
-                  <wp:extent cx="1292943" cy="1977638"/>
-                  <wp:effectExtent l="0" t="0" r="0" b="0"/>
-                  <wp:docPr id="1027" name="shape1027" hidden="0"/>
-                  <wp:cNvGraphicFramePr/>
-                  <a:graphic xmlns:a="http://schemas.openxmlformats.org/drawingml/2006/main">
-                    <a:graphicData uri="http://schemas.openxmlformats.org/drawingml/2006/picture">
-                      <pic:pic xmlns:pic="http://schemas.openxmlformats.org/drawingml/2006/picture">
-                        <pic:nvPicPr>
-                          <pic:cNvPr id="0" name="이미지"/>
-                          <pic:cNvPicPr preferRelativeResize="1"/>
-                        </pic:nvPicPr>
-                        <pic:blipFill>
-                          <a:blip r:embed="rId3">
-                            <a:extLst>
-                              <a:ext uri="{28A0092B-C50C-407E-A947-70E740481C1C}">
-                                <a14:useLocalDpi xmlns:a14="http://schemas.microsoft.com/office/drawing/2010/main" val="0"/>
-                              </a:ext>
-                            </a:extLst>
-                          </a:blip>
-                          <a:srcRect l="-958" t="36109" r="73035" b="38435"/>
-                          <a:stretch>
-                            <a:fillRect/>
-                          </a:stretch>
-                        </pic:blipFill>
-                        <pic:spPr>
-                          <a:xfrm>
-                            <a:off x="0" y="0"/>
-                            <a:ext cx="1292943" cy="1977638"/>
-                          </a:xfrm>
-                          <a:prstGeom prst="rect"/>
-                        </pic:spPr>
-                      </pic:pic>
-                    </a:graphicData>
-                  </a:graphic>
-                </wp:inline>
-              </w:drawing>
-            </w:r>
-          </w:p>
-        </w:tc>
-        <w:tc>
-          <w:tcPr>
-            <w:tcW w:w="2256" w:type="dxa"/>
-          </w:tcPr>
-          <w:p/>
-          <w:p>
-            <w:pPr>
-              <w:tabs>
-                <w:tab w:val="left" w:pos="434"/>
-              </w:tabs>
-            </w:pPr>
-            <w:r>
-              <w:rPr>
-                <w:rFonts w:hint="eastAsia"/>
-              </w:rPr>
-              <w:tab/>
-            </w:r>
-          </w:p>
-        </w:tc>
-        <w:tc>
-          <w:tcPr>
-            <w:tcW w:w="2256" w:type="dxa"/>
-          </w:tcPr>
-          <w:p>
-            <w:r>
-              <w:rPr>
-                <w:rFonts w:hint="eastAsia"/>
-                <w:noProof/>
-              </w:rPr>
-              <w:drawing>
-                <wp:inline distT="0" distB="0" distL="0" distR="0">
-                  <wp:extent cx="1320553" cy="1883772"/>
-                  <wp:effectExtent l="0" t="0" r="0" b="0"/>
-                  <wp:docPr id="1028" name="shape1028" hidden="0"/>
-                  <wp:cNvGraphicFramePr/>
-                  <a:graphic xmlns:a="http://schemas.openxmlformats.org/drawingml/2006/main">
-                    <a:graphicData uri="http://schemas.openxmlformats.org/drawingml/2006/picture">
-                      <pic:pic xmlns:pic="http://schemas.openxmlformats.org/drawingml/2006/picture">
-                        <pic:nvPicPr>
-                          <pic:cNvPr id="0" name="이미지"/>
-                          <pic:cNvPicPr preferRelativeResize="1"/>
-                        </pic:nvPicPr>
-                        <pic:blipFill>
-                          <a:blip r:embed="rId4">
-                            <a:extLst>
-                              <a:ext uri="{28A0092B-C50C-407E-A947-70E740481C1C}">
-                                <a14:useLocalDpi xmlns:a14="http://schemas.microsoft.com/office/drawing/2010/main" val="0"/>
-                              </a:ext>
-                            </a:extLst>
-                          </a:blip>
-                          <a:srcRect l="47949" t="35855" r="30185" b="41901"/>
-                          <a:stretch>
-                            <a:fillRect/>
-                          </a:stretch>
-                        </pic:blipFill>
-                        <pic:spPr>
-                          <a:xfrm>
-                            <a:off x="0" y="0"/>
-                            <a:ext cx="1320553" cy="1883772"/>
-                          </a:xfrm>
-                          <a:prstGeom prst="rect"/>
-                        </pic:spPr>
-                      </pic:pic>
-                    </a:graphicData>
-                  </a:graphic>
-                </wp:inline>
-              </w:drawing>
-            </w:r>
-          </w:p>
-        </w:tc>
-        <w:tc>
-          <w:tcPr>
-            <w:tcW w:w="2256" w:type="dxa"/>
-          </w:tcPr>
-          <w:p>
-            <w:r>
-              <w:rPr>
-                <w:rFonts w:hint="eastAsia"/>
-                <w:noProof/>
-              </w:rPr>
-              <w:drawing>
-                <wp:inline distT="0" distB="0" distL="0" distR="0">
-                  <wp:extent cx="1889291" cy="2231643"/>
-                  <wp:effectExtent l="0" t="0" r="0" b="0"/>
-                  <wp:docPr id="1029" name="shape1029" hidden="0"/>
-                  <wp:cNvGraphicFramePr/>
-                  <a:graphic xmlns:a="http://schemas.openxmlformats.org/drawingml/2006/main">
-                    <a:graphicData uri="http://schemas.openxmlformats.org/drawingml/2006/picture">
-                      <pic:pic xmlns:pic="http://schemas.openxmlformats.org/drawingml/2006/picture">
-                        <pic:nvPicPr>
-                          <pic:cNvPr id="0" name="이미지"/>
-                          <pic:cNvPicPr preferRelativeResize="1"/>
-                        </pic:nvPicPr>
-                        <pic:blipFill>
-                          <a:blip r:embed="rId5">
-                            <a:extLst>
-                              <a:ext uri="{28A0092B-C50C-407E-A947-70E740481C1C}">
-                                <a14:useLocalDpi xmlns:a14="http://schemas.microsoft.com/office/drawing/2010/main" val="0"/>
-                              </a:ext>
-                            </a:extLst>
-                          </a:blip>
-                          <a:srcRect l="72268" t="34551" r="-3550" b="39098"/>
-                          <a:stretch>
-                            <a:fillRect/>
-                          </a:stretch>
-                        </pic:blipFill>
-                        <pic:spPr>
-                          <a:xfrm>
-                            <a:off x="0" y="0"/>
-                            <a:ext cx="1889291" cy="2231643"/>
-                          </a:xfrm>
-                          <a:prstGeom prst="rect"/>
-                        </pic:spPr>
-                      </pic:pic>
-                    </a:graphicData>
-                  </a:graphic>
-                </wp:inline>
-              </w:drawing>
-            </w:r>
-          </w:p>
-        </w:tc>
-      </w:tr>
-      <w:tr>
-        <w:tc>
-          <w:tcPr>
-            <w:tcW w:w="2256" w:type="dxa"/>
-          </w:tcPr>
-          <w:p>
-            <w:r>
-              <w:rPr>
-                <w:rFonts w:hint="eastAsia"/>
-              </w:rPr>
-              <w:t>통화 연결음 이후</w:t>
-            </w:r>
-          </w:p>
-          <w:p>
-            <w:r>
-              <w:rPr>
-                <w:rFonts w:hint="eastAsia"/>
-              </w:rPr>
-              <w:t>성공 --&gt; 다음으로</w:t>
-            </w:r>
-          </w:p>
-          <w:p>
-            <w:r>
-              <w:rPr>
-                <w:rFonts w:hint="eastAsia"/>
-              </w:rPr>
-              <w:t>실패 --&gt; 처음으로</w:t>
-            </w:r>
-          </w:p>
-        </w:tc>
-        <w:tc>
-          <w:tcPr>
-            <w:tcW w:w="2256" w:type="dxa"/>
-          </w:tcPr>
-          <w:p>
-            <w:r>
-              <w:rPr>
-                <w:rFonts w:hint="eastAsia"/>
-              </w:rPr>
-              <w:t>플레이어 기준으로 빛 투사</w:t>
-            </w:r>
-          </w:p>
-          <w:p>
-            <w:r>
-              <w:rPr>
-                <w:rFonts w:hint="eastAsia"/>
-              </w:rPr>
-              <w:t>(Spotlight)</w:t>
-            </w:r>
-          </w:p>
-          <w:p>
-            <w:r>
-              <w:rPr>
-                <w:rFonts w:hint="eastAsia"/>
-              </w:rPr>
-              <w:t>다시 클릭시 OFF</w:t>
-            </w:r>
-          </w:p>
-        </w:tc>
-        <w:tc>
-          <w:tcPr>
-            <w:tcW w:w="2256" w:type="dxa"/>
-          </w:tcPr>
-          <w:p>
-            <w:r>
-              <w:rPr>
-                <w:rFonts w:hint="eastAsia"/>
-              </w:rPr>
-              <w:t>설명문 (후술)</w:t>
-            </w:r>
-          </w:p>
-        </w:tc>
-        <w:tc>
-          <w:tcPr>
-            <w:tcW w:w="2256" w:type="dxa"/>
-          </w:tcPr>
-          <w:p>
-            <w:r>
-              <w:rPr>
-                <w:rFonts w:hint="eastAsia"/>
-              </w:rPr>
-              <w:t xml:space="preserve">설정 </w:t>
-            </w:r>
-          </w:p>
-          <w:p>
-            <w:r>
-              <w:rPr>
-                <w:rFonts w:hint="eastAsia"/>
-              </w:rPr>
-              <w:t>: 마우스 민감도</w:t>
-            </w:r>
-          </w:p>
-          <w:p>
-            <w:r>
-              <w:rPr>
-                <w:rFonts w:hint="eastAsia"/>
-              </w:rPr>
-              <w:t>: FOV</w:t>
-            </w:r>
-          </w:p>
-          <w:p>
-            <w:r>
-              <w:rPr>
-                <w:rFonts w:hint="eastAsia"/>
-              </w:rPr>
-              <w:t>: 소리</w:t>
-            </w:r>
-          </w:p>
-          <w:p>
-            <w:r>
-              <w:rPr>
-                <w:rFonts w:hint="eastAsia"/>
-              </w:rPr>
-              <w:t xml:space="preserve">: 스크롤 바를 통해서 </w:t>
-            </w:r>
-          </w:p>
-        </w:tc>
-      </w:tr>
-    </w:tbl>
-    <w:p>
-      <w:r>
-        <w:rPr>
-          <w:rFonts w:hint="eastAsia"/>
-        </w:rPr>
-        <w:t>3-3. Scene</w:t>
-      </w:r>
-    </w:p>
-    <w:tbl>
-      <w:tblPr>
-        <w:tblStyle w:val="afffb"/>
-        <w:tblW w:w="0" w:type="auto"/>
-        <w:tblLook w:val="04A0" w:firstRow="1" w:lastRow="0" w:firstColumn="1" w:lastColumn="0" w:noHBand="0" w:noVBand="1"/>
-      </w:tblPr>
-      <w:tblGrid>
-        <w:gridCol w:w="9016"/>
-      </w:tblGrid>
-      <w:tr>
-        <w:tc>
-          <w:tcPr>
-            <w:tcW w:w="9026" w:type="dxa"/>
-          </w:tcPr>
-          <w:p>
-            <w:r>
-              <w:rPr>
-                <w:rFonts w:hint="eastAsia"/>
-                <w:noProof/>
-              </w:rPr>
-              <w:drawing>
-                <wp:inline distT="0" distB="0" distL="0" distR="0">
-                  <wp:extent cx="4578351" cy="7118009"/>
-                  <wp:effectExtent l="0" t="0" r="0" b="0"/>
-                  <wp:docPr id="1030" name="shape1030" hidden="0"/>
-                  <wp:cNvGraphicFramePr/>
-                  <a:graphic xmlns:a="http://schemas.openxmlformats.org/drawingml/2006/main">
-                    <a:graphicData uri="http://schemas.openxmlformats.org/drawingml/2006/picture">
-                      <pic:pic xmlns:pic="http://schemas.openxmlformats.org/drawingml/2006/picture">
-                        <pic:nvPicPr>
-                          <pic:cNvPr id="0" name="이미지"/>
-                          <pic:cNvPicPr preferRelativeResize="1"/>
-                        </pic:nvPicPr>
-                        <pic:blipFill>
-                          <a:blip r:embed="rId6">
+                          <a:blip r:embed="rId13">
                             <a:extLst>
                               <a:ext uri="{28A0092B-C50C-407E-A947-70E740481C1C}">
                                 <a14:useLocalDpi xmlns:a14="http://schemas.microsoft.com/office/drawing/2010/main" val="0"/>
@@ -1002,7 +1525,9 @@
                             <a:off x="0" y="0"/>
                             <a:ext cx="4578351" cy="7118009"/>
                           </a:xfrm>
-                          <a:prstGeom prst="rect"/>
+                          <a:prstGeom prst="rect">
+                            <a:avLst/>
+                          </a:prstGeom>
                         </pic:spPr>
                       </pic:pic>
                     </a:graphicData>
@@ -1024,21 +1549,22 @@
                 <w:rFonts w:hint="eastAsia"/>
                 <w:noProof/>
               </w:rPr>
+              <w:lastRenderedPageBreak/>
               <w:drawing>
-                <wp:inline distT="0" distB="0" distL="0" distR="0">
+                <wp:inline distT="0" distB="0" distL="0" distR="0" wp14:anchorId="7BE48727" wp14:editId="0921EDDD">
                   <wp:extent cx="5594350" cy="8697595"/>
                   <wp:effectExtent l="0" t="0" r="0" b="0"/>
-                  <wp:docPr id="1031" name="shape1031" hidden="0"/>
+                  <wp:docPr id="1031" name="shape1031"/>
                   <wp:cNvGraphicFramePr/>
                   <a:graphic xmlns:a="http://schemas.openxmlformats.org/drawingml/2006/main">
                     <a:graphicData uri="http://schemas.openxmlformats.org/drawingml/2006/picture">
                       <pic:pic xmlns:pic="http://schemas.openxmlformats.org/drawingml/2006/picture">
                         <pic:nvPicPr>
                           <pic:cNvPr id="0" name="이미지"/>
-                          <pic:cNvPicPr preferRelativeResize="1"/>
+                          <pic:cNvPicPr/>
                         </pic:nvPicPr>
                         <pic:blipFill>
-                          <a:blip r:embed="rId7">
+                          <a:blip r:embed="rId14">
                             <a:extLst>
                               <a:ext uri="{28A0092B-C50C-407E-A947-70E740481C1C}">
                                 <a14:useLocalDpi xmlns:a14="http://schemas.microsoft.com/office/drawing/2010/main" val="0"/>
@@ -1055,7 +1581,9 @@
                             <a:off x="0" y="0"/>
                             <a:ext cx="5594350" cy="8697595"/>
                           </a:xfrm>
-                          <a:prstGeom prst="rect"/>
+                          <a:prstGeom prst="rect">
+                            <a:avLst/>
+                          </a:prstGeom>
                         </pic:spPr>
                       </pic:pic>
                     </a:graphicData>
@@ -1068,13 +1596,39 @@
       </w:tr>
     </w:tbl>
     <w:p>
-      <w:r>
+      <w:pPr>
+        <w:rPr>
+          <w:rFonts w:hint="eastAsia"/>
+        </w:rPr>
+      </w:pPr>
+      <w:r>
+        <w:lastRenderedPageBreak/>
         <w:t>3-4. 시행 가능한 명령</w:t>
+      </w:r>
+      <w:r>
+        <w:rPr>
+          <w:rFonts w:hint="eastAsia"/>
+        </w:rPr>
+        <w:t>(</w:t>
+      </w:r>
+      <w:proofErr w:type="gramStart"/>
+      <w:r>
+        <w:rPr>
+          <w:rFonts w:hint="eastAsia"/>
+        </w:rPr>
+        <w:t>예시 :</w:t>
+      </w:r>
+      <w:proofErr w:type="gramEnd"/>
+      <w:r>
+        <w:rPr>
+          <w:rFonts w:hint="eastAsia"/>
+        </w:rPr>
+        <w:t xml:space="preserve"> 자세한 명령은 엑셀 표 참조) </w:t>
       </w:r>
     </w:p>
     <w:tbl>
       <w:tblPr>
-        <w:tblStyle w:val="afffb"/>
+        <w:tblStyle w:val="a4"/>
         <w:tblW w:w="0" w:type="auto"/>
         <w:tblLook w:val="04A0" w:firstRow="1" w:lastRow="0" w:firstColumn="1" w:lastColumn="0" w:noHBand="0" w:noVBand="1"/>
       </w:tblPr>
@@ -1083,13 +1637,9 @@
         <w:gridCol w:w="6505"/>
       </w:tblGrid>
       <w:tr>
-        <w:trPr>
-          <w:cnfStyle w:val="100000000000" w:firstRow="1" w:lastRow="0" w:firstColumn="0" w:lastColumn="0" w:oddVBand="0" w:evenVBand="0" w:oddHBand="0" w:evenHBand="0" w:firstRowFirstColumn="0" w:firstRowLastColumn="0" w:lastRowFirstColumn="0" w:lastRowLastColumn="0"/>
-        </w:trPr>
-        <w:tc>
-          <w:tcPr>
-            <w:cnfStyle w:val="001000000000" w:firstRow="0" w:lastRow="0" w:firstColumn="1" w:lastColumn="0" w:oddVBand="0" w:evenVBand="0" w:oddHBand="0" w:evenHBand="0" w:firstRowFirstColumn="0" w:firstRowLastColumn="0" w:lastRowFirstColumn="0" w:lastRowLastColumn="0"/>
-            <w:tcW w:w="2513" w:type="dxa"/>
+        <w:tc>
+          <w:tcPr>
+            <w:tcW w:w="2511" w:type="dxa"/>
           </w:tcPr>
           <w:p>
             <w:r>
@@ -1102,12 +1652,9 @@
         </w:tc>
         <w:tc>
           <w:tcPr>
-            <w:tcW w:w="6512" w:type="dxa"/>
-          </w:tcPr>
-          <w:p>
-            <w:pPr>
-              <w:cnfStyle w:val="100000000000" w:firstRow="1" w:lastRow="0" w:firstColumn="0" w:lastColumn="0" w:oddVBand="0" w:evenVBand="0" w:oddHBand="0" w:evenHBand="0" w:firstRowFirstColumn="0" w:firstRowLastColumn="0" w:lastRowFirstColumn="0" w:lastRowLastColumn="0"/>
-            </w:pPr>
+            <w:tcW w:w="6505" w:type="dxa"/>
+          </w:tcPr>
+          <w:p>
             <w:r>
               <w:rPr>
                 <w:rFonts w:hint="eastAsia"/>
@@ -1118,11 +1665,9 @@
         </w:tc>
       </w:tr>
       <w:tr>
-        <w:trPr/>
-        <w:tc>
-          <w:tcPr>
-            <w:cnfStyle w:val="001000000000" w:firstRow="0" w:lastRow="0" w:firstColumn="1" w:lastColumn="0" w:oddVBand="0" w:evenVBand="0" w:oddHBand="0" w:evenHBand="0" w:firstRowFirstColumn="0" w:firstRowLastColumn="0" w:lastRowFirstColumn="0" w:lastRowLastColumn="0"/>
-            <w:tcW w:w="2513" w:type="dxa"/>
+        <w:tc>
+          <w:tcPr>
+            <w:tcW w:w="2511" w:type="dxa"/>
           </w:tcPr>
           <w:p>
             <w:r>
@@ -1135,7 +1680,7 @@
         </w:tc>
         <w:tc>
           <w:tcPr>
-            <w:tcW w:w="6512" w:type="dxa"/>
+            <w:tcW w:w="6505" w:type="dxa"/>
           </w:tcPr>
           <w:p>
             <w:r>
@@ -1180,11 +1725,9 @@
         </w:tc>
       </w:tr>
       <w:tr>
-        <w:trPr/>
-        <w:tc>
-          <w:tcPr>
-            <w:cnfStyle w:val="001000000000" w:firstRow="0" w:lastRow="0" w:firstColumn="1" w:lastColumn="0" w:oddVBand="0" w:evenVBand="0" w:oddHBand="0" w:evenHBand="0" w:firstRowFirstColumn="0" w:firstRowLastColumn="0" w:lastRowFirstColumn="0" w:lastRowLastColumn="0"/>
-            <w:tcW w:w="2513" w:type="dxa"/>
+        <w:tc>
+          <w:tcPr>
+            <w:tcW w:w="2511" w:type="dxa"/>
           </w:tcPr>
           <w:p>
             <w:r>
@@ -1197,7 +1740,7 @@
         </w:tc>
         <w:tc>
           <w:tcPr>
-            <w:tcW w:w="6512" w:type="dxa"/>
+            <w:tcW w:w="6505" w:type="dxa"/>
           </w:tcPr>
           <w:p>
             <w:r>
@@ -1234,11 +1777,9 @@
         </w:tc>
       </w:tr>
       <w:tr>
-        <w:trPr/>
-        <w:tc>
-          <w:tcPr>
-            <w:cnfStyle w:val="001000000000" w:firstRow="0" w:lastRow="0" w:firstColumn="1" w:lastColumn="0" w:oddVBand="0" w:evenVBand="0" w:oddHBand="0" w:evenHBand="0" w:firstRowFirstColumn="0" w:firstRowLastColumn="0" w:lastRowFirstColumn="0" w:lastRowLastColumn="0"/>
-            <w:tcW w:w="2513" w:type="dxa"/>
+        <w:tc>
+          <w:tcPr>
+            <w:tcW w:w="2511" w:type="dxa"/>
           </w:tcPr>
           <w:p>
             <w:r>
@@ -1251,7 +1792,7 @@
         </w:tc>
         <w:tc>
           <w:tcPr>
-            <w:tcW w:w="6512" w:type="dxa"/>
+            <w:tcW w:w="6505" w:type="dxa"/>
           </w:tcPr>
           <w:p>
             <w:r>
@@ -1280,11 +1821,9 @@
         </w:tc>
       </w:tr>
       <w:tr>
-        <w:trPr/>
-        <w:tc>
-          <w:tcPr>
-            <w:cnfStyle w:val="001000000000" w:firstRow="0" w:lastRow="0" w:firstColumn="1" w:lastColumn="0" w:oddVBand="0" w:evenVBand="0" w:oddHBand="0" w:evenHBand="0" w:firstRowFirstColumn="0" w:firstRowLastColumn="0" w:lastRowFirstColumn="0" w:lastRowLastColumn="0"/>
-            <w:tcW w:w="2513" w:type="dxa"/>
+        <w:tc>
+          <w:tcPr>
+            <w:tcW w:w="2511" w:type="dxa"/>
           </w:tcPr>
           <w:p>
             <w:r>
@@ -1297,7 +1836,7 @@
         </w:tc>
         <w:tc>
           <w:tcPr>
-            <w:tcW w:w="6512" w:type="dxa"/>
+            <w:tcW w:w="6505" w:type="dxa"/>
           </w:tcPr>
           <w:p>
             <w:r>
@@ -1342,11 +1881,9 @@
         </w:tc>
       </w:tr>
       <w:tr>
-        <w:trPr/>
-        <w:tc>
-          <w:tcPr>
-            <w:cnfStyle w:val="001000000000" w:firstRow="0" w:lastRow="0" w:firstColumn="1" w:lastColumn="0" w:oddVBand="0" w:evenVBand="0" w:oddHBand="0" w:evenHBand="0" w:firstRowFirstColumn="0" w:firstRowLastColumn="0" w:lastRowFirstColumn="0" w:lastRowLastColumn="0"/>
-            <w:tcW w:w="2513" w:type="dxa"/>
+        <w:tc>
+          <w:tcPr>
+            <w:tcW w:w="2511" w:type="dxa"/>
           </w:tcPr>
           <w:p>
             <w:r>
@@ -1359,7 +1896,7 @@
         </w:tc>
         <w:tc>
           <w:tcPr>
-            <w:tcW w:w="6512" w:type="dxa"/>
+            <w:tcW w:w="6505" w:type="dxa"/>
           </w:tcPr>
           <w:p>
             <w:r>
@@ -1396,11 +1933,9 @@
         </w:tc>
       </w:tr>
       <w:tr>
-        <w:trPr/>
-        <w:tc>
-          <w:tcPr>
-            <w:cnfStyle w:val="001000000000" w:firstRow="0" w:lastRow="0" w:firstColumn="1" w:lastColumn="0" w:oddVBand="0" w:evenVBand="0" w:oddHBand="0" w:evenHBand="0" w:firstRowFirstColumn="0" w:firstRowLastColumn="0" w:lastRowFirstColumn="0" w:lastRowLastColumn="0"/>
-            <w:tcW w:w="2513" w:type="dxa"/>
+        <w:tc>
+          <w:tcPr>
+            <w:tcW w:w="2511" w:type="dxa"/>
           </w:tcPr>
           <w:p>
             <w:r>
@@ -1413,7 +1948,7 @@
         </w:tc>
         <w:tc>
           <w:tcPr>
-            <w:tcW w:w="6512" w:type="dxa"/>
+            <w:tcW w:w="6505" w:type="dxa"/>
           </w:tcPr>
           <w:p>
             <w:r>
@@ -1427,18 +1962,11 @@
         </w:tc>
       </w:tr>
       <w:tr>
-        <w:trPr/>
-        <w:tc>
-          <w:tcPr>
-            <w:cnfStyle w:val="001000000000" w:firstRow="0" w:lastRow="0" w:firstColumn="1" w:lastColumn="0" w:oddVBand="0" w:evenVBand="0" w:oddHBand="0" w:evenHBand="0" w:firstRowFirstColumn="0" w:firstRowLastColumn="0" w:lastRowFirstColumn="0" w:lastRowLastColumn="0"/>
-            <w:tcW w:w="2513" w:type="dxa"/>
-          </w:tcPr>
-          <w:p>
-            <w:pPr>
-              <w:rPr>
-                <w:rFonts w:hint="eastAsia"/>
-              </w:rPr>
-            </w:pPr>
+        <w:tc>
+          <w:tcPr>
+            <w:tcW w:w="2511" w:type="dxa"/>
+          </w:tcPr>
+          <w:p>
             <w:r>
               <w:rPr>
                 <w:rFonts w:hint="eastAsia"/>
@@ -1449,7 +1977,7 @@
         </w:tc>
         <w:tc>
           <w:tcPr>
-            <w:tcW w:w="6512" w:type="dxa"/>
+            <w:tcW w:w="6505" w:type="dxa"/>
           </w:tcPr>
           <w:p>
             <w:r>
@@ -1464,74 +1992,17 @@
               <w:rPr>
                 <w:rFonts w:hint="eastAsia"/>
               </w:rPr>
-              <w:t>(</w:t>
-            </w:r>
-            <w:r>
-              <w:rPr>
-                <w:rFonts w:hint="eastAsia"/>
-              </w:rPr>
-              <w:t>바리에이션</w:t>
-            </w:r>
-            <w:r>
-              <w:rPr>
-                <w:rFonts w:hint="eastAsia"/>
-              </w:rPr>
-              <w:t xml:space="preserve"> 1. 뒤에서 몬스터가 </w:t>
-            </w:r>
-            <w:r>
-              <w:rPr>
-                <w:rFonts w:hint="eastAsia"/>
-              </w:rPr>
-              <w:t>쫒아온다</w:t>
-            </w:r>
-            <w:r>
-              <w:rPr>
-                <w:rFonts w:hint="eastAsia"/>
-              </w:rPr>
-              <w:t>.)</w:t>
-            </w:r>
-          </w:p>
-          <w:p>
-            <w:pPr>
-              <w:rPr>
-                <w:rFonts w:hint="eastAsia"/>
-              </w:rPr>
-            </w:pPr>
-            <w:r>
-              <w:rPr>
-                <w:rFonts w:hint="eastAsia"/>
-              </w:rPr>
-              <w:t>(</w:t>
-            </w:r>
-            <w:r>
-              <w:rPr>
-                <w:rFonts w:hint="eastAsia"/>
-              </w:rPr>
-              <w:t>바리에이션</w:t>
-            </w:r>
-            <w:r>
-              <w:rPr>
-                <w:rFonts w:hint="eastAsia"/>
-              </w:rPr>
-              <w:t xml:space="preserve"> 2. </w:t>
-            </w:r>
-          </w:p>
-        </w:tc>
-      </w:tr>
-      <w:tr>
-        <w:trPr/>
-        <w:tc>
-          <w:tcPr>
-            <w:cnfStyle w:val="001000000000" w:firstRow="0" w:lastRow="0" w:firstColumn="1" w:lastColumn="0" w:oddVBand="0" w:evenVBand="0" w:oddHBand="0" w:evenHBand="0" w:firstRowFirstColumn="0" w:firstRowLastColumn="0" w:lastRowFirstColumn="0" w:lastRowLastColumn="0"/>
-            <w:tcW w:w="2513" w:type="dxa"/>
-          </w:tcPr>
-          <w:p/>
-        </w:tc>
-        <w:tc>
-          <w:tcPr>
-            <w:tcW w:w="6512" w:type="dxa"/>
-          </w:tcPr>
-          <w:p/>
+              <w:t>(바리에이션 1. 뒤에서 몬스터가 쫒아온다.)</w:t>
+            </w:r>
+          </w:p>
+          <w:p>
+            <w:r>
+              <w:rPr>
+                <w:rFonts w:hint="eastAsia"/>
+              </w:rPr>
+              <w:t xml:space="preserve">(바리에이션 2. </w:t>
+            </w:r>
+          </w:p>
         </w:tc>
       </w:tr>
     </w:tbl>
@@ -1541,66 +2012,46 @@
         <w:rPr>
           <w:rFonts w:hint="eastAsia"/>
         </w:rPr>
-        <w:t xml:space="preserve">3-5. </w:t>
-      </w:r>
-      <w:r>
-        <w:rPr>
-          <w:rFonts w:hint="eastAsia"/>
-        </w:rPr>
-        <w:t>맵의</w:t>
-      </w:r>
-      <w:r>
-        <w:rPr>
-          <w:rFonts w:hint="eastAsia"/>
-        </w:rPr>
-        <w:t xml:space="preserve"> 구조</w:t>
+        <w:t>3-5. 맵의 구조</w:t>
       </w:r>
     </w:p>
     <w:tbl>
       <w:tblPr>
-        <w:tblStyle w:val="afffb"/>
+        <w:tblStyle w:val="a4"/>
         <w:tblW w:w="0" w:type="auto"/>
         <w:tblLook w:val="04A0" w:firstRow="1" w:lastRow="0" w:firstColumn="1" w:lastColumn="0" w:noHBand="0" w:noVBand="1"/>
       </w:tblPr>
       <w:tblGrid>
-        <w:gridCol w:w="7422"/>
-        <w:gridCol w:w="1603"/>
+        <w:gridCol w:w="7421"/>
+        <w:gridCol w:w="1595"/>
       </w:tblGrid>
       <w:tr>
-        <w:trPr>
-          <w:cnfStyle w:val="100000000000" w:firstRow="1" w:lastRow="0" w:firstColumn="0" w:lastColumn="0" w:oddVBand="0" w:evenVBand="0" w:oddHBand="0" w:evenHBand="0" w:firstRowFirstColumn="0" w:firstRowLastColumn="0" w:lastRowFirstColumn="0" w:lastRowLastColumn="0"/>
-        </w:trPr>
-        <w:tc>
-          <w:tcPr>
-            <w:cnfStyle w:val="001000000000" w:firstRow="0" w:lastRow="0" w:firstColumn="1" w:lastColumn="0" w:oddVBand="0" w:evenVBand="0" w:oddHBand="0" w:evenHBand="0" w:firstRowFirstColumn="0" w:firstRowLastColumn="0" w:lastRowFirstColumn="0" w:lastRowLastColumn="0"/>
+        <w:tc>
+          <w:tcPr>
             <w:tcW w:w="7422" w:type="dxa"/>
-            <w:vAlign w:val="top"/>
-          </w:tcPr>
-          <w:p>
-            <w:pPr>
-              <w:rPr>
-                <w:rFonts w:hint="eastAsia"/>
-              </w:rPr>
-            </w:pPr>
-            <w:r>
-              <w:rPr>
-                <w:rFonts w:hint="eastAsia"/>
-              </w:rPr>
+          </w:tcPr>
+          <w:p>
+            <w:r>
+              <w:rPr>
+                <w:rFonts w:hint="eastAsia"/>
+                <w:noProof/>
+              </w:rPr>
+              <w:lastRenderedPageBreak/>
               <w:drawing>
-                <wp:inline distT="0" distB="0" distL="0" distR="0">
+                <wp:inline distT="0" distB="0" distL="0" distR="0" wp14:anchorId="75AEF326" wp14:editId="53B2FE07">
                   <wp:extent cx="4464050" cy="5949950"/>
                   <wp:effectExtent l="0" t="0" r="0" b="0"/>
-                  <wp:docPr id="1032" name="shape1032" hidden="0"/>
+                  <wp:docPr id="1032" name="shape1032"/>
                   <wp:cNvGraphicFramePr/>
                   <a:graphic xmlns:a="http://schemas.openxmlformats.org/drawingml/2006/main">
                     <a:graphicData uri="http://schemas.openxmlformats.org/drawingml/2006/picture">
                       <pic:pic xmlns:pic="http://schemas.openxmlformats.org/drawingml/2006/picture">
                         <pic:nvPicPr>
                           <pic:cNvPr id="0" name="이미지"/>
-                          <pic:cNvPicPr preferRelativeResize="1"/>
+                          <pic:cNvPicPr/>
                         </pic:nvPicPr>
                         <pic:blipFill>
-                          <a:blip r:embed="rId8">
+                          <a:blip r:embed="rId15">
                             <a:extLst>
                               <a:ext uri="{28A0092B-C50C-407E-A947-70E740481C1C}">
                                 <a14:useLocalDpi xmlns:a14="http://schemas.microsoft.com/office/drawing/2010/main" val="0"/>
@@ -1617,7 +2068,9 @@
                             <a:off x="0" y="0"/>
                             <a:ext cx="4464050" cy="5949950"/>
                           </a:xfrm>
-                          <a:prstGeom prst="rect"/>
+                          <a:prstGeom prst="rect">
+                            <a:avLst/>
+                          </a:prstGeom>
                         </pic:spPr>
                       </pic:pic>
                     </a:graphicData>
@@ -1630,7 +2083,6 @@
         <w:tc>
           <w:tcPr>
             <w:tcW w:w="1603" w:type="dxa"/>
-            <w:vAlign w:val="top"/>
           </w:tcPr>
           <w:p>
             <w:pPr>
@@ -1671,16 +2123,7 @@
                 <w:sz w:val="16"/>
                 <w:szCs w:val="16"/>
               </w:rPr>
-              <w:t xml:space="preserve">가로 </w:t>
-            </w:r>
-            <w:r>
-              <w:rPr>
-                <w:rFonts w:ascii="맑은 고딕" w:eastAsia="맑은 고딕" w:hAnsi="맑은 고딕" w:cs="맑은 고딕"/>
-                <w:color w:val="000000"/>
-                <w:sz w:val="16"/>
-                <w:szCs w:val="16"/>
-              </w:rPr>
-              <w:t xml:space="preserve"> 10m</w:t>
+              <w:t>가로  10m</w:t>
             </w:r>
           </w:p>
           <w:p>
@@ -1700,16 +2143,7 @@
                 <w:sz w:val="16"/>
                 <w:szCs w:val="16"/>
               </w:rPr>
-              <w:t xml:space="preserve">세로 </w:t>
-            </w:r>
-            <w:r>
-              <w:rPr>
-                <w:rFonts w:ascii="맑은 고딕" w:eastAsia="맑은 고딕" w:hAnsi="맑은 고딕" w:cs="맑은 고딕"/>
-                <w:color w:val="000000"/>
-                <w:sz w:val="16"/>
-                <w:szCs w:val="16"/>
-              </w:rPr>
-              <w:t xml:space="preserve"> 9m</w:t>
+              <w:t>세로  9m</w:t>
             </w:r>
           </w:p>
           <w:p>
@@ -1727,16 +2161,7 @@
                 <w:sz w:val="16"/>
                 <w:szCs w:val="16"/>
               </w:rPr>
-              <w:t xml:space="preserve">높이 </w:t>
-            </w:r>
-            <w:r>
-              <w:rPr>
-                <w:rFonts w:ascii="맑은 고딕" w:eastAsia="맑은 고딕" w:hAnsi="맑은 고딕" w:cs="맑은 고딕"/>
-                <w:color w:val="000000"/>
-                <w:sz w:val="16"/>
-                <w:szCs w:val="16"/>
-              </w:rPr>
-              <w:t xml:space="preserve"> 15m</w:t>
+              <w:t>높이  15m</w:t>
             </w:r>
           </w:p>
           <w:p>
@@ -1798,16 +2223,7 @@
                 <w:sz w:val="16"/>
                 <w:szCs w:val="16"/>
               </w:rPr>
-              <w:t xml:space="preserve">가로 </w:t>
-            </w:r>
-            <w:r>
-              <w:rPr>
-                <w:rFonts w:ascii="맑은 고딕" w:eastAsia="맑은 고딕" w:hAnsi="맑은 고딕" w:cs="맑은 고딕"/>
-                <w:color w:val="000000"/>
-                <w:sz w:val="16"/>
-                <w:szCs w:val="16"/>
-              </w:rPr>
-              <w:t xml:space="preserve"> 0.5m</w:t>
+              <w:t>가로  0.5m</w:t>
             </w:r>
           </w:p>
           <w:p>
@@ -1825,16 +2241,7 @@
                 <w:sz w:val="16"/>
                 <w:szCs w:val="16"/>
               </w:rPr>
-              <w:t xml:space="preserve">세로 </w:t>
-            </w:r>
-            <w:r>
-              <w:rPr>
-                <w:rFonts w:ascii="맑은 고딕" w:eastAsia="맑은 고딕" w:hAnsi="맑은 고딕" w:cs="맑은 고딕"/>
-                <w:color w:val="000000"/>
-                <w:sz w:val="16"/>
-                <w:szCs w:val="16"/>
-              </w:rPr>
-              <w:t xml:space="preserve"> 0.3m</w:t>
+              <w:t>세로  0.3m</w:t>
             </w:r>
           </w:p>
           <w:p>
@@ -1856,8 +2263,77 @@
                 <w:sz w:val="16"/>
                 <w:szCs w:val="16"/>
               </w:rPr>
-              <w:t>복사</w:t>
-            </w:r>
+              <w:t>복사기</w:t>
+            </w:r>
+          </w:p>
+          <w:p>
+            <w:pPr>
+              <w:jc w:val="left"/>
+              <w:rPr>
+                <w:rFonts w:ascii="맑은 고딕" w:eastAsia="맑은 고딕" w:hAnsi="맑은 고딕" w:cs="맑은 고딕"/>
+                <w:color w:val="000000"/>
+                <w:sz w:val="16"/>
+                <w:szCs w:val="16"/>
+              </w:rPr>
+            </w:pPr>
+            <w:r>
+              <w:rPr>
+                <w:rFonts w:ascii="맑은 고딕" w:eastAsia="맑은 고딕" w:hAnsi="맑은 고딕" w:cs="맑은 고딕"/>
+                <w:color w:val="000000"/>
+                <w:sz w:val="16"/>
+                <w:szCs w:val="16"/>
+              </w:rPr>
+              <w:t>가로  0.7m</w:t>
+            </w:r>
+          </w:p>
+          <w:p>
+            <w:pPr>
+              <w:jc w:val="left"/>
+              <w:rPr>
+                <w:rFonts w:ascii="맑은 고딕" w:eastAsia="맑은 고딕" w:hAnsi="맑은 고딕" w:cs="맑은 고딕"/>
+                <w:color w:val="000000"/>
+                <w:sz w:val="16"/>
+                <w:szCs w:val="16"/>
+              </w:rPr>
+            </w:pPr>
+            <w:r>
+              <w:rPr>
+                <w:rFonts w:ascii="맑은 고딕" w:eastAsia="맑은 고딕" w:hAnsi="맑은 고딕" w:cs="맑은 고딕"/>
+                <w:color w:val="000000"/>
+                <w:sz w:val="16"/>
+                <w:szCs w:val="16"/>
+              </w:rPr>
+              <w:t>세로  0.6m</w:t>
+            </w:r>
+          </w:p>
+          <w:p>
+            <w:pPr>
+              <w:jc w:val="left"/>
+              <w:rPr>
+                <w:sz w:val="16"/>
+                <w:szCs w:val="16"/>
+              </w:rPr>
+            </w:pPr>
+            <w:r>
+              <w:rPr>
+                <w:rFonts w:ascii="맑은 고딕" w:eastAsia="맑은 고딕" w:hAnsi="맑은 고딕" w:cs="맑은 고딕"/>
+                <w:color w:val="000000"/>
+                <w:sz w:val="16"/>
+                <w:szCs w:val="16"/>
+              </w:rPr>
+              <w:t>높이  0.6m</w:t>
+            </w:r>
+          </w:p>
+          <w:p>
+            <w:pPr>
+              <w:jc w:val="left"/>
+              <w:rPr>
+                <w:rFonts w:ascii="맑은 고딕" w:eastAsia="맑은 고딕" w:hAnsi="맑은 고딕" w:cs="맑은 고딕"/>
+                <w:color w:val="000000"/>
+                <w:sz w:val="16"/>
+                <w:szCs w:val="16"/>
+              </w:rPr>
+            </w:pPr>
             <w:r>
               <w:rPr>
                 <w:rFonts w:ascii="맑은 고딕" w:eastAsia="맑은 고딕" w:hAnsi="맑은 고딕" w:cs="맑은 고딕"/>
@@ -1867,7 +2343,7 @@
                 <w:sz w:val="16"/>
                 <w:szCs w:val="16"/>
               </w:rPr>
-              <w:t>기</w:t>
+              <w:t>세절기</w:t>
             </w:r>
           </w:p>
           <w:p>
@@ -1887,16 +2363,7 @@
                 <w:sz w:val="16"/>
                 <w:szCs w:val="16"/>
               </w:rPr>
-              <w:t xml:space="preserve">가로 </w:t>
-            </w:r>
-            <w:r>
-              <w:rPr>
-                <w:rFonts w:ascii="맑은 고딕" w:eastAsia="맑은 고딕" w:hAnsi="맑은 고딕" w:cs="맑은 고딕"/>
-                <w:color w:val="000000"/>
-                <w:sz w:val="16"/>
-                <w:szCs w:val="16"/>
-              </w:rPr>
-              <w:t xml:space="preserve"> 0.7m</w:t>
+              <w:t>가로  0.4m</w:t>
             </w:r>
           </w:p>
           <w:p>
@@ -1916,16 +2383,7 @@
                 <w:sz w:val="16"/>
                 <w:szCs w:val="16"/>
               </w:rPr>
-              <w:t xml:space="preserve">세로 </w:t>
-            </w:r>
-            <w:r>
-              <w:rPr>
-                <w:rFonts w:ascii="맑은 고딕" w:eastAsia="맑은 고딕" w:hAnsi="맑은 고딕" w:cs="맑은 고딕"/>
-                <w:color w:val="000000"/>
-                <w:sz w:val="16"/>
-                <w:szCs w:val="16"/>
-              </w:rPr>
-              <w:t xml:space="preserve"> 0.6m</w:t>
+              <w:t>세로  0.3m</w:t>
             </w:r>
           </w:p>
           <w:p>
@@ -1943,25 +2401,7 @@
                 <w:sz w:val="16"/>
                 <w:szCs w:val="16"/>
               </w:rPr>
-              <w:t xml:space="preserve">높이 </w:t>
-            </w:r>
-            <w:r>
-              <w:rPr>
-                <w:rFonts w:ascii="맑은 고딕" w:eastAsia="맑은 고딕" w:hAnsi="맑은 고딕" w:cs="맑은 고딕"/>
-                <w:color w:val="000000"/>
-                <w:sz w:val="16"/>
-                <w:szCs w:val="16"/>
-              </w:rPr>
-              <w:t xml:space="preserve"> 0.6</w:t>
-            </w:r>
-            <w:r>
-              <w:rPr>
-                <w:rFonts w:ascii="맑은 고딕" w:eastAsia="맑은 고딕" w:hAnsi="맑은 고딕" w:cs="맑은 고딕"/>
-                <w:color w:val="000000"/>
-                <w:sz w:val="16"/>
-                <w:szCs w:val="16"/>
-              </w:rPr>
-              <w:t>m</w:t>
+              <w:t>높이  0.5m</w:t>
             </w:r>
           </w:p>
           <w:p>
@@ -1983,7 +2423,16 @@
                 <w:sz w:val="16"/>
                 <w:szCs w:val="16"/>
               </w:rPr>
-              <w:t>세절기</w:t>
+              <w:t>책상</w:t>
+            </w:r>
+            <w:r>
+              <w:rPr>
+                <w:rFonts w:ascii="맑은 고딕" w:eastAsia="맑은 고딕" w:hAnsi="맑은 고딕" w:cs="맑은 고딕"/>
+                <w:color w:val="000000"/>
+                <w:sz w:val="16"/>
+                <w:szCs w:val="16"/>
+              </w:rPr>
+              <w:t xml:space="preserve"> </w:t>
             </w:r>
           </w:p>
           <w:p>
@@ -2003,16 +2452,7 @@
                 <w:sz w:val="16"/>
                 <w:szCs w:val="16"/>
               </w:rPr>
-              <w:t xml:space="preserve">가로 </w:t>
-            </w:r>
-            <w:r>
-              <w:rPr>
-                <w:rFonts w:ascii="맑은 고딕" w:eastAsia="맑은 고딕" w:hAnsi="맑은 고딕" w:cs="맑은 고딕"/>
-                <w:color w:val="000000"/>
-                <w:sz w:val="16"/>
-                <w:szCs w:val="16"/>
-              </w:rPr>
-              <w:t xml:space="preserve"> 0.4m</w:t>
+              <w:t xml:space="preserve">가로  1.4m </w:t>
             </w:r>
           </w:p>
           <w:p>
@@ -2032,52 +2472,27 @@
                 <w:sz w:val="16"/>
                 <w:szCs w:val="16"/>
               </w:rPr>
-              <w:t xml:space="preserve">세로 </w:t>
-            </w:r>
-            <w:r>
-              <w:rPr>
-                <w:rFonts w:ascii="맑은 고딕" w:eastAsia="맑은 고딕" w:hAnsi="맑은 고딕" w:cs="맑은 고딕"/>
-                <w:color w:val="000000"/>
-                <w:sz w:val="16"/>
-                <w:szCs w:val="16"/>
-              </w:rPr>
-              <w:t xml:space="preserve"> 0.3</w:t>
-            </w:r>
-            <w:r>
-              <w:rPr>
-                <w:rFonts w:ascii="맑은 고딕" w:eastAsia="맑은 고딕" w:hAnsi="맑은 고딕" w:cs="맑은 고딕"/>
-                <w:color w:val="000000"/>
-                <w:sz w:val="16"/>
-                <w:szCs w:val="16"/>
-              </w:rPr>
-              <w:t>m</w:t>
+              <w:t>세로  0.9m</w:t>
             </w:r>
           </w:p>
           <w:p>
             <w:pPr>
               <w:jc w:val="left"/>
               <w:rPr>
-                <w:sz w:val="16"/>
-                <w:szCs w:val="16"/>
-              </w:rPr>
-            </w:pPr>
-            <w:r>
-              <w:rPr>
-                <w:rFonts w:ascii="맑은 고딕" w:eastAsia="맑은 고딕" w:hAnsi="맑은 고딕" w:cs="맑은 고딕"/>
-                <w:color w:val="000000"/>
-                <w:sz w:val="16"/>
-                <w:szCs w:val="16"/>
-              </w:rPr>
-              <w:t xml:space="preserve">높이 </w:t>
-            </w:r>
-            <w:r>
-              <w:rPr>
-                <w:rFonts w:ascii="맑은 고딕" w:eastAsia="맑은 고딕" w:hAnsi="맑은 고딕" w:cs="맑은 고딕"/>
-                <w:color w:val="000000"/>
-                <w:sz w:val="16"/>
-                <w:szCs w:val="16"/>
-              </w:rPr>
-              <w:t xml:space="preserve"> 0.5m</w:t>
+                <w:rFonts w:ascii="맑은 고딕" w:eastAsia="맑은 고딕" w:hAnsi="맑은 고딕" w:cs="맑은 고딕"/>
+                <w:color w:val="000000"/>
+                <w:sz w:val="16"/>
+                <w:szCs w:val="16"/>
+              </w:rPr>
+            </w:pPr>
+            <w:r>
+              <w:rPr>
+                <w:rFonts w:ascii="맑은 고딕" w:eastAsia="맑은 고딕" w:hAnsi="맑은 고딕" w:cs="맑은 고딕"/>
+                <w:color w:val="000000"/>
+                <w:sz w:val="16"/>
+                <w:szCs w:val="16"/>
+              </w:rPr>
+              <w:t>높이  0.9m</w:t>
             </w:r>
           </w:p>
           <w:p>
@@ -2099,7 +2514,7 @@
                 <w:sz w:val="16"/>
                 <w:szCs w:val="16"/>
               </w:rPr>
-              <w:t>책상</w:t>
+              <w:t>칸막이</w:t>
             </w:r>
             <w:r>
               <w:rPr>
@@ -2128,25 +2543,7 @@
                 <w:sz w:val="16"/>
                 <w:szCs w:val="16"/>
               </w:rPr>
-              <w:t xml:space="preserve">가로 </w:t>
-            </w:r>
-            <w:r>
-              <w:rPr>
-                <w:rFonts w:ascii="맑은 고딕" w:eastAsia="맑은 고딕" w:hAnsi="맑은 고딕" w:cs="맑은 고딕"/>
-                <w:color w:val="000000"/>
-                <w:sz w:val="16"/>
-                <w:szCs w:val="16"/>
-              </w:rPr>
-              <w:t xml:space="preserve"> 1.4</w:t>
-            </w:r>
-            <w:r>
-              <w:rPr>
-                <w:rFonts w:ascii="맑은 고딕" w:eastAsia="맑은 고딕" w:hAnsi="맑은 고딕" w:cs="맑은 고딕"/>
-                <w:color w:val="000000"/>
-                <w:sz w:val="16"/>
-                <w:szCs w:val="16"/>
-              </w:rPr>
-              <w:t xml:space="preserve">m </w:t>
+              <w:t xml:space="preserve">높이  1.6m </w:t>
             </w:r>
           </w:p>
           <w:p>
@@ -2166,67 +2563,7 @@
                 <w:sz w:val="16"/>
                 <w:szCs w:val="16"/>
               </w:rPr>
-              <w:t>세로</w:t>
-            </w:r>
-            <w:r>
-              <w:rPr>
-                <w:lang w:eastAsia="ko-KR"/>
-                <w:rFonts w:ascii="맑은 고딕" w:eastAsia="맑은 고딕" w:hAnsi="맑은 고딕" w:cs="맑은 고딕"/>
-                <w:color w:val="000000"/>
-                <w:sz w:val="16"/>
-                <w:szCs w:val="16"/>
-                <w:rtl w:val="off"/>
-              </w:rPr>
-              <w:t xml:space="preserve">  </w:t>
-            </w:r>
-            <w:r>
-              <w:rPr>
-                <w:rFonts w:ascii="맑은 고딕" w:eastAsia="맑은 고딕" w:hAnsi="맑은 고딕" w:cs="맑은 고딕"/>
-                <w:color w:val="000000"/>
-                <w:sz w:val="16"/>
-                <w:szCs w:val="16"/>
-              </w:rPr>
-              <w:t>0.9m</w:t>
-            </w:r>
-          </w:p>
-          <w:p>
-            <w:pPr>
-              <w:jc w:val="left"/>
-              <w:rPr>
-                <w:rFonts w:ascii="맑은 고딕" w:eastAsia="맑은 고딕" w:hAnsi="맑은 고딕" w:cs="맑은 고딕"/>
-                <w:color w:val="000000"/>
-                <w:sz w:val="16"/>
-                <w:szCs w:val="16"/>
-              </w:rPr>
-            </w:pPr>
-            <w:r>
-              <w:rPr>
-                <w:rFonts w:ascii="맑은 고딕" w:eastAsia="맑은 고딕" w:hAnsi="맑은 고딕" w:cs="맑은 고딕"/>
-                <w:color w:val="000000"/>
-                <w:sz w:val="16"/>
-                <w:szCs w:val="16"/>
-              </w:rPr>
-              <w:t xml:space="preserve">높이 </w:t>
-            </w:r>
-            <w:r>
-              <w:rPr>
-                <w:rFonts w:ascii="맑은 고딕" w:eastAsia="맑은 고딕" w:hAnsi="맑은 고딕" w:cs="맑은 고딕"/>
-                <w:color w:val="000000"/>
-                <w:sz w:val="16"/>
-                <w:szCs w:val="16"/>
-              </w:rPr>
-              <w:t xml:space="preserve"> 0.9</w:t>
-            </w:r>
-            <w:r>
-              <w:rPr>
-                <w:lang w:eastAsia="ko-KR"/>
-                <w:rFonts w:ascii="맑은 고딕" w:eastAsia="맑은 고딕" w:hAnsi="맑은 고딕" w:cs="맑은 고딕"/>
-                <w:color w:val="000000"/>
-                <w:sz w:val="16"/>
-                <w:szCs w:val="16"/>
-                <w:rtl w:val="off"/>
-              </w:rPr>
-              <w:t>m</w:t>
+              <w:t>두께  0.04m</w:t>
             </w:r>
           </w:p>
           <w:p>
@@ -2248,16 +2585,7 @@
                 <w:sz w:val="16"/>
                 <w:szCs w:val="16"/>
               </w:rPr>
-              <w:t>칸막이</w:t>
-            </w:r>
-            <w:r>
-              <w:rPr>
-                <w:rFonts w:ascii="맑은 고딕" w:eastAsia="맑은 고딕" w:hAnsi="맑은 고딕" w:cs="맑은 고딕"/>
-                <w:color w:val="000000"/>
-                <w:sz w:val="16"/>
-                <w:szCs w:val="16"/>
-              </w:rPr>
-              <w:t xml:space="preserve"> </w:t>
+              <w:t>의자</w:t>
             </w:r>
           </w:p>
           <w:p>
@@ -2266,65 +2594,35 @@
               <w:rPr>
                 <w:rFonts w:ascii="맑은 고딕" w:eastAsia="맑은 고딕" w:hAnsi="맑은 고딕" w:cs="맑은 고딕"/>
                 <w:color w:val="000000"/>
-                <w:sz w:val="16"/>
-                <w:szCs w:val="16"/>
-              </w:rPr>
-            </w:pPr>
-            <w:r>
-              <w:rPr>
-                <w:rFonts w:ascii="맑은 고딕" w:eastAsia="맑은 고딕" w:hAnsi="맑은 고딕" w:cs="맑은 고딕"/>
-                <w:color w:val="000000"/>
-                <w:sz w:val="16"/>
-                <w:szCs w:val="16"/>
-              </w:rPr>
-              <w:t xml:space="preserve">높이 </w:t>
-            </w:r>
-            <w:r>
-              <w:rPr>
-                <w:rFonts w:ascii="맑은 고딕" w:eastAsia="맑은 고딕" w:hAnsi="맑은 고딕" w:cs="맑은 고딕"/>
-                <w:color w:val="000000"/>
-                <w:sz w:val="16"/>
-                <w:szCs w:val="16"/>
-              </w:rPr>
-              <w:t xml:space="preserve"> 1.6</w:t>
-            </w:r>
-            <w:r>
-              <w:rPr>
-                <w:rFonts w:ascii="맑은 고딕" w:eastAsia="맑은 고딕" w:hAnsi="맑은 고딕" w:cs="맑은 고딕"/>
-                <w:color w:val="000000"/>
-                <w:sz w:val="16"/>
-                <w:szCs w:val="16"/>
-              </w:rPr>
-              <w:t xml:space="preserve">m </w:t>
+                <w:sz w:val="68"/>
+              </w:rPr>
+            </w:pPr>
+            <w:r>
+              <w:rPr>
+                <w:rFonts w:ascii="맑은 고딕" w:eastAsia="맑은 고딕" w:hAnsi="맑은 고딕" w:cs="맑은 고딕"/>
+                <w:color w:val="000000"/>
+                <w:sz w:val="16"/>
+                <w:szCs w:val="16"/>
+              </w:rPr>
+              <w:t>가로  0.45m</w:t>
             </w:r>
           </w:p>
           <w:p>
             <w:pPr>
               <w:jc w:val="left"/>
               <w:rPr>
-                <w:rFonts w:ascii="맑은 고딕" w:eastAsia="맑은 고딕" w:hAnsi="맑은 고딕" w:cs="맑은 고딕"/>
-                <w:color w:val="000000"/>
-                <w:sz w:val="16"/>
-                <w:szCs w:val="16"/>
-              </w:rPr>
-            </w:pPr>
-            <w:r>
-              <w:rPr>
-                <w:rFonts w:ascii="맑은 고딕" w:eastAsia="맑은 고딕" w:hAnsi="맑은 고딕" w:cs="맑은 고딕"/>
-                <w:color w:val="000000"/>
-                <w:sz w:val="16"/>
-                <w:szCs w:val="16"/>
-              </w:rPr>
-              <w:t xml:space="preserve">두께 </w:t>
-            </w:r>
-            <w:r>
-              <w:rPr>
-                <w:rFonts w:ascii="맑은 고딕" w:eastAsia="맑은 고딕" w:hAnsi="맑은 고딕" w:cs="맑은 고딕"/>
-                <w:color w:val="000000"/>
-                <w:sz w:val="16"/>
-                <w:szCs w:val="16"/>
-              </w:rPr>
-              <w:t xml:space="preserve"> 0.04m</w:t>
+                <w:sz w:val="16"/>
+                <w:szCs w:val="16"/>
+              </w:rPr>
+            </w:pPr>
+            <w:r>
+              <w:rPr>
+                <w:rFonts w:ascii="맑은 고딕" w:eastAsia="맑은 고딕" w:hAnsi="맑은 고딕" w:cs="맑은 고딕"/>
+                <w:color w:val="000000"/>
+                <w:sz w:val="16"/>
+                <w:szCs w:val="16"/>
+              </w:rPr>
+              <w:t>세로  0.45m</w:t>
             </w:r>
           </w:p>
           <w:p>
@@ -2333,8 +2631,7 @@
               <w:rPr>
                 <w:rFonts w:ascii="맑은 고딕" w:eastAsia="맑은 고딕" w:hAnsi="맑은 고딕" w:cs="맑은 고딕"/>
                 <w:color w:val="000000"/>
-                <w:sz w:val="16"/>
-                <w:szCs w:val="16"/>
+                <w:sz w:val="68"/>
               </w:rPr>
             </w:pPr>
             <w:r>
@@ -2346,7 +2643,7 @@
                 <w:sz w:val="16"/>
                 <w:szCs w:val="16"/>
               </w:rPr>
-              <w:t>의자</w:t>
+              <w:t xml:space="preserve">문 </w:t>
             </w:r>
           </w:p>
           <w:p>
@@ -2365,43 +2662,41 @@
                 <w:sz w:val="16"/>
                 <w:szCs w:val="16"/>
               </w:rPr>
-              <w:t xml:space="preserve">가로 </w:t>
-            </w:r>
-            <w:r>
-              <w:rPr>
-                <w:rFonts w:ascii="맑은 고딕" w:eastAsia="맑은 고딕" w:hAnsi="맑은 고딕" w:cs="맑은 고딕"/>
-                <w:color w:val="000000"/>
-                <w:sz w:val="16"/>
-                <w:szCs w:val="16"/>
-              </w:rPr>
-              <w:t xml:space="preserve"> 0.45m</w:t>
+              <w:t xml:space="preserve">가로  0.9m </w:t>
             </w:r>
           </w:p>
           <w:p>
             <w:pPr>
               <w:jc w:val="left"/>
               <w:rPr>
-                <w:sz w:val="16"/>
-                <w:szCs w:val="16"/>
-              </w:rPr>
-            </w:pPr>
-            <w:r>
-              <w:rPr>
-                <w:rFonts w:ascii="맑은 고딕" w:eastAsia="맑은 고딕" w:hAnsi="맑은 고딕" w:cs="맑은 고딕"/>
-                <w:color w:val="000000"/>
-                <w:sz w:val="16"/>
-                <w:szCs w:val="16"/>
-              </w:rPr>
-              <w:t xml:space="preserve">세로 </w:t>
-            </w:r>
-            <w:r>
-              <w:rPr>
-                <w:rFonts w:ascii="맑은 고딕" w:eastAsia="맑은 고딕" w:hAnsi="맑은 고딕" w:cs="맑은 고딕"/>
-                <w:color w:val="000000"/>
-                <w:sz w:val="16"/>
-                <w:szCs w:val="16"/>
-              </w:rPr>
-              <w:t xml:space="preserve"> 0.45m</w:t>
+                <w:rFonts w:ascii="맑은 고딕" w:eastAsia="맑은 고딕" w:hAnsi="맑은 고딕" w:cs="맑은 고딕"/>
+                <w:color w:val="000000"/>
+                <w:sz w:val="16"/>
+                <w:szCs w:val="16"/>
+              </w:rPr>
+            </w:pPr>
+            <w:r>
+              <w:rPr>
+                <w:rFonts w:ascii="맑은 고딕" w:eastAsia="맑은 고딕" w:hAnsi="맑은 고딕" w:cs="맑은 고딕"/>
+                <w:color w:val="000000"/>
+                <w:sz w:val="16"/>
+                <w:szCs w:val="16"/>
+              </w:rPr>
+              <w:t>세로  0.1m</w:t>
+            </w:r>
+          </w:p>
+          <w:p>
+            <w:pPr>
+              <w:jc w:val="left"/>
+            </w:pPr>
+            <w:r>
+              <w:rPr>
+                <w:rFonts w:ascii="맑은 고딕" w:eastAsia="맑은 고딕" w:hAnsi="맑은 고딕" w:cs="맑은 고딕"/>
+                <w:color w:val="000000"/>
+                <w:sz w:val="16"/>
+                <w:szCs w:val="16"/>
+              </w:rPr>
+              <w:t>높이  2.2m</w:t>
             </w:r>
           </w:p>
           <w:p>
@@ -2422,7 +2717,7 @@
                 <w:sz w:val="16"/>
                 <w:szCs w:val="16"/>
               </w:rPr>
-              <w:t xml:space="preserve">문 </w:t>
+              <w:t>표지판</w:t>
             </w:r>
           </w:p>
           <w:p>
@@ -2431,6 +2726,26 @@
               <w:rPr>
                 <w:rFonts w:ascii="맑은 고딕" w:eastAsia="맑은 고딕" w:hAnsi="맑은 고딕" w:cs="맑은 고딕"/>
                 <w:color w:val="000000"/>
+                <w:sz w:val="16"/>
+                <w:szCs w:val="16"/>
+              </w:rPr>
+            </w:pPr>
+            <w:r>
+              <w:rPr>
+                <w:rFonts w:ascii="맑은 고딕" w:eastAsia="맑은 고딕" w:hAnsi="맑은 고딕" w:cs="맑은 고딕"/>
+                <w:color w:val="000000"/>
+                <w:sz w:val="16"/>
+                <w:szCs w:val="16"/>
+              </w:rPr>
+              <w:t>가로  1m  (0.2m)</w:t>
+            </w:r>
+          </w:p>
+          <w:p>
+            <w:pPr>
+              <w:jc w:val="left"/>
+              <w:rPr>
+                <w:rFonts w:ascii="맑은 고딕" w:eastAsia="맑은 고딕" w:hAnsi="맑은 고딕" w:cs="맑은 고딕"/>
+                <w:color w:val="000000"/>
                 <w:sz w:val="68"/>
               </w:rPr>
             </w:pPr>
@@ -2441,234 +2756,46 @@
                 <w:sz w:val="16"/>
                 <w:szCs w:val="16"/>
               </w:rPr>
-              <w:t xml:space="preserve">가로 </w:t>
-            </w:r>
-            <w:r>
-              <w:rPr>
-                <w:rFonts w:ascii="맑은 고딕" w:eastAsia="맑은 고딕" w:hAnsi="맑은 고딕" w:cs="맑은 고딕"/>
-                <w:color w:val="000000"/>
-                <w:sz w:val="16"/>
-                <w:szCs w:val="16"/>
-              </w:rPr>
-              <w:t xml:space="preserve"> 0.9m </w:t>
+              <w:t>세로</w:t>
+            </w:r>
+            <w:r>
+              <w:rPr>
+                <w:rFonts w:ascii="맑은 고딕" w:eastAsia="맑은 고딕" w:hAnsi="맑은 고딕" w:cs="맑은 고딕"/>
+                <w:color w:val="000000"/>
+                <w:sz w:val="68"/>
+              </w:rPr>
+              <w:t xml:space="preserve">  </w:t>
+            </w:r>
+            <w:r>
+              <w:rPr>
+                <w:rFonts w:ascii="맑은 고딕" w:eastAsia="맑은 고딕" w:hAnsi="맑은 고딕" w:cs="맑은 고딕"/>
+                <w:color w:val="000000"/>
+                <w:sz w:val="16"/>
+                <w:szCs w:val="16"/>
+              </w:rPr>
+              <w:t>0.2m</w:t>
             </w:r>
           </w:p>
           <w:p>
             <w:pPr>
               <w:jc w:val="left"/>
-              <w:rPr>
-                <w:rFonts w:ascii="맑은 고딕" w:eastAsia="맑은 고딕" w:hAnsi="맑은 고딕" w:cs="맑은 고딕"/>
-                <w:color w:val="000000"/>
-                <w:sz w:val="16"/>
-                <w:szCs w:val="16"/>
-              </w:rPr>
-            </w:pPr>
-            <w:r>
-              <w:rPr>
-                <w:rFonts w:ascii="맑은 고딕" w:eastAsia="맑은 고딕" w:hAnsi="맑은 고딕" w:cs="맑은 고딕"/>
-                <w:color w:val="000000"/>
-                <w:sz w:val="16"/>
-                <w:szCs w:val="16"/>
-              </w:rPr>
-              <w:t xml:space="preserve">세로 </w:t>
-            </w:r>
-            <w:r>
-              <w:rPr>
-                <w:rFonts w:ascii="맑은 고딕" w:eastAsia="맑은 고딕" w:hAnsi="맑은 고딕" w:cs="맑은 고딕"/>
-                <w:color w:val="000000"/>
-                <w:sz w:val="16"/>
-                <w:szCs w:val="16"/>
-              </w:rPr>
-              <w:t xml:space="preserve"> 0.1m</w:t>
-            </w:r>
-          </w:p>
-          <w:p>
-            <w:pPr>
-              <w:jc w:val="left"/>
-              <w:rPr/>
-            </w:pPr>
-            <w:r>
-              <w:rPr>
-                <w:rFonts w:ascii="맑은 고딕" w:eastAsia="맑은 고딕" w:hAnsi="맑은 고딕" w:cs="맑은 고딕"/>
-                <w:color w:val="000000"/>
-                <w:sz w:val="16"/>
-                <w:szCs w:val="16"/>
-              </w:rPr>
-              <w:t xml:space="preserve">높이 </w:t>
-            </w:r>
-            <w:r>
-              <w:rPr>
-                <w:rFonts w:ascii="맑은 고딕" w:eastAsia="맑은 고딕" w:hAnsi="맑은 고딕" w:cs="맑은 고딕"/>
-                <w:color w:val="000000"/>
-                <w:sz w:val="16"/>
-                <w:szCs w:val="16"/>
-              </w:rPr>
-              <w:t xml:space="preserve"> 2.2m</w:t>
-            </w:r>
-          </w:p>
-          <w:p>
-            <w:pPr>
-              <w:jc w:val="left"/>
+            </w:pPr>
+            <w:r>
+              <w:rPr>
+                <w:rFonts w:ascii="맑은 고딕" w:eastAsia="맑은 고딕" w:hAnsi="맑은 고딕" w:cs="맑은 고딕"/>
+                <w:color w:val="000000"/>
+                <w:sz w:val="16"/>
+                <w:szCs w:val="16"/>
+              </w:rPr>
+              <w:t>높이</w:t>
+            </w:r>
+            <w:r>
               <w:rPr>
                 <w:rFonts w:ascii="맑은 고딕" w:eastAsia="맑은 고딕" w:hAnsi="맑은 고딕" w:cs="맑은 고딕"/>
                 <w:color w:val="000000"/>
                 <w:sz w:val="68"/>
               </w:rPr>
-            </w:pPr>
-            <w:r>
-              <w:rPr>
-                <w:rFonts w:ascii="맑은 고딕" w:eastAsia="맑은 고딕" w:hAnsi="맑은 고딕" w:cs="맑은 고딕"/>
-                <w:b/>
-                <w:bCs/>
-                <w:color w:val="000000"/>
-                <w:sz w:val="16"/>
-                <w:szCs w:val="16"/>
-              </w:rPr>
-              <w:t>표지판</w:t>
-            </w:r>
-          </w:p>
-          <w:p>
-            <w:pPr>
-              <w:jc w:val="left"/>
-              <w:rPr>
-                <w:rFonts w:ascii="맑은 고딕" w:eastAsia="맑은 고딕" w:hAnsi="맑은 고딕" w:cs="맑은 고딕"/>
-                <w:color w:val="000000"/>
-                <w:sz w:val="16"/>
-                <w:szCs w:val="16"/>
-              </w:rPr>
-            </w:pPr>
-            <w:r>
-              <w:rPr>
-                <w:rFonts w:ascii="맑은 고딕" w:eastAsia="맑은 고딕" w:hAnsi="맑은 고딕" w:cs="맑은 고딕"/>
-                <w:color w:val="000000"/>
-                <w:sz w:val="16"/>
-                <w:szCs w:val="16"/>
-              </w:rPr>
-              <w:t xml:space="preserve">가로 </w:t>
-            </w:r>
-            <w:r>
-              <w:rPr>
-                <w:rFonts w:ascii="맑은 고딕" w:eastAsia="맑은 고딕" w:hAnsi="맑은 고딕" w:cs="맑은 고딕"/>
-                <w:color w:val="000000"/>
-                <w:sz w:val="16"/>
-                <w:szCs w:val="16"/>
-              </w:rPr>
-              <w:t xml:space="preserve"> 1m</w:t>
-            </w:r>
-            <w:r>
-              <w:rPr>
-                <w:lang w:eastAsia="ko-KR"/>
-                <w:rFonts w:ascii="맑은 고딕" w:eastAsia="맑은 고딕" w:hAnsi="맑은 고딕" w:cs="맑은 고딕"/>
-                <w:color w:val="000000"/>
-                <w:sz w:val="16"/>
-                <w:szCs w:val="16"/>
-                <w:rtl w:val="off"/>
-              </w:rPr>
               <w:t xml:space="preserve">  </w:t>
-            </w:r>
-            <w:r>
-              <w:rPr>
-                <w:rFonts w:ascii="맑은 고딕" w:eastAsia="맑은 고딕" w:hAnsi="맑은 고딕" w:cs="맑은 고딕"/>
-                <w:color w:val="000000"/>
-                <w:sz w:val="16"/>
-                <w:szCs w:val="16"/>
-              </w:rPr>
-              <w:t>(0.2</w:t>
-            </w:r>
-            <w:r>
-              <w:rPr>
-                <w:rFonts w:ascii="맑은 고딕" w:eastAsia="맑은 고딕" w:hAnsi="맑은 고딕" w:cs="맑은 고딕"/>
-                <w:color w:val="000000"/>
-                <w:sz w:val="16"/>
-                <w:szCs w:val="16"/>
-              </w:rPr>
-              <w:t>m)</w:t>
-            </w:r>
-          </w:p>
-          <w:p>
-            <w:pPr>
-              <w:jc w:val="left"/>
-              <w:rPr>
-                <w:rFonts w:ascii="맑은 고딕" w:eastAsia="맑은 고딕" w:hAnsi="맑은 고딕" w:cs="맑은 고딕"/>
-                <w:color w:val="000000"/>
-                <w:sz w:val="68"/>
-              </w:rPr>
-            </w:pPr>
-            <w:r>
-              <w:rPr>
-                <w:rFonts w:ascii="맑은 고딕" w:eastAsia="맑은 고딕" w:hAnsi="맑은 고딕" w:cs="맑은 고딕"/>
-                <w:color w:val="000000"/>
-                <w:sz w:val="16"/>
-                <w:szCs w:val="16"/>
-              </w:rPr>
-              <w:t>세로</w:t>
-            </w:r>
-            <w:r>
-              <w:rPr>
-                <w:rFonts w:ascii="맑은 고딕" w:eastAsia="맑은 고딕" w:hAnsi="맑은 고딕" w:cs="맑은 고딕"/>
-                <w:color w:val="000000"/>
-                <w:sz w:val="68"/>
-              </w:rPr>
-              <w:t xml:space="preserve"> </w:t>
-            </w:r>
-            <w:r>
-              <w:rPr>
-                <w:rFonts w:ascii="맑은 고딕" w:eastAsia="맑은 고딕" w:hAnsi="맑은 고딕" w:cs="맑은 고딕"/>
-                <w:color w:val="000000"/>
-                <w:sz w:val="68"/>
-              </w:rPr>
-              <w:t xml:space="preserve"> </w:t>
-            </w:r>
-            <w:r>
-              <w:rPr>
-                <w:rFonts w:ascii="맑은 고딕" w:eastAsia="맑은 고딕" w:hAnsi="맑은 고딕" w:cs="맑은 고딕"/>
-                <w:color w:val="000000"/>
-                <w:sz w:val="16"/>
-                <w:szCs w:val="16"/>
-              </w:rPr>
-              <w:t>0.2</w:t>
-            </w:r>
-            <w:r>
-              <w:rPr>
-                <w:rFonts w:ascii="맑은 고딕" w:eastAsia="맑은 고딕" w:hAnsi="맑은 고딕" w:cs="맑은 고딕"/>
-                <w:color w:val="000000"/>
-                <w:sz w:val="16"/>
-                <w:szCs w:val="16"/>
-              </w:rPr>
-              <w:t>m</w:t>
-            </w:r>
-          </w:p>
-          <w:p>
-            <w:pPr>
-              <w:jc w:val="left"/>
-              <w:rPr>
-                <w:rFonts w:hint="eastAsia"/>
-              </w:rPr>
-            </w:pPr>
-            <w:r>
-              <w:rPr>
-                <w:rFonts w:ascii="맑은 고딕" w:eastAsia="맑은 고딕" w:hAnsi="맑은 고딕" w:cs="맑은 고딕"/>
-                <w:color w:val="000000"/>
-                <w:sz w:val="16"/>
-                <w:szCs w:val="16"/>
-              </w:rPr>
-              <w:t>높이</w:t>
-            </w:r>
-            <w:r>
-              <w:rPr>
-                <w:rFonts w:ascii="맑은 고딕" w:eastAsia="맑은 고딕" w:hAnsi="맑은 고딕" w:cs="맑은 고딕"/>
-                <w:color w:val="000000"/>
-                <w:sz w:val="68"/>
-              </w:rPr>
-              <w:t xml:space="preserve"> </w:t>
-            </w:r>
-            <w:r>
-              <w:rPr>
-                <w:rFonts w:ascii="맑은 고딕" w:eastAsia="맑은 고딕" w:hAnsi="맑은 고딕" w:cs="맑은 고딕"/>
-                <w:color w:val="000000"/>
-                <w:sz w:val="68"/>
-              </w:rPr>
-              <w:t xml:space="preserve"> </w:t>
             </w:r>
             <w:r>
               <w:rPr>
@@ -2685,9 +2812,7 @@
       <w:tr>
         <w:tc>
           <w:tcPr>
-            <w:cnfStyle w:val="001000000000" w:firstRow="0" w:lastRow="0" w:firstColumn="1" w:lastColumn="0" w:oddVBand="0" w:evenVBand="0" w:oddHBand="0" w:evenHBand="0" w:firstRowFirstColumn="0" w:firstRowLastColumn="0" w:lastRowFirstColumn="0" w:lastRowLastColumn="0"/>
             <w:tcW w:w="7422" w:type="dxa"/>
-            <w:vAlign w:val="top"/>
           </w:tcPr>
           <w:p>
             <w:pPr>
@@ -2713,7 +2838,6 @@
           <w:p>
             <w:pPr>
               <w:rPr>
-                <w:rFonts w:hint="eastAsia"/>
                 <w:noProof/>
               </w:rPr>
             </w:pPr>
@@ -2729,25 +2853,44 @@
         <w:tc>
           <w:tcPr>
             <w:tcW w:w="1603" w:type="dxa"/>
-            <w:vAlign w:val="top"/>
-          </w:tcPr>
-          <w:p>
-            <w:pPr>
-              <w:rPr>
-                <w:rFonts w:hint="eastAsia"/>
-              </w:rPr>
-            </w:pPr>
-          </w:p>
+          </w:tcPr>
+          <w:p/>
         </w:tc>
       </w:tr>
     </w:tbl>
     <w:p/>
-    <w:p>
-      <w:r>
-        <w:rPr>
-          <w:rFonts w:hint="eastAsia"/>
-        </w:rPr>
-        <w:t xml:space="preserve">4. 스토리 : </w:t>
+    <w:p/>
+    <w:p/>
+    <w:p/>
+    <w:p/>
+    <w:p>
+      <w:pPr>
+        <w:rPr>
+          <w:rFonts w:hint="eastAsia"/>
+        </w:rPr>
+      </w:pPr>
+    </w:p>
+    <w:p>
+      <w:r>
+        <w:rPr>
+          <w:rFonts w:hint="eastAsia"/>
+        </w:rPr>
+        <w:lastRenderedPageBreak/>
+        <w:t xml:space="preserve">4. </w:t>
+      </w:r>
+      <w:proofErr w:type="gramStart"/>
+      <w:r>
+        <w:rPr>
+          <w:rFonts w:hint="eastAsia"/>
+        </w:rPr>
+        <w:t>스토리 :</w:t>
+      </w:r>
+      <w:proofErr w:type="gramEnd"/>
+      <w:r>
+        <w:rPr>
+          <w:rFonts w:hint="eastAsia"/>
+        </w:rPr>
+        <w:t xml:space="preserve"> </w:t>
       </w:r>
     </w:p>
     <w:p>
@@ -2783,13 +2926,6 @@
       </w:r>
     </w:p>
     <w:p>
-      <w:pPr>
-        <w:rPr>
-          <w:lang/>
-          <w:rFonts/>
-          <w:rtl w:val="off"/>
-        </w:rPr>
-      </w:pPr>
       <w:r>
         <w:rPr>
           <w:rFonts w:hint="eastAsia"/>
@@ -2798,83 +2934,72 @@
       </w:r>
     </w:p>
     <w:p>
-      <w:pPr>
-        <w:rPr>
-          <w:lang w:eastAsia="ko-KR"/>
-          <w:rFonts w:hint="eastAsia"/>
-          <w:rtl w:val="off"/>
-        </w:rPr>
-      </w:pPr>
-      <w:r>
-        <w:rPr>
-          <w:lang w:eastAsia="ko-KR"/>
-          <w:rFonts w:hint="eastAsia"/>
-          <w:rtl w:val="off"/>
+      <w:r>
+        <w:rPr>
+          <w:rFonts w:hint="eastAsia"/>
         </w:rPr>
         <w:t>4-1. 문서 아이템</w:t>
       </w:r>
     </w:p>
     <w:tbl>
       <w:tblPr>
-        <w:tblStyle w:val="afffb"/>
+        <w:tblStyle w:val="a4"/>
+        <w:tblW w:w="0" w:type="auto"/>
         <w:tblLook w:val="04A0" w:firstRow="1" w:lastRow="0" w:firstColumn="1" w:lastColumn="0" w:noHBand="0" w:noVBand="1"/>
-        <w:tblLayout w:type="autofit"/>
       </w:tblPr>
       <w:tblGrid>
-        <w:gridCol w:w="9026"/>
+        <w:gridCol w:w="9016"/>
       </w:tblGrid>
       <w:tr>
         <w:tc>
           <w:tcPr>
-            <w:tcW w:w="9026" w:type="dxa"/>
-          </w:tcPr>
-          <w:p>
-            <w:pPr>
-              <w:rPr>
-                <w:lang w:eastAsia="ko-KR"/>
-                <w:rFonts w:hint="eastAsia"/>
-                <w:rtl w:val="off"/>
-              </w:rPr>
-            </w:pPr>
-          </w:p>
-          <w:p>
-            <w:pPr>
-              <w:rPr>
-                <w:lang w:eastAsia="ko-KR"/>
-                <w:rFonts w:hint="eastAsia"/>
-                <w:rtl w:val="off"/>
-              </w:rPr>
-            </w:pPr>
-          </w:p>
-          <w:p>
-            <w:pPr>
-              <w:rPr>
-                <w:lang w:eastAsia="ko-KR"/>
-                <w:rFonts w:hint="eastAsia"/>
-                <w:rtl w:val="off"/>
-              </w:rPr>
-            </w:pPr>
-            <w:r>
-              <w:rPr>
-                <w:lang w:eastAsia="ko-KR"/>
-                <w:rFonts w:hint="eastAsia"/>
-                <w:rtl w:val="off"/>
+            <w:tcW w:w="9016" w:type="dxa"/>
+          </w:tcPr>
+          <w:p>
+            <w:pPr>
+              <w:rPr>
+                <w:rFonts w:hint="eastAsia"/>
+              </w:rPr>
+            </w:pPr>
+            <w:r>
+              <w:rPr>
+                <w:rFonts w:hint="eastAsia"/>
+              </w:rPr>
+              <w:t>아이템 항목(실제 붉은 색은 아니지만, 기타 물건과 구분을 위해 윤곽선 사용 등 도입 가능)</w:t>
+            </w:r>
+          </w:p>
+        </w:tc>
+      </w:tr>
+      <w:tr>
+        <w:tc>
+          <w:tcPr>
+            <w:tcW w:w="9016" w:type="dxa"/>
+          </w:tcPr>
+          <w:p>
+            <w:r>
+              <w:rPr>
+                <w:rFonts w:hint="eastAsia"/>
+                <w:noProof/>
               </w:rPr>
               <w:drawing>
-                <wp:inline distT="0" distB="0" distL="180" distR="180">
-                  <wp:extent cx="4096809" cy="6369349"/>
-                  <wp:effectExtent l="0" t="0" r="0" b="0"/>
-                  <wp:docPr id="1033" name="shape1033" hidden="0"/>
-                  <wp:cNvGraphicFramePr/>
+                <wp:inline distT="0" distB="0" distL="0" distR="0" wp14:anchorId="551EB5C3" wp14:editId="19A70447">
+                  <wp:extent cx="2907052" cy="1640074"/>
+                  <wp:effectExtent l="0" t="0" r="7620" b="0"/>
+                  <wp:docPr id="304793838" name="그림 1"/>
+                  <wp:cNvGraphicFramePr>
+                    <a:graphicFrameLocks xmlns:a="http://schemas.openxmlformats.org/drawingml/2006/main" noChangeAspect="1"/>
+                  </wp:cNvGraphicFramePr>
                   <a:graphic xmlns:a="http://schemas.openxmlformats.org/drawingml/2006/main">
                     <a:graphicData uri="http://schemas.openxmlformats.org/drawingml/2006/picture">
                       <pic:pic xmlns:pic="http://schemas.openxmlformats.org/drawingml/2006/picture">
                         <pic:nvPicPr>
-                          <pic:cNvPr id="0" name="이미지"/>
-                          <pic:cNvPicPr preferRelativeResize="1"/>
+                          <pic:cNvPr id="0" name="Picture 1"/>
+                          <pic:cNvPicPr>
+                            <a:picLocks noChangeAspect="1" noChangeArrowheads="1"/>
+                          </pic:cNvPicPr>
                         </pic:nvPicPr>
                         <pic:blipFill>
-                          <a:blip r:embed="rId9">
+                          <a:blip r:embed="rId16" cstate="print">
                             <a:extLst>
                               <a:ext uri="{28A0092B-C50C-407E-A947-70E740481C1C}">
                                 <a14:useLocalDpi xmlns:a14="http://schemas.microsoft.com/office/drawing/2010/main" val="0"/>
@@ -2886,12 +3011,18 @@
                             <a:fillRect/>
                           </a:stretch>
                         </pic:blipFill>
-                        <pic:spPr>
+                        <pic:spPr bwMode="auto">
                           <a:xfrm>
                             <a:off x="0" y="0"/>
-                            <a:ext cx="4096809" cy="6369349"/>
+                            <a:ext cx="2924456" cy="1649893"/>
                           </a:xfrm>
-                          <a:prstGeom prst="rect"/>
+                          <a:prstGeom prst="rect">
+                            <a:avLst/>
+                          </a:prstGeom>
+                          <a:noFill/>
+                          <a:ln>
+                            <a:noFill/>
+                          </a:ln>
                         </pic:spPr>
                       </pic:pic>
                     </a:graphicData>
@@ -2902,19 +3033,187 @@
           </w:p>
         </w:tc>
       </w:tr>
+      <w:tr>
+        <w:tc>
+          <w:tcPr>
+            <w:tcW w:w="9016" w:type="dxa"/>
+          </w:tcPr>
+          <w:p>
+            <w:pPr>
+              <w:rPr>
+                <w:rFonts w:hint="eastAsia"/>
+              </w:rPr>
+            </w:pPr>
+            <w:r>
+              <w:rPr>
+                <w:rFonts w:hint="eastAsia"/>
+              </w:rPr>
+              <w:t xml:space="preserve">아이템 획득 시 </w:t>
+            </w:r>
+            <w:proofErr w:type="spellStart"/>
+            <w:r>
+              <w:rPr>
+                <w:rFonts w:hint="eastAsia"/>
+              </w:rPr>
+              <w:t>FadeOut</w:t>
+            </w:r>
+            <w:proofErr w:type="spellEnd"/>
+            <w:r>
+              <w:rPr>
+                <w:rFonts w:hint="eastAsia"/>
+              </w:rPr>
+              <w:t xml:space="preserve">, 제목 설명 </w:t>
+            </w:r>
+          </w:p>
+        </w:tc>
+      </w:tr>
+      <w:tr>
+        <w:tc>
+          <w:tcPr>
+            <w:tcW w:w="9016" w:type="dxa"/>
+          </w:tcPr>
+          <w:p>
+            <w:r>
+              <w:rPr>
+                <w:noProof/>
+              </w:rPr>
+              <w:drawing>
+                <wp:inline distT="0" distB="0" distL="0" distR="0" wp14:anchorId="73809285" wp14:editId="2C186167">
+                  <wp:extent cx="2979245" cy="1680805"/>
+                  <wp:effectExtent l="0" t="0" r="0" b="0"/>
+                  <wp:docPr id="321496623" name="그림 2"/>
+                  <wp:cNvGraphicFramePr>
+                    <a:graphicFrameLocks xmlns:a="http://schemas.openxmlformats.org/drawingml/2006/main" noChangeAspect="1"/>
+                  </wp:cNvGraphicFramePr>
+                  <a:graphic xmlns:a="http://schemas.openxmlformats.org/drawingml/2006/main">
+                    <a:graphicData uri="http://schemas.openxmlformats.org/drawingml/2006/picture">
+                      <pic:pic xmlns:pic="http://schemas.openxmlformats.org/drawingml/2006/picture">
+                        <pic:nvPicPr>
+                          <pic:cNvPr id="0" name="Picture 2"/>
+                          <pic:cNvPicPr>
+                            <a:picLocks noChangeAspect="1" noChangeArrowheads="1"/>
+                          </pic:cNvPicPr>
+                        </pic:nvPicPr>
+                        <pic:blipFill>
+                          <a:blip r:embed="rId17" cstate="print">
+                            <a:extLst>
+                              <a:ext uri="{28A0092B-C50C-407E-A947-70E740481C1C}">
+                                <a14:useLocalDpi xmlns:a14="http://schemas.microsoft.com/office/drawing/2010/main" val="0"/>
+                              </a:ext>
+                            </a:extLst>
+                          </a:blip>
+                          <a:srcRect/>
+                          <a:stretch>
+                            <a:fillRect/>
+                          </a:stretch>
+                        </pic:blipFill>
+                        <pic:spPr bwMode="auto">
+                          <a:xfrm>
+                            <a:off x="0" y="0"/>
+                            <a:ext cx="3011564" cy="1699038"/>
+                          </a:xfrm>
+                          <a:prstGeom prst="rect">
+                            <a:avLst/>
+                          </a:prstGeom>
+                          <a:noFill/>
+                          <a:ln>
+                            <a:noFill/>
+                          </a:ln>
+                        </pic:spPr>
+                      </pic:pic>
+                    </a:graphicData>
+                  </a:graphic>
+                </wp:inline>
+              </w:drawing>
+            </w:r>
+          </w:p>
+        </w:tc>
+      </w:tr>
+      <w:tr>
+        <w:tc>
+          <w:tcPr>
+            <w:tcW w:w="9016" w:type="dxa"/>
+          </w:tcPr>
+          <w:p>
+            <w:pPr>
+              <w:rPr>
+                <w:rFonts w:hint="eastAsia"/>
+              </w:rPr>
+            </w:pPr>
+            <w:r>
+              <w:rPr>
+                <w:rFonts w:hint="eastAsia"/>
+              </w:rPr>
+              <w:t xml:space="preserve">이후 아이템에 대한 설명은 휴대폰의 설명에서 확인 가능 </w:t>
+            </w:r>
+          </w:p>
+        </w:tc>
+      </w:tr>
+      <w:tr>
+        <w:tc>
+          <w:tcPr>
+            <w:tcW w:w="9016" w:type="dxa"/>
+          </w:tcPr>
+          <w:p>
+            <w:r>
+              <w:rPr>
+                <w:noProof/>
+              </w:rPr>
+              <w:drawing>
+                <wp:inline distT="0" distB="0" distL="0" distR="0" wp14:anchorId="23642AF8" wp14:editId="7E6C3E82">
+                  <wp:extent cx="2991620" cy="1687786"/>
+                  <wp:effectExtent l="0" t="0" r="0" b="8255"/>
+                  <wp:docPr id="1171702892" name="그림 3"/>
+                  <wp:cNvGraphicFramePr>
+                    <a:graphicFrameLocks xmlns:a="http://schemas.openxmlformats.org/drawingml/2006/main" noChangeAspect="1"/>
+                  </wp:cNvGraphicFramePr>
+                  <a:graphic xmlns:a="http://schemas.openxmlformats.org/drawingml/2006/main">
+                    <a:graphicData uri="http://schemas.openxmlformats.org/drawingml/2006/picture">
+                      <pic:pic xmlns:pic="http://schemas.openxmlformats.org/drawingml/2006/picture">
+                        <pic:nvPicPr>
+                          <pic:cNvPr id="0" name="Picture 3"/>
+                          <pic:cNvPicPr>
+                            <a:picLocks noChangeAspect="1" noChangeArrowheads="1"/>
+                          </pic:cNvPicPr>
+                        </pic:nvPicPr>
+                        <pic:blipFill>
+                          <a:blip r:embed="rId18" cstate="print">
+                            <a:extLst>
+                              <a:ext uri="{28A0092B-C50C-407E-A947-70E740481C1C}">
+                                <a14:useLocalDpi xmlns:a14="http://schemas.microsoft.com/office/drawing/2010/main" val="0"/>
+                              </a:ext>
+                            </a:extLst>
+                          </a:blip>
+                          <a:srcRect/>
+                          <a:stretch>
+                            <a:fillRect/>
+                          </a:stretch>
+                        </pic:blipFill>
+                        <pic:spPr bwMode="auto">
+                          <a:xfrm>
+                            <a:off x="0" y="0"/>
+                            <a:ext cx="3013571" cy="1700170"/>
+                          </a:xfrm>
+                          <a:prstGeom prst="rect">
+                            <a:avLst/>
+                          </a:prstGeom>
+                          <a:noFill/>
+                          <a:ln>
+                            <a:noFill/>
+                          </a:ln>
+                        </pic:spPr>
+                      </pic:pic>
+                    </a:graphicData>
+                  </a:graphic>
+                </wp:inline>
+              </w:drawing>
+            </w:r>
+          </w:p>
+        </w:tc>
+      </w:tr>
     </w:tbl>
-    <w:p>
-      <w:pPr>
-        <w:rPr>
-          <w:lang w:eastAsia="ko-KR"/>
-          <w:rFonts w:hint="eastAsia"/>
-          <w:rtl w:val="off"/>
-        </w:rPr>
-      </w:pPr>
-    </w:p>
-    <w:p>
-      <w:pPr/>
-    </w:p>
+    <w:p/>
+    <w:p/>
     <w:p>
       <w:r>
         <w:rPr>
@@ -2949,12 +3248,12 @@
     </w:p>
     <w:p>
       <w:pPr>
-        <w:pStyle w:val="af1"/>
-        <w:ind w:leftChars="0"/>
+        <w:pStyle w:val="a3"/>
         <w:numPr>
           <w:ilvl w:val="0"/>
           <w:numId w:val="1"/>
         </w:numPr>
+        <w:ind w:leftChars="0"/>
       </w:pPr>
       <w:r>
         <w:rPr>
@@ -2973,12 +3272,12 @@
     </w:p>
     <w:p>
       <w:pPr>
-        <w:pStyle w:val="af1"/>
-        <w:ind w:leftChars="0"/>
+        <w:pStyle w:val="a3"/>
         <w:numPr>
           <w:ilvl w:val="0"/>
           <w:numId w:val="2"/>
         </w:numPr>
+        <w:ind w:leftChars="0"/>
       </w:pPr>
       <w:r>
         <w:rPr>
@@ -2989,12 +3288,12 @@
     </w:p>
     <w:p>
       <w:pPr>
-        <w:pStyle w:val="af1"/>
-        <w:ind w:leftChars="0"/>
+        <w:pStyle w:val="a3"/>
         <w:numPr>
           <w:ilvl w:val="0"/>
           <w:numId w:val="2"/>
         </w:numPr>
+        <w:ind w:leftChars="0"/>
       </w:pPr>
       <w:r>
         <w:rPr>
@@ -3005,12 +3304,12 @@
     </w:p>
     <w:p>
       <w:pPr>
-        <w:pStyle w:val="af1"/>
-        <w:ind w:leftChars="0"/>
+        <w:pStyle w:val="a3"/>
         <w:numPr>
           <w:ilvl w:val="0"/>
           <w:numId w:val="2"/>
         </w:numPr>
+        <w:ind w:leftChars="0"/>
       </w:pPr>
       <w:r>
         <w:rPr>
@@ -3021,12 +3320,12 @@
     </w:p>
     <w:p>
       <w:pPr>
-        <w:pStyle w:val="af1"/>
-        <w:ind w:leftChars="0"/>
+        <w:pStyle w:val="a3"/>
         <w:numPr>
           <w:ilvl w:val="0"/>
           <w:numId w:val="1"/>
         </w:numPr>
+        <w:ind w:leftChars="0"/>
       </w:pPr>
       <w:r>
         <w:rPr>
@@ -3037,12 +3336,12 @@
     </w:p>
     <w:p>
       <w:pPr>
-        <w:pStyle w:val="af1"/>
-        <w:ind w:leftChars="0"/>
+        <w:pStyle w:val="a3"/>
         <w:numPr>
           <w:ilvl w:val="0"/>
           <w:numId w:val="2"/>
         </w:numPr>
+        <w:ind w:leftChars="0"/>
       </w:pPr>
       <w:r>
         <w:rPr>
@@ -3053,12 +3352,12 @@
     </w:p>
     <w:p>
       <w:pPr>
-        <w:pStyle w:val="af1"/>
-        <w:ind w:leftChars="0"/>
+        <w:pStyle w:val="a3"/>
         <w:numPr>
           <w:ilvl w:val="0"/>
           <w:numId w:val="2"/>
         </w:numPr>
+        <w:ind w:leftChars="0"/>
       </w:pPr>
       <w:r>
         <w:rPr>
@@ -3069,12 +3368,12 @@
     </w:p>
     <w:p>
       <w:pPr>
-        <w:pStyle w:val="af1"/>
-        <w:ind w:leftChars="0"/>
+        <w:pStyle w:val="a3"/>
         <w:numPr>
           <w:ilvl w:val="0"/>
           <w:numId w:val="2"/>
         </w:numPr>
+        <w:ind w:leftChars="0"/>
       </w:pPr>
       <w:r>
         <w:rPr>
@@ -3085,7 +3384,7 @@
     </w:p>
     <w:tbl>
       <w:tblPr>
-        <w:tblStyle w:val="afffb"/>
+        <w:tblStyle w:val="a4"/>
         <w:tblW w:w="0" w:type="auto"/>
         <w:tblLook w:val="04A0" w:firstRow="1" w:lastRow="0" w:firstColumn="1" w:lastColumn="0" w:noHBand="0" w:noVBand="1"/>
       </w:tblPr>
@@ -3094,7 +3393,7 @@
       </w:tblGrid>
       <w:tr>
         <w:trPr>
-          <w:trHeight w:val="1660" w:hRule="atLeast"/>
+          <w:trHeight w:val="1660"/>
         </w:trPr>
         <w:tc>
           <w:tcPr>
@@ -3251,12 +3550,12 @@
     </w:p>
     <w:p>
       <w:pPr>
-        <w:pStyle w:val="af1"/>
-        <w:ind w:leftChars="0"/>
+        <w:pStyle w:val="a3"/>
         <w:numPr>
           <w:ilvl w:val="0"/>
           <w:numId w:val="3"/>
         </w:numPr>
+        <w:ind w:leftChars="0"/>
       </w:pPr>
       <w:r>
         <w:rPr>
@@ -3267,12 +3566,12 @@
     </w:p>
     <w:p>
       <w:pPr>
-        <w:pStyle w:val="af1"/>
-        <w:ind w:leftChars="0"/>
+        <w:pStyle w:val="a3"/>
         <w:numPr>
           <w:ilvl w:val="0"/>
           <w:numId w:val="3"/>
         </w:numPr>
+        <w:ind w:leftChars="0"/>
       </w:pPr>
       <w:r>
         <w:rPr>
@@ -3283,12 +3582,12 @@
     </w:p>
     <w:p>
       <w:pPr>
-        <w:pStyle w:val="af1"/>
-        <w:ind w:leftChars="0"/>
+        <w:pStyle w:val="a3"/>
         <w:numPr>
           <w:ilvl w:val="0"/>
           <w:numId w:val="3"/>
         </w:numPr>
+        <w:ind w:leftChars="0"/>
       </w:pPr>
       <w:r>
         <w:rPr>
@@ -3299,12 +3598,12 @@
     </w:p>
     <w:p>
       <w:pPr>
-        <w:pStyle w:val="af1"/>
-        <w:ind w:leftChars="0"/>
+        <w:pStyle w:val="a3"/>
         <w:numPr>
           <w:ilvl w:val="0"/>
           <w:numId w:val="3"/>
         </w:numPr>
+        <w:ind w:leftChars="0"/>
       </w:pPr>
       <w:r>
         <w:rPr>
@@ -3315,12 +3614,12 @@
     </w:p>
     <w:p>
       <w:pPr>
-        <w:pStyle w:val="af1"/>
-        <w:ind w:leftChars="0"/>
+        <w:pStyle w:val="a3"/>
         <w:numPr>
           <w:ilvl w:val="0"/>
           <w:numId w:val="3"/>
         </w:numPr>
+        <w:ind w:leftChars="0"/>
       </w:pPr>
       <w:r>
         <w:rPr>
@@ -3331,12 +3630,12 @@
     </w:p>
     <w:p>
       <w:pPr>
-        <w:pStyle w:val="af1"/>
-        <w:ind w:leftChars="0"/>
+        <w:pStyle w:val="a3"/>
         <w:numPr>
           <w:ilvl w:val="0"/>
           <w:numId w:val="3"/>
         </w:numPr>
+        <w:ind w:leftChars="0"/>
       </w:pPr>
       <w:r>
         <w:rPr>
@@ -3347,12 +3646,12 @@
     </w:p>
     <w:p>
       <w:pPr>
-        <w:pStyle w:val="af1"/>
-        <w:ind w:leftChars="0"/>
+        <w:pStyle w:val="a3"/>
         <w:numPr>
           <w:ilvl w:val="0"/>
           <w:numId w:val="3"/>
         </w:numPr>
+        <w:ind w:leftChars="0"/>
       </w:pPr>
       <w:r>
         <w:rPr>
@@ -3363,12 +3662,12 @@
     </w:p>
     <w:p>
       <w:pPr>
-        <w:pStyle w:val="af1"/>
-        <w:ind w:leftChars="0"/>
+        <w:pStyle w:val="a3"/>
         <w:numPr>
           <w:ilvl w:val="0"/>
           <w:numId w:val="3"/>
         </w:numPr>
+        <w:ind w:leftChars="0"/>
       </w:pPr>
       <w:r>
         <w:rPr>
@@ -3379,12 +3678,12 @@
     </w:p>
     <w:p>
       <w:pPr>
-        <w:pStyle w:val="af1"/>
-        <w:ind w:leftChars="0"/>
+        <w:pStyle w:val="a3"/>
         <w:numPr>
           <w:ilvl w:val="0"/>
           <w:numId w:val="3"/>
         </w:numPr>
+        <w:ind w:leftChars="0"/>
       </w:pPr>
       <w:r>
         <w:rPr>
@@ -3395,12 +3694,12 @@
     </w:p>
     <w:p>
       <w:pPr>
-        <w:pStyle w:val="af1"/>
-        <w:ind w:leftChars="0"/>
+        <w:pStyle w:val="a3"/>
         <w:numPr>
           <w:ilvl w:val="0"/>
           <w:numId w:val="3"/>
         </w:numPr>
+        <w:ind w:leftChars="0"/>
       </w:pPr>
       <w:r>
         <w:rPr>
@@ -3411,12 +3710,12 @@
     </w:p>
     <w:p>
       <w:pPr>
-        <w:pStyle w:val="af1"/>
-        <w:ind w:leftChars="0"/>
+        <w:pStyle w:val="a3"/>
         <w:numPr>
           <w:ilvl w:val="0"/>
           <w:numId w:val="3"/>
         </w:numPr>
+        <w:ind w:leftChars="0"/>
       </w:pPr>
       <w:r>
         <w:rPr>
@@ -3427,12 +3726,12 @@
     </w:p>
     <w:p>
       <w:pPr>
-        <w:pStyle w:val="af1"/>
-        <w:ind w:leftChars="0"/>
+        <w:pStyle w:val="a3"/>
         <w:numPr>
           <w:ilvl w:val="0"/>
           <w:numId w:val="3"/>
         </w:numPr>
+        <w:ind w:leftChars="0"/>
       </w:pPr>
       <w:r>
         <w:rPr>
@@ -3477,13 +3776,14 @@
 </file>
 
 <file path=word/numbering.xml><?xml version="1.0" encoding="utf-8"?>
-<w:numbering xmlns:ve="http://schemas.openxmlformats.org/markup-compatibility/2006" xmlns:o="urn:schemas-microsoft-com:office:office" xmlns:r="http://schemas.openxmlformats.org/officeDocument/2006/relationships" xmlns:m="http://schemas.openxmlformats.org/officeDocument/2006/math" xmlns:v="urn:schemas-microsoft-com:vml" xmlns:wp="http://schemas.openxmlformats.org/drawingml/2006/wordprocessingDrawing" xmlns:w10="urn:schemas-microsoft-com:office:word" xmlns:w="http://schemas.openxmlformats.org/wordprocessingml/2006/main" xmlns:w14="http://schemas.microsoft.com/office/word/2010/wordml" xmlns:wne="http://schemas.microsoft.com/office/word/2006/wordml">
-  <w:abstractNum w:abstractNumId="0">
-    <w:nsid w:val="130e3da9"/>
+<w:numbering xmlns:wpc="http://schemas.microsoft.com/office/word/2010/wordprocessingCanvas" xmlns:cx="http://schemas.microsoft.com/office/drawing/2014/chartex" xmlns:cx1="http://schemas.microsoft.com/office/drawing/2015/9/8/chartex" xmlns:cx2="http://schemas.microsoft.com/office/drawing/2015/10/21/chartex" xmlns:cx3="http://schemas.microsoft.com/office/drawing/2016/5/9/chartex" xmlns:cx4="http://schemas.microsoft.com/office/drawing/2016/5/10/chartex" xmlns:cx5="http://schemas.microsoft.com/office/drawing/2016/5/11/chartex" xmlns:cx6="http://schemas.microsoft.com/office/drawing/2016/5/12/chartex" xmlns:cx7="http://schemas.microsoft.com/office/drawing/2016/5/13/chartex" xmlns:cx8="http://schemas.microsoft.com/office/drawing/2016/5/14/chartex" xmlns:mc="http://schemas.openxmlformats.org/markup-compatibility/2006" xmlns:aink="http://schemas.microsoft.com/office/drawing/2016/ink" xmlns:am3d="http://schemas.microsoft.com/office/drawing/2017/model3d" xmlns:o="urn:schemas-microsoft-com:office:office" xmlns:oel="http://schemas.microsoft.com/office/2019/extlst" xmlns:r="http://schemas.openxmlformats.org/officeDocument/2006/relationships" xmlns:m="http://schemas.openxmlformats.org/officeDocument/2006/math" xmlns:v="urn:schemas-microsoft-com:vml" xmlns:wp14="http://schemas.microsoft.com/office/word/2010/wordprocessingDrawing" xmlns:wp="http://schemas.openxmlformats.org/drawingml/2006/wordprocessingDrawing" xmlns:w10="urn:schemas-microsoft-com:office:word" xmlns:w="http://schemas.openxmlformats.org/wordprocessingml/2006/main" xmlns:w14="http://schemas.microsoft.com/office/word/2010/wordml" xmlns:w15="http://schemas.microsoft.com/office/word/2012/wordml" xmlns:w16cex="http://schemas.microsoft.com/office/word/2018/wordml/cex" xmlns:w16cid="http://schemas.microsoft.com/office/word/2016/wordml/cid" xmlns:w16="http://schemas.microsoft.com/office/word/2018/wordml" xmlns:w16du="http://schemas.microsoft.com/office/word/2023/wordml/word16du" xmlns:w16sdtdh="http://schemas.microsoft.com/office/word/2020/wordml/sdtdatahash" xmlns:w16sdtfl="http://schemas.microsoft.com/office/word/2024/wordml/sdtformatlock" xmlns:w16se="http://schemas.microsoft.com/office/word/2015/wordml/symex" xmlns:wpg="http://schemas.microsoft.com/office/word/2010/wordprocessingGroup" xmlns:wpi="http://schemas.microsoft.com/office/word/2010/wordprocessingInk" xmlns:wne="http://schemas.microsoft.com/office/word/2006/wordml" xmlns:wps="http://schemas.microsoft.com/office/word/2010/wordprocessingShape" mc:Ignorable="w14 w15 w16se w16cid w16 w16cex w16sdtdh w16sdtfl w16du wp14">
+  <w:abstractNum w:abstractNumId="0" w15:restartNumberingAfterBreak="0">
+    <w:nsid w:val="130E3DA9"/>
     <w:multiLevelType w:val="hybridMultilevel"/>
-    <w:tmpl w:val="c6d2fd14"/>
-    <w:lvl w:ilvl="0" w:tplc="7916b748">
+    <w:tmpl w:val="C6D2FD14"/>
+    <w:lvl w:ilvl="0" w:tplc="7916B748">
       <w:start w:val="1"/>
+      <w:numFmt w:val="decimal"/>
       <w:lvlText w:val="%1."/>
       <w:lvlJc w:val="left"/>
       <w:pPr>
@@ -3493,7 +3793,7 @@
         <w:rFonts w:hint="eastAsia"/>
       </w:rPr>
     </w:lvl>
-    <w:lvl w:ilvl="1" w:tentative="on" w:tplc="4090019">
+    <w:lvl w:ilvl="1" w:tplc="04090019" w:tentative="1">
       <w:start w:val="1"/>
       <w:numFmt w:val="upperLetter"/>
       <w:lvlText w:val="%2."/>
@@ -3502,7 +3802,7 @@
         <w:ind w:left="1320" w:hanging="440"/>
       </w:pPr>
     </w:lvl>
-    <w:lvl w:ilvl="2" w:tentative="on" w:tplc="409001b">
+    <w:lvl w:ilvl="2" w:tplc="0409001B" w:tentative="1">
       <w:start w:val="1"/>
       <w:numFmt w:val="lowerRoman"/>
       <w:lvlText w:val="%3."/>
@@ -3511,15 +3811,16 @@
         <w:ind w:left="1760" w:hanging="440"/>
       </w:pPr>
     </w:lvl>
-    <w:lvl w:ilvl="3" w:tentative="on" w:tplc="409000f">
+    <w:lvl w:ilvl="3" w:tplc="0409000F" w:tentative="1">
       <w:start w:val="1"/>
+      <w:numFmt w:val="decimal"/>
       <w:lvlText w:val="%4."/>
       <w:lvlJc w:val="left"/>
       <w:pPr>
         <w:ind w:left="2200" w:hanging="440"/>
       </w:pPr>
     </w:lvl>
-    <w:lvl w:ilvl="4" w:tentative="on" w:tplc="4090019">
+    <w:lvl w:ilvl="4" w:tplc="04090019" w:tentative="1">
       <w:start w:val="1"/>
       <w:numFmt w:val="upperLetter"/>
       <w:lvlText w:val="%5."/>
@@ -3528,7 +3829,7 @@
         <w:ind w:left="2640" w:hanging="440"/>
       </w:pPr>
     </w:lvl>
-    <w:lvl w:ilvl="5" w:tentative="on" w:tplc="409001b">
+    <w:lvl w:ilvl="5" w:tplc="0409001B" w:tentative="1">
       <w:start w:val="1"/>
       <w:numFmt w:val="lowerRoman"/>
       <w:lvlText w:val="%6."/>
@@ -3537,15 +3838,16 @@
         <w:ind w:left="3080" w:hanging="440"/>
       </w:pPr>
     </w:lvl>
-    <w:lvl w:ilvl="6" w:tentative="on" w:tplc="409000f">
+    <w:lvl w:ilvl="6" w:tplc="0409000F" w:tentative="1">
       <w:start w:val="1"/>
+      <w:numFmt w:val="decimal"/>
       <w:lvlText w:val="%7."/>
       <w:lvlJc w:val="left"/>
       <w:pPr>
         <w:ind w:left="3520" w:hanging="440"/>
       </w:pPr>
     </w:lvl>
-    <w:lvl w:ilvl="7" w:tentative="on" w:tplc="4090019">
+    <w:lvl w:ilvl="7" w:tplc="04090019" w:tentative="1">
       <w:start w:val="1"/>
       <w:numFmt w:val="upperLetter"/>
       <w:lvlText w:val="%8."/>
@@ -3554,7 +3856,7 @@
         <w:ind w:left="3960" w:hanging="440"/>
       </w:pPr>
     </w:lvl>
-    <w:lvl w:ilvl="8" w:tentative="on" w:tplc="409001b">
+    <w:lvl w:ilvl="8" w:tplc="0409001B" w:tentative="1">
       <w:start w:val="1"/>
       <w:numFmt w:val="lowerRoman"/>
       <w:lvlText w:val="%9."/>
@@ -3564,11 +3866,11 @@
       </w:pPr>
     </w:lvl>
   </w:abstractNum>
-  <w:abstractNum w:abstractNumId="1">
-    <w:nsid w:val="272c07d9"/>
+  <w:abstractNum w:abstractNumId="1" w15:restartNumberingAfterBreak="0">
+    <w:nsid w:val="272C07D9"/>
     <w:multiLevelType w:val="hybridMultilevel"/>
-    <w:tmpl w:val="243c76de"/>
-    <w:lvl w:ilvl="0" w:tplc="4454b0c0">
+    <w:tmpl w:val="243C76DE"/>
+    <w:lvl w:ilvl="0" w:tplc="4454B0C0">
       <w:numFmt w:val="bullet"/>
       <w:lvlText w:val="-"/>
       <w:lvlJc w:val="left"/>
@@ -3579,7 +3881,7 @@
         <w:rFonts w:ascii="맑은 고딕" w:eastAsia="맑은 고딕" w:hAnsi="맑은 고딕" w:hint="eastAsia"/>
       </w:rPr>
     </w:lvl>
-    <w:lvl w:ilvl="1" w:tentative="on" w:tplc="4090003">
+    <w:lvl w:ilvl="1" w:tplc="04090003" w:tentative="1">
       <w:start w:val="1"/>
       <w:numFmt w:val="bullet"/>
       <w:lvlText w:val=""/>
@@ -3591,7 +3893,7 @@
         <w:rFonts w:ascii="Wingdings" w:hAnsi="Wingdings" w:hint="default"/>
       </w:rPr>
     </w:lvl>
-    <w:lvl w:ilvl="2" w:tentative="on" w:tplc="4090005">
+    <w:lvl w:ilvl="2" w:tplc="04090005" w:tentative="1">
       <w:start w:val="1"/>
       <w:numFmt w:val="bullet"/>
       <w:lvlText w:val=""/>
@@ -3603,7 +3905,7 @@
         <w:rFonts w:ascii="Wingdings" w:hAnsi="Wingdings" w:hint="default"/>
       </w:rPr>
     </w:lvl>
-    <w:lvl w:ilvl="3" w:tentative="on" w:tplc="4090001">
+    <w:lvl w:ilvl="3" w:tplc="04090001" w:tentative="1">
       <w:start w:val="1"/>
       <w:numFmt w:val="bullet"/>
       <w:lvlText w:val=""/>
@@ -3615,7 +3917,7 @@
         <w:rFonts w:ascii="Wingdings" w:hAnsi="Wingdings" w:hint="default"/>
       </w:rPr>
     </w:lvl>
-    <w:lvl w:ilvl="4" w:tentative="on" w:tplc="4090003">
+    <w:lvl w:ilvl="4" w:tplc="04090003" w:tentative="1">
       <w:start w:val="1"/>
       <w:numFmt w:val="bullet"/>
       <w:lvlText w:val=""/>
@@ -3627,7 +3929,7 @@
         <w:rFonts w:ascii="Wingdings" w:hAnsi="Wingdings" w:hint="default"/>
       </w:rPr>
     </w:lvl>
-    <w:lvl w:ilvl="5" w:tentative="on" w:tplc="4090005">
+    <w:lvl w:ilvl="5" w:tplc="04090005" w:tentative="1">
       <w:start w:val="1"/>
       <w:numFmt w:val="bullet"/>
       <w:lvlText w:val=""/>
@@ -3639,7 +3941,7 @@
         <w:rFonts w:ascii="Wingdings" w:hAnsi="Wingdings" w:hint="default"/>
       </w:rPr>
     </w:lvl>
-    <w:lvl w:ilvl="6" w:tentative="on" w:tplc="4090001">
+    <w:lvl w:ilvl="6" w:tplc="04090001" w:tentative="1">
       <w:start w:val="1"/>
       <w:numFmt w:val="bullet"/>
       <w:lvlText w:val=""/>
@@ -3651,7 +3953,7 @@
         <w:rFonts w:ascii="Wingdings" w:hAnsi="Wingdings" w:hint="default"/>
       </w:rPr>
     </w:lvl>
-    <w:lvl w:ilvl="7" w:tentative="on" w:tplc="4090003">
+    <w:lvl w:ilvl="7" w:tplc="04090003" w:tentative="1">
       <w:start w:val="1"/>
       <w:numFmt w:val="bullet"/>
       <w:lvlText w:val=""/>
@@ -3663,7 +3965,7 @@
         <w:rFonts w:ascii="Wingdings" w:hAnsi="Wingdings" w:hint="default"/>
       </w:rPr>
     </w:lvl>
-    <w:lvl w:ilvl="8" w:tentative="on" w:tplc="4090005">
+    <w:lvl w:ilvl="8" w:tplc="04090005" w:tentative="1">
       <w:start w:val="1"/>
       <w:numFmt w:val="bullet"/>
       <w:lvlText w:val=""/>
@@ -3676,12 +3978,13 @@
       </w:rPr>
     </w:lvl>
   </w:abstractNum>
-  <w:abstractNum w:abstractNumId="2">
-    <w:nsid w:val="6b557c58"/>
+  <w:abstractNum w:abstractNumId="2" w15:restartNumberingAfterBreak="0">
+    <w:nsid w:val="6B557C58"/>
     <w:multiLevelType w:val="hybridMultilevel"/>
-    <w:tmpl w:val="ad1ef66c"/>
-    <w:lvl w:ilvl="0" w:tplc="d55a9b12">
+    <w:tmpl w:val="AD1EF66C"/>
+    <w:lvl w:ilvl="0" w:tplc="D55A9B12">
       <w:start w:val="1"/>
+      <w:numFmt w:val="decimal"/>
       <w:lvlText w:val="(%1)"/>
       <w:lvlJc w:val="left"/>
       <w:pPr>
@@ -3691,7 +3994,7 @@
         <w:rFonts w:hint="eastAsia"/>
       </w:rPr>
     </w:lvl>
-    <w:lvl w:ilvl="1" w:tentative="on" w:tplc="4090019">
+    <w:lvl w:ilvl="1" w:tplc="04090019" w:tentative="1">
       <w:start w:val="1"/>
       <w:numFmt w:val="upperLetter"/>
       <w:lvlText w:val="%2."/>
@@ -3700,7 +4003,7 @@
         <w:ind w:left="1320" w:hanging="440"/>
       </w:pPr>
     </w:lvl>
-    <w:lvl w:ilvl="2" w:tentative="on" w:tplc="409001b">
+    <w:lvl w:ilvl="2" w:tplc="0409001B" w:tentative="1">
       <w:start w:val="1"/>
       <w:numFmt w:val="lowerRoman"/>
       <w:lvlText w:val="%3."/>
@@ -3709,15 +4012,16 @@
         <w:ind w:left="1760" w:hanging="440"/>
       </w:pPr>
     </w:lvl>
-    <w:lvl w:ilvl="3" w:tentative="on" w:tplc="409000f">
+    <w:lvl w:ilvl="3" w:tplc="0409000F" w:tentative="1">
       <w:start w:val="1"/>
+      <w:numFmt w:val="decimal"/>
       <w:lvlText w:val="%4."/>
       <w:lvlJc w:val="left"/>
       <w:pPr>
         <w:ind w:left="2200" w:hanging="440"/>
       </w:pPr>
     </w:lvl>
-    <w:lvl w:ilvl="4" w:tentative="on" w:tplc="4090019">
+    <w:lvl w:ilvl="4" w:tplc="04090019" w:tentative="1">
       <w:start w:val="1"/>
       <w:numFmt w:val="upperLetter"/>
       <w:lvlText w:val="%5."/>
@@ -3726,7 +4030,7 @@
         <w:ind w:left="2640" w:hanging="440"/>
       </w:pPr>
     </w:lvl>
-    <w:lvl w:ilvl="5" w:tentative="on" w:tplc="409001b">
+    <w:lvl w:ilvl="5" w:tplc="0409001B" w:tentative="1">
       <w:start w:val="1"/>
       <w:numFmt w:val="lowerRoman"/>
       <w:lvlText w:val="%6."/>
@@ -3735,15 +4039,16 @@
         <w:ind w:left="3080" w:hanging="440"/>
       </w:pPr>
     </w:lvl>
-    <w:lvl w:ilvl="6" w:tentative="on" w:tplc="409000f">
+    <w:lvl w:ilvl="6" w:tplc="0409000F" w:tentative="1">
       <w:start w:val="1"/>
+      <w:numFmt w:val="decimal"/>
       <w:lvlText w:val="%7."/>
       <w:lvlJc w:val="left"/>
       <w:pPr>
         <w:ind w:left="3520" w:hanging="440"/>
       </w:pPr>
     </w:lvl>
-    <w:lvl w:ilvl="7" w:tentative="on" w:tplc="4090019">
+    <w:lvl w:ilvl="7" w:tplc="04090019" w:tentative="1">
       <w:start w:val="1"/>
       <w:numFmt w:val="upperLetter"/>
       <w:lvlText w:val="%8."/>
@@ -3752,7 +4057,7 @@
         <w:ind w:left="3960" w:hanging="440"/>
       </w:pPr>
     </w:lvl>
-    <w:lvl w:ilvl="8" w:tentative="on" w:tplc="409001b">
+    <w:lvl w:ilvl="8" w:tplc="0409001B" w:tentative="1">
       <w:start w:val="1"/>
       <w:numFmt w:val="lowerRoman"/>
       <w:lvlText w:val="%9."/>
@@ -3762,53 +4067,433 @@
       </w:pPr>
     </w:lvl>
   </w:abstractNum>
-  <w:num w:numId="1">
+  <w:num w:numId="1" w16cid:durableId="443578495">
     <w:abstractNumId w:val="0"/>
   </w:num>
-  <w:num w:numId="2">
+  <w:num w:numId="2" w16cid:durableId="551618014">
     <w:abstractNumId w:val="1"/>
   </w:num>
-  <w:num w:numId="3">
+  <w:num w:numId="3" w16cid:durableId="942415480">
     <w:abstractNumId w:val="2"/>
   </w:num>
 </w:numbering>
 </file>
 
 <file path=word/styles.xml><?xml version="1.0" encoding="utf-8"?>
-<w:styles xmlns:r="http://schemas.openxmlformats.org/officeDocument/2006/relationships" xmlns:w="http://schemas.openxmlformats.org/wordprocessingml/2006/main">
+<w:styles xmlns:mc="http://schemas.openxmlformats.org/markup-compatibility/2006" xmlns:r="http://schemas.openxmlformats.org/officeDocument/2006/relationships" xmlns:w="http://schemas.openxmlformats.org/wordprocessingml/2006/main" xmlns:w14="http://schemas.microsoft.com/office/word/2010/wordml" xmlns:w15="http://schemas.microsoft.com/office/word/2012/wordml" xmlns:w16cex="http://schemas.microsoft.com/office/word/2018/wordml/cex" xmlns:w16cid="http://schemas.microsoft.com/office/word/2016/wordml/cid" xmlns:w16="http://schemas.microsoft.com/office/word/2018/wordml" xmlns:w16du="http://schemas.microsoft.com/office/word/2023/wordml/word16du" xmlns:w16sdtdh="http://schemas.microsoft.com/office/word/2020/wordml/sdtdatahash" xmlns:w16sdtfl="http://schemas.microsoft.com/office/word/2024/wordml/sdtformatlock" xmlns:w16se="http://schemas.microsoft.com/office/word/2015/wordml/symex" mc:Ignorable="w14 w15 w16se w16cid w16 w16cex w16sdtdh w16sdtfl w16du">
   <w:docDefaults>
     <w:rPrDefault>
       <w:rPr>
+        <w:rFonts w:asciiTheme="minorHAnsi" w:eastAsiaTheme="minorEastAsia" w:hAnsiTheme="minorHAnsi" w:cstheme="minorBidi"/>
+        <w:kern w:val="2"/>
+        <w:szCs w:val="22"/>
         <w:lang w:val="en-US" w:eastAsia="ko-KR" w:bidi="ar-SA"/>
-        <w:rFonts w:asciiTheme="minorHAnsi" w:eastAsiaTheme="minorEastAsia" w:hAnsiTheme="minorHAnsi" w:cstheme="minorBidi"/>
-        <w:szCs w:val="22"/>
-        <w:kern w:val="2"/>
       </w:rPr>
     </w:rPrDefault>
     <w:pPrDefault>
       <w:pPr>
+        <w:spacing w:after="160" w:line="259" w:lineRule="auto"/>
         <w:jc w:val="both"/>
-        <w:spacing w:after="160" w:line="259" w:lineRule="auto"/>
       </w:pPr>
     </w:pPrDefault>
   </w:docDefaults>
-  <w:style w:type="paragraph" w:default="1" w:styleId="a1">
+  <w:latentStyles w:defLockedState="0" w:defUIPriority="99" w:defSemiHidden="0" w:defUnhideWhenUsed="0" w:defQFormat="0" w:count="376">
+    <w:lsdException w:name="Normal" w:uiPriority="0" w:qFormat="1"/>
+    <w:lsdException w:name="heading 1" w:uiPriority="9" w:qFormat="1"/>
+    <w:lsdException w:name="heading 2" w:semiHidden="1" w:uiPriority="9" w:unhideWhenUsed="1" w:qFormat="1"/>
+    <w:lsdException w:name="heading 3" w:semiHidden="1" w:uiPriority="9" w:unhideWhenUsed="1" w:qFormat="1"/>
+    <w:lsdException w:name="heading 4" w:semiHidden="1" w:uiPriority="9" w:unhideWhenUsed="1" w:qFormat="1"/>
+    <w:lsdException w:name="heading 5" w:semiHidden="1" w:uiPriority="9" w:unhideWhenUsed="1" w:qFormat="1"/>
+    <w:lsdException w:name="heading 6" w:semiHidden="1" w:uiPriority="9" w:unhideWhenUsed="1" w:qFormat="1"/>
+    <w:lsdException w:name="heading 7" w:semiHidden="1" w:uiPriority="9" w:unhideWhenUsed="1" w:qFormat="1"/>
+    <w:lsdException w:name="heading 8" w:semiHidden="1" w:uiPriority="9" w:unhideWhenUsed="1" w:qFormat="1"/>
+    <w:lsdException w:name="heading 9" w:semiHidden="1" w:uiPriority="9" w:unhideWhenUsed="1" w:qFormat="1"/>
+    <w:lsdException w:name="index 1" w:semiHidden="1" w:unhideWhenUsed="1"/>
+    <w:lsdException w:name="index 2" w:semiHidden="1" w:unhideWhenUsed="1"/>
+    <w:lsdException w:name="index 3" w:semiHidden="1" w:unhideWhenUsed="1"/>
+    <w:lsdException w:name="index 4" w:semiHidden="1" w:unhideWhenUsed="1"/>
+    <w:lsdException w:name="index 5" w:semiHidden="1" w:unhideWhenUsed="1"/>
+    <w:lsdException w:name="index 6" w:semiHidden="1" w:unhideWhenUsed="1"/>
+    <w:lsdException w:name="index 7" w:semiHidden="1" w:unhideWhenUsed="1"/>
+    <w:lsdException w:name="index 8" w:semiHidden="1" w:unhideWhenUsed="1"/>
+    <w:lsdException w:name="index 9" w:semiHidden="1" w:unhideWhenUsed="1"/>
+    <w:lsdException w:name="toc 1" w:semiHidden="1" w:uiPriority="39" w:unhideWhenUsed="1"/>
+    <w:lsdException w:name="toc 2" w:semiHidden="1" w:uiPriority="39" w:unhideWhenUsed="1"/>
+    <w:lsdException w:name="toc 3" w:semiHidden="1" w:uiPriority="39" w:unhideWhenUsed="1"/>
+    <w:lsdException w:name="toc 4" w:semiHidden="1" w:uiPriority="39" w:unhideWhenUsed="1"/>
+    <w:lsdException w:name="toc 5" w:semiHidden="1" w:uiPriority="39" w:unhideWhenUsed="1"/>
+    <w:lsdException w:name="toc 6" w:semiHidden="1" w:uiPriority="39" w:unhideWhenUsed="1"/>
+    <w:lsdException w:name="toc 7" w:semiHidden="1" w:uiPriority="39" w:unhideWhenUsed="1"/>
+    <w:lsdException w:name="toc 8" w:semiHidden="1" w:uiPriority="39" w:unhideWhenUsed="1"/>
+    <w:lsdException w:name="toc 9" w:semiHidden="1" w:uiPriority="39" w:unhideWhenUsed="1"/>
+    <w:lsdException w:name="Normal Indent" w:semiHidden="1" w:unhideWhenUsed="1"/>
+    <w:lsdException w:name="footnote text" w:semiHidden="1" w:unhideWhenUsed="1"/>
+    <w:lsdException w:name="annotation text" w:semiHidden="1" w:unhideWhenUsed="1"/>
+    <w:lsdException w:name="header" w:semiHidden="1" w:unhideWhenUsed="1"/>
+    <w:lsdException w:name="footer" w:semiHidden="1" w:unhideWhenUsed="1"/>
+    <w:lsdException w:name="index heading" w:semiHidden="1" w:unhideWhenUsed="1"/>
+    <w:lsdException w:name="caption" w:semiHidden="1" w:uiPriority="35" w:unhideWhenUsed="1" w:qFormat="1"/>
+    <w:lsdException w:name="table of figures" w:semiHidden="1" w:unhideWhenUsed="1"/>
+    <w:lsdException w:name="envelope address" w:semiHidden="1" w:unhideWhenUsed="1"/>
+    <w:lsdException w:name="envelope return" w:semiHidden="1" w:unhideWhenUsed="1"/>
+    <w:lsdException w:name="footnote reference" w:semiHidden="1" w:unhideWhenUsed="1"/>
+    <w:lsdException w:name="annotation reference" w:semiHidden="1" w:unhideWhenUsed="1"/>
+    <w:lsdException w:name="line number" w:semiHidden="1" w:unhideWhenUsed="1"/>
+    <w:lsdException w:name="page number" w:semiHidden="1" w:unhideWhenUsed="1"/>
+    <w:lsdException w:name="endnote reference" w:semiHidden="1" w:unhideWhenUsed="1"/>
+    <w:lsdException w:name="endnote text" w:semiHidden="1" w:unhideWhenUsed="1"/>
+    <w:lsdException w:name="table of authorities" w:semiHidden="1" w:unhideWhenUsed="1"/>
+    <w:lsdException w:name="macro" w:semiHidden="1" w:unhideWhenUsed="1"/>
+    <w:lsdException w:name="toa heading" w:semiHidden="1" w:unhideWhenUsed="1"/>
+    <w:lsdException w:name="List" w:semiHidden="1" w:unhideWhenUsed="1"/>
+    <w:lsdException w:name="List Bullet" w:semiHidden="1" w:unhideWhenUsed="1"/>
+    <w:lsdException w:name="List Number" w:semiHidden="1" w:unhideWhenUsed="1"/>
+    <w:lsdException w:name="List 2" w:semiHidden="1" w:unhideWhenUsed="1"/>
+    <w:lsdException w:name="List 3" w:semiHidden="1" w:unhideWhenUsed="1"/>
+    <w:lsdException w:name="List 4" w:semiHidden="1" w:unhideWhenUsed="1"/>
+    <w:lsdException w:name="List 5" w:semiHidden="1" w:unhideWhenUsed="1"/>
+    <w:lsdException w:name="List Bullet 2" w:semiHidden="1" w:unhideWhenUsed="1"/>
+    <w:lsdException w:name="List Bullet 3" w:semiHidden="1" w:unhideWhenUsed="1"/>
+    <w:lsdException w:name="List Bullet 4" w:semiHidden="1" w:unhideWhenUsed="1"/>
+    <w:lsdException w:name="List Bullet 5" w:semiHidden="1" w:unhideWhenUsed="1"/>
+    <w:lsdException w:name="List Number 2" w:semiHidden="1" w:unhideWhenUsed="1"/>
+    <w:lsdException w:name="List Number 3" w:semiHidden="1" w:unhideWhenUsed="1"/>
+    <w:lsdException w:name="List Number 4" w:semiHidden="1" w:unhideWhenUsed="1"/>
+    <w:lsdException w:name="List Number 5" w:semiHidden="1" w:unhideWhenUsed="1"/>
+    <w:lsdException w:name="Title" w:uiPriority="10" w:qFormat="1"/>
+    <w:lsdException w:name="Closing" w:semiHidden="1" w:unhideWhenUsed="1"/>
+    <w:lsdException w:name="Signature" w:semiHidden="1" w:unhideWhenUsed="1"/>
+    <w:lsdException w:name="Default Paragraph Font" w:semiHidden="1" w:uiPriority="1" w:unhideWhenUsed="1"/>
+    <w:lsdException w:name="Body Text" w:semiHidden="1" w:unhideWhenUsed="1"/>
+    <w:lsdException w:name="Body Text Indent" w:semiHidden="1" w:unhideWhenUsed="1"/>
+    <w:lsdException w:name="List Continue" w:semiHidden="1" w:unhideWhenUsed="1"/>
+    <w:lsdException w:name="List Continue 2" w:semiHidden="1" w:unhideWhenUsed="1"/>
+    <w:lsdException w:name="List Continue 3" w:semiHidden="1" w:unhideWhenUsed="1"/>
+    <w:lsdException w:name="List Continue 4" w:semiHidden="1" w:unhideWhenUsed="1"/>
+    <w:lsdException w:name="List Continue 5" w:semiHidden="1" w:unhideWhenUsed="1"/>
+    <w:lsdException w:name="Message Header" w:semiHidden="1" w:unhideWhenUsed="1"/>
+    <w:lsdException w:name="Subtitle" w:uiPriority="11" w:qFormat="1"/>
+    <w:lsdException w:name="Salutation" w:semiHidden="1" w:unhideWhenUsed="1"/>
+    <w:lsdException w:name="Date" w:semiHidden="1" w:unhideWhenUsed="1"/>
+    <w:lsdException w:name="Body Text First Indent" w:semiHidden="1" w:unhideWhenUsed="1"/>
+    <w:lsdException w:name="Body Text First Indent 2" w:semiHidden="1" w:unhideWhenUsed="1"/>
+    <w:lsdException w:name="Note Heading" w:semiHidden="1" w:unhideWhenUsed="1"/>
+    <w:lsdException w:name="Body Text 2" w:semiHidden="1" w:unhideWhenUsed="1"/>
+    <w:lsdException w:name="Body Text 3" w:semiHidden="1" w:unhideWhenUsed="1"/>
+    <w:lsdException w:name="Body Text Indent 2" w:semiHidden="1" w:unhideWhenUsed="1"/>
+    <w:lsdException w:name="Body Text Indent 3" w:semiHidden="1" w:unhideWhenUsed="1"/>
+    <w:lsdException w:name="Block Text" w:semiHidden="1" w:unhideWhenUsed="1"/>
+    <w:lsdException w:name="Hyperlink" w:semiHidden="1" w:unhideWhenUsed="1"/>
+    <w:lsdException w:name="FollowedHyperlink" w:semiHidden="1" w:unhideWhenUsed="1"/>
+    <w:lsdException w:name="Strong" w:uiPriority="22" w:qFormat="1"/>
+    <w:lsdException w:name="Emphasis" w:uiPriority="20" w:qFormat="1"/>
+    <w:lsdException w:name="Document Map" w:semiHidden="1" w:unhideWhenUsed="1"/>
+    <w:lsdException w:name="Plain Text" w:semiHidden="1" w:unhideWhenUsed="1"/>
+    <w:lsdException w:name="E-mail Signature" w:semiHidden="1" w:unhideWhenUsed="1"/>
+    <w:lsdException w:name="HTML Top of Form" w:semiHidden="1" w:unhideWhenUsed="1"/>
+    <w:lsdException w:name="HTML Bottom of Form" w:semiHidden="1" w:unhideWhenUsed="1"/>
+    <w:lsdException w:name="Normal (Web)" w:semiHidden="1" w:unhideWhenUsed="1"/>
+    <w:lsdException w:name="HTML Acronym" w:semiHidden="1" w:unhideWhenUsed="1"/>
+    <w:lsdException w:name="HTML Address" w:semiHidden="1" w:unhideWhenUsed="1"/>
+    <w:lsdException w:name="HTML Cite" w:semiHidden="1" w:unhideWhenUsed="1"/>
+    <w:lsdException w:name="HTML Code" w:semiHidden="1" w:unhideWhenUsed="1"/>
+    <w:lsdException w:name="HTML Definition" w:semiHidden="1" w:unhideWhenUsed="1"/>
+    <w:lsdException w:name="HTML Keyboard" w:semiHidden="1" w:unhideWhenUsed="1"/>
+    <w:lsdException w:name="HTML Preformatted" w:semiHidden="1" w:unhideWhenUsed="1"/>
+    <w:lsdException w:name="HTML Sample" w:semiHidden="1" w:unhideWhenUsed="1"/>
+    <w:lsdException w:name="HTML Typewriter" w:semiHidden="1" w:unhideWhenUsed="1"/>
+    <w:lsdException w:name="HTML Variable" w:semiHidden="1" w:unhideWhenUsed="1"/>
+    <w:lsdException w:name="Normal Table" w:semiHidden="1" w:unhideWhenUsed="1"/>
+    <w:lsdException w:name="annotation subject" w:semiHidden="1" w:unhideWhenUsed="1"/>
+    <w:lsdException w:name="No List" w:semiHidden="1" w:unhideWhenUsed="1"/>
+    <w:lsdException w:name="Outline List 1" w:semiHidden="1" w:unhideWhenUsed="1"/>
+    <w:lsdException w:name="Outline List 2" w:semiHidden="1" w:unhideWhenUsed="1"/>
+    <w:lsdException w:name="Outline List 3" w:semiHidden="1" w:unhideWhenUsed="1"/>
+    <w:lsdException w:name="Table Simple 1" w:semiHidden="1" w:unhideWhenUsed="1"/>
+    <w:lsdException w:name="Table Simple 2" w:semiHidden="1" w:unhideWhenUsed="1"/>
+    <w:lsdException w:name="Table Simple 3" w:semiHidden="1" w:unhideWhenUsed="1"/>
+    <w:lsdException w:name="Table Classic 1" w:semiHidden="1" w:unhideWhenUsed="1"/>
+    <w:lsdException w:name="Table Classic 2" w:semiHidden="1" w:unhideWhenUsed="1"/>
+    <w:lsdException w:name="Table Classic 3" w:semiHidden="1" w:unhideWhenUsed="1"/>
+    <w:lsdException w:name="Table Classic 4" w:semiHidden="1" w:unhideWhenUsed="1"/>
+    <w:lsdException w:name="Table Colorful 1" w:semiHidden="1" w:unhideWhenUsed="1"/>
+    <w:lsdException w:name="Table Colorful 2" w:semiHidden="1" w:unhideWhenUsed="1"/>
+    <w:lsdException w:name="Table Colorful 3" w:semiHidden="1" w:unhideWhenUsed="1"/>
+    <w:lsdException w:name="Table Columns 1" w:semiHidden="1" w:unhideWhenUsed="1"/>
+    <w:lsdException w:name="Table Columns 2" w:semiHidden="1" w:unhideWhenUsed="1"/>
+    <w:lsdException w:name="Table Columns 3" w:semiHidden="1" w:unhideWhenUsed="1"/>
+    <w:lsdException w:name="Table Columns 4" w:semiHidden="1" w:unhideWhenUsed="1"/>
+    <w:lsdException w:name="Table Columns 5" w:semiHidden="1" w:unhideWhenUsed="1"/>
+    <w:lsdException w:name="Table Grid 1" w:semiHidden="1" w:unhideWhenUsed="1"/>
+    <w:lsdException w:name="Table Grid 2" w:semiHidden="1" w:unhideWhenUsed="1"/>
+    <w:lsdException w:name="Table Grid 3" w:semiHidden="1" w:unhideWhenUsed="1"/>
+    <w:lsdException w:name="Table Grid 4" w:semiHidden="1" w:unhideWhenUsed="1"/>
+    <w:lsdException w:name="Table Grid 5" w:semiHidden="1" w:unhideWhenUsed="1"/>
+    <w:lsdException w:name="Table Grid 6" w:semiHidden="1" w:unhideWhenUsed="1"/>
+    <w:lsdException w:name="Table Grid 7" w:semiHidden="1" w:unhideWhenUsed="1"/>
+    <w:lsdException w:name="Table Grid 8" w:semiHidden="1" w:unhideWhenUsed="1"/>
+    <w:lsdException w:name="Table List 1" w:semiHidden="1" w:unhideWhenUsed="1"/>
+    <w:lsdException w:name="Table List 2" w:semiHidden="1" w:unhideWhenUsed="1"/>
+    <w:lsdException w:name="Table List 3" w:semiHidden="1" w:unhideWhenUsed="1"/>
+    <w:lsdException w:name="Table List 4" w:semiHidden="1" w:unhideWhenUsed="1"/>
+    <w:lsdException w:name="Table List 5" w:semiHidden="1" w:unhideWhenUsed="1"/>
+    <w:lsdException w:name="Table List 6" w:semiHidden="1" w:unhideWhenUsed="1"/>
+    <w:lsdException w:name="Table List 7" w:semiHidden="1" w:unhideWhenUsed="1"/>
+    <w:lsdException w:name="Table List 8" w:semiHidden="1" w:unhideWhenUsed="1"/>
+    <w:lsdException w:name="Table 3D effects 1" w:semiHidden="1" w:unhideWhenUsed="1"/>
+    <w:lsdException w:name="Table 3D effects 2" w:semiHidden="1" w:unhideWhenUsed="1"/>
+    <w:lsdException w:name="Table 3D effects 3" w:semiHidden="1" w:unhideWhenUsed="1"/>
+    <w:lsdException w:name="Table Contemporary" w:semiHidden="1" w:unhideWhenUsed="1"/>
+    <w:lsdException w:name="Table Elegant" w:semiHidden="1" w:unhideWhenUsed="1"/>
+    <w:lsdException w:name="Table Professional" w:semiHidden="1" w:unhideWhenUsed="1"/>
+    <w:lsdException w:name="Table Subtle 1" w:semiHidden="1" w:unhideWhenUsed="1"/>
+    <w:lsdException w:name="Table Subtle 2" w:semiHidden="1" w:unhideWhenUsed="1"/>
+    <w:lsdException w:name="Table Web 1" w:semiHidden="1" w:unhideWhenUsed="1"/>
+    <w:lsdException w:name="Table Web 2" w:semiHidden="1" w:unhideWhenUsed="1"/>
+    <w:lsdException w:name="Table Web 3" w:semiHidden="1" w:unhideWhenUsed="1"/>
+    <w:lsdException w:name="Balloon Text" w:semiHidden="1" w:unhideWhenUsed="1"/>
+    <w:lsdException w:name="Table Grid" w:uiPriority="39"/>
+    <w:lsdException w:name="Table Theme" w:semiHidden="1" w:unhideWhenUsed="1"/>
+    <w:lsdException w:name="Placeholder Text" w:semiHidden="1"/>
+    <w:lsdException w:name="No Spacing" w:uiPriority="1" w:qFormat="1"/>
+    <w:lsdException w:name="Light Shading" w:uiPriority="60"/>
+    <w:lsdException w:name="Light List" w:uiPriority="61"/>
+    <w:lsdException w:name="Light Grid" w:uiPriority="62"/>
+    <w:lsdException w:name="Medium Shading 1" w:uiPriority="63"/>
+    <w:lsdException w:name="Medium Shading 2" w:uiPriority="64"/>
+    <w:lsdException w:name="Medium List 1" w:uiPriority="65"/>
+    <w:lsdException w:name="Medium List 2" w:uiPriority="66"/>
+    <w:lsdException w:name="Medium Grid 1" w:uiPriority="67"/>
+    <w:lsdException w:name="Medium Grid 2" w:uiPriority="68"/>
+    <w:lsdException w:name="Medium Grid 3" w:uiPriority="69"/>
+    <w:lsdException w:name="Dark List" w:uiPriority="70"/>
+    <w:lsdException w:name="Colorful Shading" w:uiPriority="71"/>
+    <w:lsdException w:name="Colorful List" w:uiPriority="72"/>
+    <w:lsdException w:name="Colorful Grid" w:uiPriority="73"/>
+    <w:lsdException w:name="Light Shading Accent 1" w:uiPriority="60"/>
+    <w:lsdException w:name="Light List Accent 1" w:uiPriority="61"/>
+    <w:lsdException w:name="Light Grid Accent 1" w:uiPriority="62"/>
+    <w:lsdException w:name="Medium Shading 1 Accent 1" w:uiPriority="63"/>
+    <w:lsdException w:name="Medium Shading 2 Accent 1" w:uiPriority="64"/>
+    <w:lsdException w:name="Medium List 1 Accent 1" w:uiPriority="65"/>
+    <w:lsdException w:name="Revision" w:semiHidden="1"/>
+    <w:lsdException w:name="List Paragraph" w:uiPriority="34" w:qFormat="1"/>
+    <w:lsdException w:name="Quote" w:uiPriority="29" w:qFormat="1"/>
+    <w:lsdException w:name="Intense Quote" w:uiPriority="30" w:qFormat="1"/>
+    <w:lsdException w:name="Medium List 2 Accent 1" w:uiPriority="66"/>
+    <w:lsdException w:name="Medium Grid 1 Accent 1" w:uiPriority="67"/>
+    <w:lsdException w:name="Medium Grid 2 Accent 1" w:uiPriority="68"/>
+    <w:lsdException w:name="Medium Grid 3 Accent 1" w:uiPriority="69"/>
+    <w:lsdException w:name="Dark List Accent 1" w:uiPriority="70"/>
+    <w:lsdException w:name="Colorful Shading Accent 1" w:uiPriority="71"/>
+    <w:lsdException w:name="Colorful List Accent 1" w:uiPriority="72"/>
+    <w:lsdException w:name="Colorful Grid Accent 1" w:uiPriority="73"/>
+    <w:lsdException w:name="Light Shading Accent 2" w:uiPriority="60"/>
+    <w:lsdException w:name="Light List Accent 2" w:uiPriority="61"/>
+    <w:lsdException w:name="Light Grid Accent 2" w:uiPriority="62"/>
+    <w:lsdException w:name="Medium Shading 1 Accent 2" w:uiPriority="63"/>
+    <w:lsdException w:name="Medium Shading 2 Accent 2" w:uiPriority="64"/>
+    <w:lsdException w:name="Medium List 1 Accent 2" w:uiPriority="65"/>
+    <w:lsdException w:name="Medium List 2 Accent 2" w:uiPriority="66"/>
+    <w:lsdException w:name="Medium Grid 1 Accent 2" w:uiPriority="67"/>
+    <w:lsdException w:name="Medium Grid 2 Accent 2" w:uiPriority="68"/>
+    <w:lsdException w:name="Medium Grid 3 Accent 2" w:uiPriority="69"/>
+    <w:lsdException w:name="Dark List Accent 2" w:uiPriority="70"/>
+    <w:lsdException w:name="Colorful Shading Accent 2" w:uiPriority="71"/>
+    <w:lsdException w:name="Colorful List Accent 2" w:uiPriority="72"/>
+    <w:lsdException w:name="Colorful Grid Accent 2" w:uiPriority="73"/>
+    <w:lsdException w:name="Light Shading Accent 3" w:uiPriority="60"/>
+    <w:lsdException w:name="Light List Accent 3" w:uiPriority="61"/>
+    <w:lsdException w:name="Light Grid Accent 3" w:uiPriority="62"/>
+    <w:lsdException w:name="Medium Shading 1 Accent 3" w:uiPriority="63"/>
+    <w:lsdException w:name="Medium Shading 2 Accent 3" w:uiPriority="64"/>
+    <w:lsdException w:name="Medium List 1 Accent 3" w:uiPriority="65"/>
+    <w:lsdException w:name="Medium List 2 Accent 3" w:uiPriority="66"/>
+    <w:lsdException w:name="Medium Grid 1 Accent 3" w:uiPriority="67"/>
+    <w:lsdException w:name="Medium Grid 2 Accent 3" w:uiPriority="68"/>
+    <w:lsdException w:name="Medium Grid 3 Accent 3" w:uiPriority="69"/>
+    <w:lsdException w:name="Dark List Accent 3" w:uiPriority="70"/>
+    <w:lsdException w:name="Colorful Shading Accent 3" w:uiPriority="71"/>
+    <w:lsdException w:name="Colorful List Accent 3" w:uiPriority="72"/>
+    <w:lsdException w:name="Colorful Grid Accent 3" w:uiPriority="73"/>
+    <w:lsdException w:name="Light Shading Accent 4" w:uiPriority="60"/>
+    <w:lsdException w:name="Light List Accent 4" w:uiPriority="61"/>
+    <w:lsdException w:name="Light Grid Accent 4" w:uiPriority="62"/>
+    <w:lsdException w:name="Medium Shading 1 Accent 4" w:uiPriority="63"/>
+    <w:lsdException w:name="Medium Shading 2 Accent 4" w:uiPriority="64"/>
+    <w:lsdException w:name="Medium List 1 Accent 4" w:uiPriority="65"/>
+    <w:lsdException w:name="Medium List 2 Accent 4" w:uiPriority="66"/>
+    <w:lsdException w:name="Medium Grid 1 Accent 4" w:uiPriority="67"/>
+    <w:lsdException w:name="Medium Grid 2 Accent 4" w:uiPriority="68"/>
+    <w:lsdException w:name="Medium Grid 3 Accent 4" w:uiPriority="69"/>
+    <w:lsdException w:name="Dark List Accent 4" w:uiPriority="70"/>
+    <w:lsdException w:name="Colorful Shading Accent 4" w:uiPriority="71"/>
+    <w:lsdException w:name="Colorful List Accent 4" w:uiPriority="72"/>
+    <w:lsdException w:name="Colorful Grid Accent 4" w:uiPriority="73"/>
+    <w:lsdException w:name="Light Shading Accent 5" w:uiPriority="60"/>
+    <w:lsdException w:name="Light List Accent 5" w:uiPriority="61"/>
+    <w:lsdException w:name="Light Grid Accent 5" w:uiPriority="62"/>
+    <w:lsdException w:name="Medium Shading 1 Accent 5" w:uiPriority="63"/>
+    <w:lsdException w:name="Medium Shading 2 Accent 5" w:uiPriority="64"/>
+    <w:lsdException w:name="Medium List 1 Accent 5" w:uiPriority="65"/>
+    <w:lsdException w:name="Medium List 2 Accent 5" w:uiPriority="66"/>
+    <w:lsdException w:name="Medium Grid 1 Accent 5" w:uiPriority="67"/>
+    <w:lsdException w:name="Medium Grid 2 Accent 5" w:uiPriority="68"/>
+    <w:lsdException w:name="Medium Grid 3 Accent 5" w:uiPriority="69"/>
+    <w:lsdException w:name="Dark List Accent 5" w:uiPriority="70"/>
+    <w:lsdException w:name="Colorful Shading Accent 5" w:uiPriority="71"/>
+    <w:lsdException w:name="Colorful List Accent 5" w:uiPriority="72"/>
+    <w:lsdException w:name="Colorful Grid Accent 5" w:uiPriority="73"/>
+    <w:lsdException w:name="Light Shading Accent 6" w:uiPriority="60"/>
+    <w:lsdException w:name="Light List Accent 6" w:uiPriority="61"/>
+    <w:lsdException w:name="Light Grid Accent 6" w:uiPriority="62"/>
+    <w:lsdException w:name="Medium Shading 1 Accent 6" w:uiPriority="63"/>
+    <w:lsdException w:name="Medium Shading 2 Accent 6" w:uiPriority="64"/>
+    <w:lsdException w:name="Medium List 1 Accent 6" w:uiPriority="65"/>
+    <w:lsdException w:name="Medium List 2 Accent 6" w:uiPriority="66"/>
+    <w:lsdException w:name="Medium Grid 1 Accent 6" w:uiPriority="67"/>
+    <w:lsdException w:name="Medium Grid 2 Accent 6" w:uiPriority="68"/>
+    <w:lsdException w:name="Medium Grid 3 Accent 6" w:uiPriority="69"/>
+    <w:lsdException w:name="Dark List Accent 6" w:uiPriority="70"/>
+    <w:lsdException w:name="Colorful Shading Accent 6" w:uiPriority="71"/>
+    <w:lsdException w:name="Colorful List Accent 6" w:uiPriority="72"/>
+    <w:lsdException w:name="Colorful Grid Accent 6" w:uiPriority="73"/>
+    <w:lsdException w:name="Subtle Emphasis" w:uiPriority="19" w:qFormat="1"/>
+    <w:lsdException w:name="Intense Emphasis" w:uiPriority="21" w:qFormat="1"/>
+    <w:lsdException w:name="Subtle Reference" w:uiPriority="31" w:qFormat="1"/>
+    <w:lsdException w:name="Intense Reference" w:uiPriority="32" w:qFormat="1"/>
+    <w:lsdException w:name="Book Title" w:uiPriority="33" w:qFormat="1"/>
+    <w:lsdException w:name="Bibliography" w:semiHidden="1" w:uiPriority="37" w:unhideWhenUsed="1"/>
+    <w:lsdException w:name="TOC Heading" w:semiHidden="1" w:uiPriority="39" w:unhideWhenUsed="1" w:qFormat="1"/>
+    <w:lsdException w:name="Plain Table 1" w:uiPriority="41"/>
+    <w:lsdException w:name="Plain Table 2" w:uiPriority="42"/>
+    <w:lsdException w:name="Plain Table 3" w:uiPriority="43"/>
+    <w:lsdException w:name="Plain Table 4" w:uiPriority="44"/>
+    <w:lsdException w:name="Plain Table 5" w:uiPriority="45"/>
+    <w:lsdException w:name="Grid Table Light" w:uiPriority="40"/>
+    <w:lsdException w:name="Grid Table 1 Light" w:uiPriority="46"/>
+    <w:lsdException w:name="Grid Table 2" w:uiPriority="47"/>
+    <w:lsdException w:name="Grid Table 3" w:uiPriority="48"/>
+    <w:lsdException w:name="Grid Table 4" w:uiPriority="49"/>
+    <w:lsdException w:name="Grid Table 5 Dark" w:uiPriority="50"/>
+    <w:lsdException w:name="Grid Table 6 Colorful" w:uiPriority="51"/>
+    <w:lsdException w:name="Grid Table 7 Colorful" w:uiPriority="52"/>
+    <w:lsdException w:name="Grid Table 1 Light Accent 1" w:uiPriority="46"/>
+    <w:lsdException w:name="Grid Table 2 Accent 1" w:uiPriority="47"/>
+    <w:lsdException w:name="Grid Table 3 Accent 1" w:uiPriority="48"/>
+    <w:lsdException w:name="Grid Table 4 Accent 1" w:uiPriority="49"/>
+    <w:lsdException w:name="Grid Table 5 Dark Accent 1" w:uiPriority="50"/>
+    <w:lsdException w:name="Grid Table 6 Colorful Accent 1" w:uiPriority="51"/>
+    <w:lsdException w:name="Grid Table 7 Colorful Accent 1" w:uiPriority="52"/>
+    <w:lsdException w:name="Grid Table 1 Light Accent 2" w:uiPriority="46"/>
+    <w:lsdException w:name="Grid Table 2 Accent 2" w:uiPriority="47"/>
+    <w:lsdException w:name="Grid Table 3 Accent 2" w:uiPriority="48"/>
+    <w:lsdException w:name="Grid Table 4 Accent 2" w:uiPriority="49"/>
+    <w:lsdException w:name="Grid Table 5 Dark Accent 2" w:uiPriority="50"/>
+    <w:lsdException w:name="Grid Table 6 Colorful Accent 2" w:uiPriority="51"/>
+    <w:lsdException w:name="Grid Table 7 Colorful Accent 2" w:uiPriority="52"/>
+    <w:lsdException w:name="Grid Table 1 Light Accent 3" w:uiPriority="46"/>
+    <w:lsdException w:name="Grid Table 2 Accent 3" w:uiPriority="47"/>
+    <w:lsdException w:name="Grid Table 3 Accent 3" w:uiPriority="48"/>
+    <w:lsdException w:name="Grid Table 4 Accent 3" w:uiPriority="49"/>
+    <w:lsdException w:name="Grid Table 5 Dark Accent 3" w:uiPriority="50"/>
+    <w:lsdException w:name="Grid Table 6 Colorful Accent 3" w:uiPriority="51"/>
+    <w:lsdException w:name="Grid Table 7 Colorful Accent 3" w:uiPriority="52"/>
+    <w:lsdException w:name="Grid Table 1 Light Accent 4" w:uiPriority="46"/>
+    <w:lsdException w:name="Grid Table 2 Accent 4" w:uiPriority="47"/>
+    <w:lsdException w:name="Grid Table 3 Accent 4" w:uiPriority="48"/>
+    <w:lsdException w:name="Grid Table 4 Accent 4" w:uiPriority="49"/>
+    <w:lsdException w:name="Grid Table 5 Dark Accent 4" w:uiPriority="50"/>
+    <w:lsdException w:name="Grid Table 6 Colorful Accent 4" w:uiPriority="51"/>
+    <w:lsdException w:name="Grid Table 7 Colorful Accent 4" w:uiPriority="52"/>
+    <w:lsdException w:name="Grid Table 1 Light Accent 5" w:uiPriority="46"/>
+    <w:lsdException w:name="Grid Table 2 Accent 5" w:uiPriority="47"/>
+    <w:lsdException w:name="Grid Table 3 Accent 5" w:uiPriority="48"/>
+    <w:lsdException w:name="Grid Table 4 Accent 5" w:uiPriority="49"/>
+    <w:lsdException w:name="Grid Table 5 Dark Accent 5" w:uiPriority="50"/>
+    <w:lsdException w:name="Grid Table 6 Colorful Accent 5" w:uiPriority="51"/>
+    <w:lsdException w:name="Grid Table 7 Colorful Accent 5" w:uiPriority="52"/>
+    <w:lsdException w:name="Grid Table 1 Light Accent 6" w:uiPriority="46"/>
+    <w:lsdException w:name="Grid Table 2 Accent 6" w:uiPriority="47"/>
+    <w:lsdException w:name="Grid Table 3 Accent 6" w:uiPriority="48"/>
+    <w:lsdException w:name="Grid Table 4 Accent 6" w:uiPriority="49"/>
+    <w:lsdException w:name="Grid Table 5 Dark Accent 6" w:uiPriority="50"/>
+    <w:lsdException w:name="Grid Table 6 Colorful Accent 6" w:uiPriority="51"/>
+    <w:lsdException w:name="Grid Table 7 Colorful Accent 6" w:uiPriority="52"/>
+    <w:lsdException w:name="List Table 1 Light" w:uiPriority="46"/>
+    <w:lsdException w:name="List Table 2" w:uiPriority="47"/>
+    <w:lsdException w:name="List Table 3" w:uiPriority="48"/>
+    <w:lsdException w:name="List Table 4" w:uiPriority="49"/>
+    <w:lsdException w:name="List Table 5 Dark" w:uiPriority="50"/>
+    <w:lsdException w:name="List Table 6 Colorful" w:uiPriority="51"/>
+    <w:lsdException w:name="List Table 7 Colorful" w:uiPriority="52"/>
+    <w:lsdException w:name="List Table 1 Light Accent 1" w:uiPriority="46"/>
+    <w:lsdException w:name="List Table 2 Accent 1" w:uiPriority="47"/>
+    <w:lsdException w:name="List Table 3 Accent 1" w:uiPriority="48"/>
+    <w:lsdException w:name="List Table 4 Accent 1" w:uiPriority="49"/>
+    <w:lsdException w:name="List Table 5 Dark Accent 1" w:uiPriority="50"/>
+    <w:lsdException w:name="List Table 6 Colorful Accent 1" w:uiPriority="51"/>
+    <w:lsdException w:name="List Table 7 Colorful Accent 1" w:uiPriority="52"/>
+    <w:lsdException w:name="List Table 1 Light Accent 2" w:uiPriority="46"/>
+    <w:lsdException w:name="List Table 2 Accent 2" w:uiPriority="47"/>
+    <w:lsdException w:name="List Table 3 Accent 2" w:uiPriority="48"/>
+    <w:lsdException w:name="List Table 4 Accent 2" w:uiPriority="49"/>
+    <w:lsdException w:name="List Table 5 Dark Accent 2" w:uiPriority="50"/>
+    <w:lsdException w:name="List Table 6 Colorful Accent 2" w:uiPriority="51"/>
+    <w:lsdException w:name="List Table 7 Colorful Accent 2" w:uiPriority="52"/>
+    <w:lsdException w:name="List Table 1 Light Accent 3" w:uiPriority="46"/>
+    <w:lsdException w:name="List Table 2 Accent 3" w:uiPriority="47"/>
+    <w:lsdException w:name="List Table 3 Accent 3" w:uiPriority="48"/>
+    <w:lsdException w:name="List Table 4 Accent 3" w:uiPriority="49"/>
+    <w:lsdException w:name="List Table 5 Dark Accent 3" w:uiPriority="50"/>
+    <w:lsdException w:name="List Table 6 Colorful Accent 3" w:uiPriority="51"/>
+    <w:lsdException w:name="List Table 7 Colorful Accent 3" w:uiPriority="52"/>
+    <w:lsdException w:name="List Table 1 Light Accent 4" w:uiPriority="46"/>
+    <w:lsdException w:name="List Table 2 Accent 4" w:uiPriority="47"/>
+    <w:lsdException w:name="List Table 3 Accent 4" w:uiPriority="48"/>
+    <w:lsdException w:name="List Table 4 Accent 4" w:uiPriority="49"/>
+    <w:lsdException w:name="List Table 5 Dark Accent 4" w:uiPriority="50"/>
+    <w:lsdException w:name="List Table 6 Colorful Accent 4" w:uiPriority="51"/>
+    <w:lsdException w:name="List Table 7 Colorful Accent 4" w:uiPriority="52"/>
+    <w:lsdException w:name="List Table 1 Light Accent 5" w:uiPriority="46"/>
+    <w:lsdException w:name="List Table 2 Accent 5" w:uiPriority="47"/>
+    <w:lsdException w:name="List Table 3 Accent 5" w:uiPriority="48"/>
+    <w:lsdException w:name="List Table 4 Accent 5" w:uiPriority="49"/>
+    <w:lsdException w:name="List Table 5 Dark Accent 5" w:uiPriority="50"/>
+    <w:lsdException w:name="List Table 6 Colorful Accent 5" w:uiPriority="51"/>
+    <w:lsdException w:name="List Table 7 Colorful Accent 5" w:uiPriority="52"/>
+    <w:lsdException w:name="List Table 1 Light Accent 6" w:uiPriority="46"/>
+    <w:lsdException w:name="List Table 2 Accent 6" w:uiPriority="47"/>
+    <w:lsdException w:name="List Table 3 Accent 6" w:uiPriority="48"/>
+    <w:lsdException w:name="List Table 4 Accent 6" w:uiPriority="49"/>
+    <w:lsdException w:name="List Table 5 Dark Accent 6" w:uiPriority="50"/>
+    <w:lsdException w:name="List Table 6 Colorful Accent 6" w:uiPriority="51"/>
+    <w:lsdException w:name="List Table 7 Colorful Accent 6" w:uiPriority="52"/>
+    <w:lsdException w:name="Mention" w:semiHidden="1" w:unhideWhenUsed="1"/>
+    <w:lsdException w:name="Smart Hyperlink" w:semiHidden="1" w:unhideWhenUsed="1"/>
+    <w:lsdException w:name="Hashtag" w:semiHidden="1" w:unhideWhenUsed="1"/>
+    <w:lsdException w:name="Unresolved Mention" w:semiHidden="1" w:unhideWhenUsed="1"/>
+    <w:lsdException w:name="Smart Link" w:semiHidden="1" w:unhideWhenUsed="1"/>
+  </w:latentStyles>
+  <w:style w:type="paragraph" w:default="1" w:styleId="a">
     <w:name w:val="Normal"/>
     <w:qFormat/>
     <w:pPr>
-      <w:autoSpaceDE w:val="off"/>
-      <w:autoSpaceDN w:val="off"/>
-      <w:widowControl w:val="off"/>
-      <w:wordWrap w:val="off"/>
+      <w:widowControl w:val="0"/>
+      <w:wordWrap w:val="0"/>
+      <w:autoSpaceDE w:val="0"/>
+      <w:autoSpaceDN w:val="0"/>
     </w:pPr>
   </w:style>
-  <w:style w:type="character" w:default="1" w:styleId="a2">
+  <w:style w:type="character" w:default="1" w:styleId="a0">
     <w:name w:val="Default Paragraph Font"/>
+    <w:uiPriority w:val="1"/>
     <w:semiHidden/>
     <w:unhideWhenUsed/>
   </w:style>
-  <w:style w:type="table" w:default="1" w:styleId="a3">
+  <w:style w:type="table" w:default="1" w:styleId="a1">
     <w:name w:val="Normal Table"/>
+    <w:uiPriority w:val="99"/>
     <w:semiHidden/>
     <w:unhideWhenUsed/>
     <w:tblPr>
@@ -3821,56 +4506,23 @@
       </w:tblCellMar>
     </w:tblPr>
   </w:style>
-  <w:style w:type="numbering" w:default="1" w:styleId="a4">
+  <w:style w:type="numbering" w:default="1" w:styleId="a2">
     <w:name w:val="No List"/>
+    <w:uiPriority w:val="99"/>
     <w:semiHidden/>
     <w:unhideWhenUsed/>
   </w:style>
-  <w:style w:type="numbering" w:styleId="a4">
-    <w:name w:val="No List"/>
-    <w:semiHidden/>
-    <w:unhideWhenUsed/>
-  </w:style>
-  <w:style w:type="table" w:styleId="a3">
-    <w:name w:val="Normal Table"/>
-    <w:semiHidden/>
-    <w:unhideWhenUsed/>
-    <w:tblPr>
-      <w:tblInd w:w="0" w:type="dxa"/>
-      <w:tblCellMar>
-        <w:top w:w="0" w:type="dxa"/>
-        <w:left w:w="108" w:type="dxa"/>
-        <w:bottom w:w="0" w:type="dxa"/>
-        <w:right w:w="108" w:type="dxa"/>
-      </w:tblCellMar>
-    </w:tblPr>
-  </w:style>
-  <w:style w:type="paragraph" w:styleId="af1">
+  <w:style w:type="paragraph" w:styleId="a3">
     <w:name w:val="List Paragraph"/>
-    <w:basedOn w:val="a1"/>
+    <w:basedOn w:val="a"/>
     <w:qFormat/>
     <w:pPr>
       <w:ind w:leftChars="400" w:left="800"/>
     </w:pPr>
   </w:style>
-  <w:style w:type="character" w:styleId="a2">
-    <w:name w:val="Default Paragraph Font"/>
-    <w:semiHidden/>
-    <w:unhideWhenUsed/>
-  </w:style>
-  <w:style w:type="paragraph" w:styleId="a1">
-    <w:name w:val="Normal"/>
-    <w:qFormat/>
-    <w:pPr>
-      <w:autoSpaceDE w:val="off"/>
-      <w:autoSpaceDN w:val="off"/>
-      <w:widowControl w:val="off"/>
-      <w:wordWrap w:val="off"/>
-    </w:pPr>
-  </w:style>
-  <w:style w:type="table" w:styleId="afffb">
+  <w:style w:type="table" w:styleId="a4">
     <w:name w:val="Table Grid"/>
-    <w:basedOn w:val="a3"/>
+    <w:basedOn w:val="a1"/>
     <w:pPr>
       <w:spacing w:after="0" w:line="240" w:lineRule="auto"/>
     </w:pPr>
@@ -3893,10 +4545,10 @@
   <a:themeElements>
     <a:clrScheme name="Office">
       <a:dk1>
-        <a:sysClr lastClr="000000" val="windowText"/>
+        <a:sysClr val="windowText" lastClr="000000"/>
       </a:dk1>
       <a:lt1>
-        <a:sysClr lastClr="FFFFFF" val="window"/>
+        <a:sysClr val="window" lastClr="FFFFFF"/>
       </a:lt1>
       <a:dk2>
         <a:srgbClr val="1C3D62"/>
